--- a/Aeterna Kártyajáték szabályrendszer.docx
+++ b/Aeterna Kártyajáték szabályrendszer.docx
@@ -41,7 +41,7 @@
           <w:pgNumType w:start="1"/>
         </w:sectPr>
       </w:pPr>
-      <w:bookmarkStart w:colFirst="0" w:colLast="0" w:name="_owiokeec0xnj" w:id="0"/>
+      <w:bookmarkStart w:colFirst="0" w:colLast="0" w:name="_9xu8uvwpaimz" w:id="0"/>
       <w:bookmarkEnd w:id="0"/>
       <w:r>
         <w:rPr>
@@ -128,7 +128,7 @@
       <w:pPr>
         <w:numPr>
           <w:ilvl w:val="0"/>
-          <w:numId w:val="58"/>
+          <w:numId w:val="57"/>
         </w:numPr>
         <w:spacing w:after="0" w:afterAutospacing="0" w:before="240" w:lineRule="auto"/>
         <w:ind w:left="720" w:hanging="360"/>
@@ -152,7 +152,7 @@
       <w:pPr>
         <w:numPr>
           <w:ilvl w:val="0"/>
-          <w:numId w:val="58"/>
+          <w:numId w:val="57"/>
         </w:numPr>
         <w:spacing w:after="0" w:afterAutospacing="0" w:before="0" w:beforeAutospacing="0" w:lineRule="auto"/>
         <w:ind w:left="720" w:hanging="360"/>
@@ -176,7 +176,7 @@
       <w:pPr>
         <w:numPr>
           <w:ilvl w:val="0"/>
-          <w:numId w:val="58"/>
+          <w:numId w:val="57"/>
         </w:numPr>
         <w:spacing w:after="0" w:afterAutospacing="0" w:before="0" w:beforeAutospacing="0" w:lineRule="auto"/>
         <w:ind w:left="720" w:hanging="360"/>
@@ -194,7 +194,7 @@
       <w:pPr>
         <w:numPr>
           <w:ilvl w:val="1"/>
-          <w:numId w:val="58"/>
+          <w:numId w:val="57"/>
         </w:numPr>
         <w:spacing w:after="0" w:afterAutospacing="0" w:before="0" w:beforeAutospacing="0" w:lineRule="auto"/>
         <w:ind w:left="1440" w:hanging="360"/>
@@ -210,7 +210,7 @@
       <w:pPr>
         <w:numPr>
           <w:ilvl w:val="1"/>
-          <w:numId w:val="58"/>
+          <w:numId w:val="57"/>
         </w:numPr>
         <w:spacing w:after="0" w:afterAutospacing="0" w:before="0" w:beforeAutospacing="0" w:lineRule="auto"/>
         <w:ind w:left="1440" w:hanging="360"/>
@@ -240,7 +240,7 @@
       <w:pPr>
         <w:numPr>
           <w:ilvl w:val="1"/>
-          <w:numId w:val="58"/>
+          <w:numId w:val="57"/>
         </w:numPr>
         <w:spacing w:after="0" w:afterAutospacing="0" w:before="0" w:beforeAutospacing="0" w:lineRule="auto"/>
         <w:ind w:left="1440" w:hanging="360"/>
@@ -256,7 +256,7 @@
       <w:pPr>
         <w:numPr>
           <w:ilvl w:val="0"/>
-          <w:numId w:val="58"/>
+          <w:numId w:val="57"/>
         </w:numPr>
         <w:spacing w:after="240" w:before="0" w:beforeAutospacing="0" w:lineRule="auto"/>
         <w:ind w:left="720" w:hanging="360"/>
@@ -361,7 +361,7 @@
       <w:pPr>
         <w:numPr>
           <w:ilvl w:val="0"/>
-          <w:numId w:val="59"/>
+          <w:numId w:val="58"/>
         </w:numPr>
         <w:spacing w:after="0" w:afterAutospacing="0" w:before="240" w:lineRule="auto"/>
         <w:ind w:left="720" w:hanging="360"/>
@@ -385,7 +385,7 @@
       <w:pPr>
         <w:numPr>
           <w:ilvl w:val="0"/>
-          <w:numId w:val="59"/>
+          <w:numId w:val="58"/>
         </w:numPr>
         <w:spacing w:after="240" w:before="0" w:beforeAutospacing="0" w:lineRule="auto"/>
         <w:ind w:left="720" w:hanging="360"/>
@@ -426,7 +426,7 @@
       <w:pPr>
         <w:numPr>
           <w:ilvl w:val="0"/>
-          <w:numId w:val="22"/>
+          <w:numId w:val="21"/>
         </w:numPr>
         <w:spacing w:after="0" w:afterAutospacing="0" w:before="240" w:lineRule="auto"/>
         <w:ind w:left="720" w:hanging="360"/>
@@ -450,7 +450,7 @@
       <w:pPr>
         <w:numPr>
           <w:ilvl w:val="0"/>
-          <w:numId w:val="22"/>
+          <w:numId w:val="21"/>
         </w:numPr>
         <w:spacing w:after="0" w:afterAutospacing="0" w:before="0" w:beforeAutospacing="0" w:lineRule="auto"/>
         <w:ind w:left="720" w:hanging="360"/>
@@ -474,7 +474,7 @@
       <w:pPr>
         <w:numPr>
           <w:ilvl w:val="1"/>
-          <w:numId w:val="22"/>
+          <w:numId w:val="21"/>
         </w:numPr>
         <w:spacing w:after="240" w:before="0" w:beforeAutospacing="0" w:lineRule="auto"/>
         <w:ind w:left="1440" w:hanging="360"/>
@@ -559,7 +559,7 @@
       <w:pPr>
         <w:numPr>
           <w:ilvl w:val="0"/>
-          <w:numId w:val="56"/>
+          <w:numId w:val="55"/>
         </w:numPr>
         <w:spacing w:after="0" w:afterAutospacing="0" w:before="240" w:lineRule="auto"/>
         <w:ind w:left="720" w:hanging="360"/>
@@ -597,7 +597,7 @@
       <w:pPr>
         <w:numPr>
           <w:ilvl w:val="0"/>
-          <w:numId w:val="56"/>
+          <w:numId w:val="55"/>
         </w:numPr>
         <w:spacing w:after="0" w:afterAutospacing="0" w:before="0" w:beforeAutospacing="0" w:lineRule="auto"/>
         <w:ind w:left="720" w:hanging="360"/>
@@ -621,7 +621,7 @@
       <w:pPr>
         <w:numPr>
           <w:ilvl w:val="0"/>
-          <w:numId w:val="56"/>
+          <w:numId w:val="55"/>
         </w:numPr>
         <w:spacing w:after="0" w:afterAutospacing="0" w:lineRule="auto"/>
         <w:ind w:left="720" w:hanging="360"/>
@@ -673,7 +673,7 @@
       <w:pPr>
         <w:numPr>
           <w:ilvl w:val="0"/>
-          <w:numId w:val="56"/>
+          <w:numId w:val="55"/>
         </w:numPr>
         <w:spacing w:after="240" w:before="0" w:beforeAutospacing="0" w:lineRule="auto"/>
         <w:ind w:left="720" w:hanging="360"/>
@@ -724,7 +724,7 @@
       <w:pPr>
         <w:numPr>
           <w:ilvl w:val="0"/>
-          <w:numId w:val="61"/>
+          <w:numId w:val="62"/>
         </w:numPr>
         <w:spacing w:after="0" w:afterAutospacing="0" w:before="240" w:lineRule="auto"/>
         <w:ind w:left="720" w:hanging="360"/>
@@ -748,7 +748,7 @@
       <w:pPr>
         <w:numPr>
           <w:ilvl w:val="0"/>
-          <w:numId w:val="61"/>
+          <w:numId w:val="62"/>
         </w:numPr>
         <w:spacing w:after="0" w:afterAutospacing="0" w:before="0" w:beforeAutospacing="0" w:lineRule="auto"/>
         <w:ind w:left="720" w:hanging="360"/>
@@ -772,7 +772,7 @@
       <w:pPr>
         <w:numPr>
           <w:ilvl w:val="0"/>
-          <w:numId w:val="61"/>
+          <w:numId w:val="62"/>
         </w:numPr>
         <w:spacing w:after="0" w:afterAutospacing="0" w:before="0" w:beforeAutospacing="0" w:lineRule="auto"/>
         <w:ind w:left="720" w:hanging="360"/>
@@ -796,7 +796,7 @@
       <w:pPr>
         <w:numPr>
           <w:ilvl w:val="0"/>
-          <w:numId w:val="61"/>
+          <w:numId w:val="62"/>
         </w:numPr>
         <w:spacing w:after="0" w:afterAutospacing="0" w:before="0" w:beforeAutospacing="0" w:lineRule="auto"/>
         <w:ind w:left="720" w:hanging="360"/>
@@ -820,7 +820,7 @@
       <w:pPr>
         <w:numPr>
           <w:ilvl w:val="0"/>
-          <w:numId w:val="61"/>
+          <w:numId w:val="62"/>
         </w:numPr>
         <w:spacing w:after="240" w:before="0" w:beforeAutospacing="0" w:lineRule="auto"/>
         <w:ind w:left="720" w:hanging="360"/>
@@ -1023,7 +1023,7 @@
       <w:pPr>
         <w:numPr>
           <w:ilvl w:val="0"/>
-          <w:numId w:val="62"/>
+          <w:numId w:val="63"/>
         </w:numPr>
         <w:spacing w:after="240" w:before="240" w:lineRule="auto"/>
         <w:ind w:left="720" w:hanging="360"/>
@@ -1056,7 +1056,7 @@
       <w:pPr>
         <w:numPr>
           <w:ilvl w:val="0"/>
-          <w:numId w:val="47"/>
+          <w:numId w:val="46"/>
         </w:numPr>
         <w:spacing w:after="0" w:afterAutospacing="0" w:before="240" w:lineRule="auto"/>
         <w:ind w:left="720" w:hanging="360"/>
@@ -1072,7 +1072,7 @@
       <w:pPr>
         <w:numPr>
           <w:ilvl w:val="0"/>
-          <w:numId w:val="47"/>
+          <w:numId w:val="46"/>
         </w:numPr>
         <w:spacing w:after="0" w:afterAutospacing="0" w:before="0" w:beforeAutospacing="0" w:lineRule="auto"/>
         <w:ind w:left="720" w:hanging="360"/>
@@ -1110,7 +1110,7 @@
       <w:pPr>
         <w:numPr>
           <w:ilvl w:val="0"/>
-          <w:numId w:val="47"/>
+          <w:numId w:val="46"/>
         </w:numPr>
         <w:spacing w:after="0" w:afterAutospacing="0" w:before="0" w:beforeAutospacing="0" w:lineRule="auto"/>
         <w:ind w:left="720" w:hanging="360"/>
@@ -1134,7 +1134,7 @@
       <w:pPr>
         <w:numPr>
           <w:ilvl w:val="0"/>
-          <w:numId w:val="47"/>
+          <w:numId w:val="46"/>
         </w:numPr>
         <w:spacing w:after="240" w:before="0" w:beforeAutospacing="0" w:lineRule="auto"/>
         <w:ind w:left="720" w:hanging="360"/>
@@ -1273,7 +1273,7 @@
       <w:pPr>
         <w:numPr>
           <w:ilvl w:val="0"/>
-          <w:numId w:val="66"/>
+          <w:numId w:val="67"/>
         </w:numPr>
         <w:spacing w:after="0" w:afterAutospacing="0" w:before="240" w:lineRule="auto"/>
         <w:ind w:left="720" w:hanging="360"/>
@@ -1297,7 +1297,7 @@
       <w:pPr>
         <w:numPr>
           <w:ilvl w:val="0"/>
-          <w:numId w:val="66"/>
+          <w:numId w:val="67"/>
         </w:numPr>
         <w:spacing w:after="0" w:afterAutospacing="0" w:before="0" w:beforeAutospacing="0" w:lineRule="auto"/>
         <w:ind w:left="720" w:hanging="360"/>
@@ -1330,7 +1330,7 @@
       <w:pPr>
         <w:numPr>
           <w:ilvl w:val="0"/>
-          <w:numId w:val="66"/>
+          <w:numId w:val="67"/>
         </w:numPr>
         <w:spacing w:after="240" w:before="0" w:beforeAutospacing="0" w:lineRule="auto"/>
         <w:ind w:left="720" w:hanging="360"/>
@@ -1378,7 +1378,7 @@
       <w:pPr>
         <w:numPr>
           <w:ilvl w:val="0"/>
-          <w:numId w:val="71"/>
+          <w:numId w:val="72"/>
         </w:numPr>
         <w:spacing w:after="0" w:afterAutospacing="0" w:before="240" w:lineRule="auto"/>
         <w:ind w:left="720" w:hanging="360"/>
@@ -1430,7 +1430,7 @@
       <w:pPr>
         <w:numPr>
           <w:ilvl w:val="0"/>
-          <w:numId w:val="71"/>
+          <w:numId w:val="72"/>
         </w:numPr>
         <w:spacing w:after="0" w:afterAutospacing="0" w:before="0" w:beforeAutospacing="0" w:lineRule="auto"/>
         <w:ind w:left="720" w:hanging="360"/>
@@ -1468,7 +1468,7 @@
       <w:pPr>
         <w:numPr>
           <w:ilvl w:val="0"/>
-          <w:numId w:val="71"/>
+          <w:numId w:val="72"/>
         </w:numPr>
         <w:spacing w:after="0" w:afterAutospacing="0" w:before="0" w:beforeAutospacing="0" w:lineRule="auto"/>
         <w:ind w:left="720" w:hanging="360"/>
@@ -1506,7 +1506,7 @@
       <w:pPr>
         <w:numPr>
           <w:ilvl w:val="0"/>
-          <w:numId w:val="71"/>
+          <w:numId w:val="72"/>
         </w:numPr>
         <w:spacing w:after="240" w:before="0" w:beforeAutospacing="0" w:lineRule="auto"/>
         <w:ind w:left="720" w:hanging="360"/>
@@ -1583,7 +1583,7 @@
           <w:pgNumType w:start="1"/>
         </w:sectPr>
       </w:pPr>
-      <w:bookmarkStart w:colFirst="0" w:colLast="0" w:name="_6fwgjb11wziu" w:id="8"/>
+      <w:bookmarkStart w:colFirst="0" w:colLast="0" w:name="_oj3gksgouz31" w:id="8"/>
       <w:bookmarkEnd w:id="8"/>
       <w:r>
         <w:rPr>
@@ -2239,7 +2239,7 @@
       <w:pPr>
         <w:numPr>
           <w:ilvl w:val="0"/>
-          <w:numId w:val="52"/>
+          <w:numId w:val="50"/>
         </w:numPr>
         <w:spacing w:after="0" w:afterAutospacing="0" w:before="240" w:lineRule="auto"/>
         <w:ind w:left="720" w:hanging="360"/>
@@ -2263,7 +2263,7 @@
       <w:pPr>
         <w:numPr>
           <w:ilvl w:val="0"/>
-          <w:numId w:val="52"/>
+          <w:numId w:val="50"/>
         </w:numPr>
         <w:spacing w:after="240" w:before="0" w:beforeAutospacing="0" w:lineRule="auto"/>
         <w:ind w:left="720" w:hanging="360"/>
@@ -2337,7 +2337,7 @@
       <w:pPr>
         <w:numPr>
           <w:ilvl w:val="0"/>
-          <w:numId w:val="20"/>
+          <w:numId w:val="19"/>
         </w:numPr>
         <w:spacing w:after="0" w:afterAutospacing="0" w:before="240" w:lineRule="auto"/>
         <w:ind w:left="720" w:hanging="360"/>
@@ -2361,7 +2361,7 @@
       <w:pPr>
         <w:numPr>
           <w:ilvl w:val="0"/>
-          <w:numId w:val="20"/>
+          <w:numId w:val="19"/>
         </w:numPr>
         <w:spacing w:after="0" w:afterAutospacing="0" w:before="0" w:beforeAutospacing="0" w:lineRule="auto"/>
         <w:ind w:left="720" w:hanging="360"/>
@@ -2385,7 +2385,7 @@
       <w:pPr>
         <w:numPr>
           <w:ilvl w:val="0"/>
-          <w:numId w:val="20"/>
+          <w:numId w:val="19"/>
         </w:numPr>
         <w:spacing w:after="0" w:afterAutospacing="0" w:before="0" w:beforeAutospacing="0" w:lineRule="auto"/>
         <w:ind w:left="720" w:hanging="360"/>
@@ -2409,7 +2409,7 @@
       <w:pPr>
         <w:numPr>
           <w:ilvl w:val="0"/>
-          <w:numId w:val="20"/>
+          <w:numId w:val="19"/>
         </w:numPr>
         <w:spacing w:after="0" w:afterAutospacing="0" w:before="0" w:beforeAutospacing="0" w:lineRule="auto"/>
         <w:ind w:left="720" w:hanging="360"/>
@@ -2433,7 +2433,7 @@
       <w:pPr>
         <w:numPr>
           <w:ilvl w:val="0"/>
-          <w:numId w:val="20"/>
+          <w:numId w:val="19"/>
         </w:numPr>
         <w:spacing w:after="240" w:before="0" w:beforeAutospacing="0" w:lineRule="auto"/>
         <w:ind w:left="720" w:hanging="360"/>
@@ -2619,7 +2619,7 @@
       <w:pPr>
         <w:numPr>
           <w:ilvl w:val="0"/>
-          <w:numId w:val="43"/>
+          <w:numId w:val="41"/>
         </w:numPr>
         <w:spacing w:after="0" w:afterAutospacing="0" w:before="240" w:lineRule="auto"/>
         <w:ind w:left="720" w:hanging="360"/>
@@ -2643,7 +2643,7 @@
       <w:pPr>
         <w:numPr>
           <w:ilvl w:val="0"/>
-          <w:numId w:val="43"/>
+          <w:numId w:val="41"/>
         </w:numPr>
         <w:spacing w:after="0" w:afterAutospacing="0" w:before="0" w:beforeAutospacing="0" w:lineRule="auto"/>
         <w:ind w:left="720" w:hanging="360"/>
@@ -2667,7 +2667,7 @@
       <w:pPr>
         <w:numPr>
           <w:ilvl w:val="0"/>
-          <w:numId w:val="43"/>
+          <w:numId w:val="41"/>
         </w:numPr>
         <w:spacing w:after="0" w:afterAutospacing="0" w:before="0" w:beforeAutospacing="0" w:lineRule="auto"/>
         <w:ind w:left="720" w:hanging="360"/>
@@ -2691,7 +2691,7 @@
       <w:pPr>
         <w:numPr>
           <w:ilvl w:val="0"/>
-          <w:numId w:val="43"/>
+          <w:numId w:val="41"/>
         </w:numPr>
         <w:spacing w:after="0" w:afterAutospacing="0" w:before="0" w:beforeAutospacing="0" w:lineRule="auto"/>
         <w:ind w:left="720" w:hanging="360"/>
@@ -2715,7 +2715,7 @@
       <w:pPr>
         <w:numPr>
           <w:ilvl w:val="0"/>
-          <w:numId w:val="43"/>
+          <w:numId w:val="41"/>
         </w:numPr>
         <w:spacing w:after="0" w:afterAutospacing="0" w:before="0" w:beforeAutospacing="0" w:lineRule="auto"/>
         <w:ind w:left="720" w:hanging="360"/>
@@ -2739,7 +2739,7 @@
       <w:pPr>
         <w:numPr>
           <w:ilvl w:val="0"/>
-          <w:numId w:val="43"/>
+          <w:numId w:val="41"/>
         </w:numPr>
         <w:spacing w:after="0" w:afterAutospacing="0" w:before="0" w:beforeAutospacing="0" w:lineRule="auto"/>
         <w:ind w:left="720" w:hanging="360"/>
@@ -2763,7 +2763,7 @@
       <w:pPr>
         <w:numPr>
           <w:ilvl w:val="0"/>
-          <w:numId w:val="43"/>
+          <w:numId w:val="41"/>
         </w:numPr>
         <w:spacing w:after="0" w:afterAutospacing="0" w:before="0" w:beforeAutospacing="0" w:lineRule="auto"/>
         <w:ind w:left="720" w:hanging="360"/>
@@ -2787,7 +2787,7 @@
       <w:pPr>
         <w:numPr>
           <w:ilvl w:val="0"/>
-          <w:numId w:val="43"/>
+          <w:numId w:val="41"/>
         </w:numPr>
         <w:spacing w:after="240" w:before="0" w:beforeAutospacing="0" w:lineRule="auto"/>
         <w:ind w:left="720" w:hanging="360"/>
@@ -2832,7 +2832,7 @@
       <w:pPr>
         <w:numPr>
           <w:ilvl w:val="0"/>
-          <w:numId w:val="45"/>
+          <w:numId w:val="44"/>
         </w:numPr>
         <w:spacing w:after="0" w:afterAutospacing="0" w:before="240" w:lineRule="auto"/>
         <w:ind w:left="720" w:hanging="360"/>
@@ -2856,7 +2856,7 @@
       <w:pPr>
         <w:numPr>
           <w:ilvl w:val="0"/>
-          <w:numId w:val="45"/>
+          <w:numId w:val="44"/>
         </w:numPr>
         <w:spacing w:after="0" w:afterAutospacing="0" w:before="0" w:beforeAutospacing="0" w:lineRule="auto"/>
         <w:ind w:left="720" w:hanging="360"/>
@@ -2880,7 +2880,7 @@
       <w:pPr>
         <w:numPr>
           <w:ilvl w:val="0"/>
-          <w:numId w:val="45"/>
+          <w:numId w:val="44"/>
         </w:numPr>
         <w:spacing w:after="240" w:before="0" w:beforeAutospacing="0" w:lineRule="auto"/>
         <w:ind w:left="720" w:hanging="360"/>
@@ -2966,7 +2966,7 @@
       <w:pPr>
         <w:numPr>
           <w:ilvl w:val="0"/>
-          <w:numId w:val="40"/>
+          <w:numId w:val="38"/>
         </w:numPr>
         <w:spacing w:after="0" w:afterAutospacing="0" w:before="240" w:lineRule="auto"/>
         <w:ind w:left="720" w:hanging="360"/>
@@ -2990,7 +2990,7 @@
       <w:pPr>
         <w:numPr>
           <w:ilvl w:val="0"/>
-          <w:numId w:val="40"/>
+          <w:numId w:val="38"/>
         </w:numPr>
         <w:spacing w:after="0" w:afterAutospacing="0" w:before="0" w:beforeAutospacing="0" w:lineRule="auto"/>
         <w:ind w:left="720" w:hanging="360"/>
@@ -3014,7 +3014,7 @@
       <w:pPr>
         <w:numPr>
           <w:ilvl w:val="0"/>
-          <w:numId w:val="40"/>
+          <w:numId w:val="38"/>
         </w:numPr>
         <w:spacing w:after="0" w:afterAutospacing="0" w:before="0" w:beforeAutospacing="0" w:lineRule="auto"/>
         <w:ind w:left="720" w:hanging="360"/>
@@ -3038,7 +3038,7 @@
       <w:pPr>
         <w:numPr>
           <w:ilvl w:val="0"/>
-          <w:numId w:val="40"/>
+          <w:numId w:val="38"/>
         </w:numPr>
         <w:spacing w:after="0" w:afterAutospacing="0" w:before="0" w:beforeAutospacing="0" w:lineRule="auto"/>
         <w:ind w:left="720" w:hanging="360"/>
@@ -3062,7 +3062,7 @@
       <w:pPr>
         <w:numPr>
           <w:ilvl w:val="0"/>
-          <w:numId w:val="40"/>
+          <w:numId w:val="38"/>
         </w:numPr>
         <w:spacing w:after="0" w:afterAutospacing="0" w:before="0" w:beforeAutospacing="0" w:lineRule="auto"/>
         <w:ind w:left="720" w:hanging="360"/>
@@ -3086,7 +3086,7 @@
       <w:pPr>
         <w:numPr>
           <w:ilvl w:val="0"/>
-          <w:numId w:val="40"/>
+          <w:numId w:val="38"/>
         </w:numPr>
         <w:spacing w:after="0" w:afterAutospacing="0" w:before="0" w:beforeAutospacing="0" w:lineRule="auto"/>
         <w:ind w:left="720" w:hanging="360"/>
@@ -3110,7 +3110,7 @@
       <w:pPr>
         <w:numPr>
           <w:ilvl w:val="0"/>
-          <w:numId w:val="40"/>
+          <w:numId w:val="38"/>
         </w:numPr>
         <w:spacing w:after="240" w:before="0" w:beforeAutospacing="0" w:lineRule="auto"/>
         <w:ind w:left="720" w:hanging="360"/>
@@ -3155,7 +3155,7 @@
       <w:pPr>
         <w:numPr>
           <w:ilvl w:val="0"/>
-          <w:numId w:val="35"/>
+          <w:numId w:val="33"/>
         </w:numPr>
         <w:spacing w:after="0" w:afterAutospacing="0" w:before="240" w:lineRule="auto"/>
         <w:ind w:left="720" w:hanging="360"/>
@@ -3179,7 +3179,7 @@
       <w:pPr>
         <w:numPr>
           <w:ilvl w:val="0"/>
-          <w:numId w:val="35"/>
+          <w:numId w:val="33"/>
         </w:numPr>
         <w:spacing w:after="0" w:afterAutospacing="0" w:before="0" w:beforeAutospacing="0" w:lineRule="auto"/>
         <w:ind w:left="720" w:hanging="360"/>
@@ -3203,7 +3203,7 @@
       <w:pPr>
         <w:numPr>
           <w:ilvl w:val="0"/>
-          <w:numId w:val="35"/>
+          <w:numId w:val="33"/>
         </w:numPr>
         <w:spacing w:after="0" w:afterAutospacing="0" w:before="0" w:beforeAutospacing="0" w:lineRule="auto"/>
         <w:ind w:left="720" w:hanging="360"/>
@@ -3227,7 +3227,7 @@
       <w:pPr>
         <w:numPr>
           <w:ilvl w:val="0"/>
-          <w:numId w:val="35"/>
+          <w:numId w:val="33"/>
         </w:numPr>
         <w:spacing w:after="0" w:afterAutospacing="0" w:before="0" w:beforeAutospacing="0" w:lineRule="auto"/>
         <w:ind w:left="720" w:hanging="360"/>
@@ -3251,7 +3251,7 @@
       <w:pPr>
         <w:numPr>
           <w:ilvl w:val="0"/>
-          <w:numId w:val="35"/>
+          <w:numId w:val="33"/>
         </w:numPr>
         <w:spacing w:after="0" w:afterAutospacing="0" w:before="0" w:beforeAutospacing="0" w:lineRule="auto"/>
         <w:ind w:left="720" w:hanging="360"/>
@@ -3275,7 +3275,7 @@
       <w:pPr>
         <w:numPr>
           <w:ilvl w:val="0"/>
-          <w:numId w:val="35"/>
+          <w:numId w:val="33"/>
         </w:numPr>
         <w:spacing w:after="240" w:before="0" w:beforeAutospacing="0" w:lineRule="auto"/>
         <w:ind w:left="720" w:hanging="360"/>
@@ -3320,7 +3320,7 @@
       <w:pPr>
         <w:numPr>
           <w:ilvl w:val="0"/>
-          <w:numId w:val="37"/>
+          <w:numId w:val="35"/>
         </w:numPr>
         <w:spacing w:after="0" w:afterAutospacing="0" w:before="240" w:lineRule="auto"/>
         <w:ind w:left="720" w:hanging="360"/>
@@ -3344,7 +3344,7 @@
       <w:pPr>
         <w:numPr>
           <w:ilvl w:val="0"/>
-          <w:numId w:val="37"/>
+          <w:numId w:val="35"/>
         </w:numPr>
         <w:spacing w:after="0" w:afterAutospacing="0" w:before="0" w:beforeAutospacing="0" w:lineRule="auto"/>
         <w:ind w:left="720" w:hanging="360"/>
@@ -3368,7 +3368,7 @@
       <w:pPr>
         <w:numPr>
           <w:ilvl w:val="0"/>
-          <w:numId w:val="37"/>
+          <w:numId w:val="35"/>
         </w:numPr>
         <w:spacing w:after="0" w:afterAutospacing="0" w:before="0" w:beforeAutospacing="0" w:lineRule="auto"/>
         <w:ind w:left="720" w:hanging="360"/>
@@ -3392,7 +3392,7 @@
       <w:pPr>
         <w:numPr>
           <w:ilvl w:val="0"/>
-          <w:numId w:val="37"/>
+          <w:numId w:val="35"/>
         </w:numPr>
         <w:spacing w:after="240" w:before="0" w:beforeAutospacing="0" w:lineRule="auto"/>
         <w:ind w:left="720" w:hanging="360"/>
@@ -3445,7 +3445,7 @@
       <w:pPr>
         <w:numPr>
           <w:ilvl w:val="0"/>
-          <w:numId w:val="68"/>
+          <w:numId w:val="69"/>
         </w:numPr>
         <w:spacing w:after="0" w:afterAutospacing="0" w:before="240" w:lineRule="auto"/>
         <w:ind w:left="720" w:hanging="360"/>
@@ -3497,7 +3497,7 @@
       <w:pPr>
         <w:numPr>
           <w:ilvl w:val="0"/>
-          <w:numId w:val="68"/>
+          <w:numId w:val="69"/>
         </w:numPr>
         <w:spacing w:after="240" w:before="0" w:beforeAutospacing="0" w:lineRule="auto"/>
         <w:ind w:left="720" w:hanging="360"/>
@@ -3945,7 +3945,7 @@
           <w:pgNumType w:start="1"/>
         </w:sectPr>
       </w:pPr>
-      <w:bookmarkStart w:colFirst="0" w:colLast="0" w:name="_vkv0zea6hha1" w:id="15"/>
+      <w:bookmarkStart w:colFirst="0" w:colLast="0" w:name="_z0jg5cvfk5c" w:id="15"/>
       <w:bookmarkEnd w:id="15"/>
       <w:r>
         <w:rPr>
@@ -4210,7 +4210,7 @@
           <w:pgNumType w:start="1"/>
         </w:sectPr>
       </w:pPr>
-      <w:bookmarkStart w:colFirst="0" w:colLast="0" w:name="_j48emu88s8qi" w:id="17"/>
+      <w:bookmarkStart w:colFirst="0" w:colLast="0" w:name="_1h11o8shbtpi" w:id="17"/>
       <w:bookmarkEnd w:id="17"/>
       <w:r>
         <w:rPr>
@@ -4289,7 +4289,7 @@
       <w:pPr>
         <w:numPr>
           <w:ilvl w:val="0"/>
-          <w:numId w:val="38"/>
+          <w:numId w:val="36"/>
         </w:numPr>
         <w:spacing w:after="0" w:afterAutospacing="0" w:before="240" w:lineRule="auto"/>
         <w:ind w:left="720" w:hanging="360"/>
@@ -4313,7 +4313,7 @@
       <w:pPr>
         <w:numPr>
           <w:ilvl w:val="0"/>
-          <w:numId w:val="33"/>
+          <w:numId w:val="31"/>
         </w:numPr>
         <w:spacing w:after="0" w:afterAutospacing="0" w:before="0" w:beforeAutospacing="0" w:lineRule="auto"/>
         <w:ind w:left="720" w:hanging="360"/>
@@ -4331,7 +4331,7 @@
       <w:pPr>
         <w:numPr>
           <w:ilvl w:val="1"/>
-          <w:numId w:val="33"/>
+          <w:numId w:val="31"/>
         </w:numPr>
         <w:spacing w:after="0" w:afterAutospacing="0" w:before="0" w:beforeAutospacing="0" w:lineRule="auto"/>
         <w:ind w:left="1440" w:hanging="360"/>
@@ -4355,7 +4355,7 @@
       <w:pPr>
         <w:numPr>
           <w:ilvl w:val="1"/>
-          <w:numId w:val="33"/>
+          <w:numId w:val="31"/>
         </w:numPr>
         <w:spacing w:after="0" w:afterAutospacing="0" w:before="0" w:beforeAutospacing="0" w:lineRule="auto"/>
         <w:ind w:left="1440" w:hanging="360"/>
@@ -4379,7 +4379,7 @@
       <w:pPr>
         <w:numPr>
           <w:ilvl w:val="1"/>
-          <w:numId w:val="33"/>
+          <w:numId w:val="31"/>
         </w:numPr>
         <w:spacing w:after="0" w:afterAutospacing="0" w:before="0" w:beforeAutospacing="0" w:lineRule="auto"/>
         <w:ind w:left="1440" w:hanging="360"/>
@@ -4403,7 +4403,7 @@
       <w:pPr>
         <w:numPr>
           <w:ilvl w:val="0"/>
-          <w:numId w:val="33"/>
+          <w:numId w:val="31"/>
         </w:numPr>
         <w:spacing w:after="0" w:afterAutospacing="0" w:before="0" w:beforeAutospacing="0" w:lineRule="auto"/>
         <w:ind w:left="720" w:hanging="360"/>
@@ -4421,7 +4421,7 @@
       <w:pPr>
         <w:numPr>
           <w:ilvl w:val="1"/>
-          <w:numId w:val="33"/>
+          <w:numId w:val="31"/>
         </w:numPr>
         <w:spacing w:after="0" w:afterAutospacing="0" w:before="0" w:beforeAutospacing="0" w:lineRule="auto"/>
         <w:ind w:left="1440" w:hanging="360"/>
@@ -4445,7 +4445,7 @@
       <w:pPr>
         <w:numPr>
           <w:ilvl w:val="1"/>
-          <w:numId w:val="33"/>
+          <w:numId w:val="31"/>
         </w:numPr>
         <w:spacing w:after="0" w:afterAutospacing="0" w:before="0" w:beforeAutospacing="0" w:lineRule="auto"/>
         <w:ind w:left="1440" w:hanging="360"/>
@@ -4469,7 +4469,7 @@
       <w:pPr>
         <w:numPr>
           <w:ilvl w:val="1"/>
-          <w:numId w:val="33"/>
+          <w:numId w:val="31"/>
         </w:numPr>
         <w:spacing w:after="0" w:afterAutospacing="0" w:before="0" w:beforeAutospacing="0" w:lineRule="auto"/>
         <w:ind w:left="1440" w:hanging="360"/>
@@ -4493,7 +4493,7 @@
       <w:pPr>
         <w:numPr>
           <w:ilvl w:val="0"/>
-          <w:numId w:val="33"/>
+          <w:numId w:val="31"/>
         </w:numPr>
         <w:spacing w:after="0" w:afterAutospacing="0" w:before="0" w:beforeAutospacing="0" w:lineRule="auto"/>
         <w:ind w:left="720" w:hanging="360"/>
@@ -4511,7 +4511,7 @@
       <w:pPr>
         <w:numPr>
           <w:ilvl w:val="1"/>
-          <w:numId w:val="33"/>
+          <w:numId w:val="31"/>
         </w:numPr>
         <w:spacing w:after="0" w:afterAutospacing="0" w:before="0" w:beforeAutospacing="0" w:lineRule="auto"/>
         <w:ind w:left="1440" w:hanging="360"/>
@@ -4535,7 +4535,7 @@
       <w:pPr>
         <w:numPr>
           <w:ilvl w:val="1"/>
-          <w:numId w:val="33"/>
+          <w:numId w:val="31"/>
         </w:numPr>
         <w:spacing w:after="0" w:afterAutospacing="0" w:before="0" w:beforeAutospacing="0" w:lineRule="auto"/>
         <w:ind w:left="1440" w:hanging="360"/>
@@ -4559,7 +4559,7 @@
       <w:pPr>
         <w:numPr>
           <w:ilvl w:val="1"/>
-          <w:numId w:val="33"/>
+          <w:numId w:val="31"/>
         </w:numPr>
         <w:spacing w:after="240" w:before="0" w:beforeAutospacing="0" w:lineRule="auto"/>
         <w:ind w:left="1440" w:hanging="360"/>
@@ -4603,7 +4603,7 @@
       <w:pPr>
         <w:numPr>
           <w:ilvl w:val="0"/>
-          <w:numId w:val="46"/>
+          <w:numId w:val="45"/>
         </w:numPr>
         <w:spacing w:after="0" w:afterAutospacing="0" w:before="240" w:lineRule="auto"/>
         <w:ind w:left="720" w:hanging="360"/>
@@ -4627,7 +4627,7 @@
       <w:pPr>
         <w:numPr>
           <w:ilvl w:val="0"/>
-          <w:numId w:val="46"/>
+          <w:numId w:val="45"/>
         </w:numPr>
         <w:spacing w:after="0" w:afterAutospacing="0" w:before="0" w:beforeAutospacing="0" w:lineRule="auto"/>
         <w:ind w:left="720" w:hanging="360"/>
@@ -4651,7 +4651,7 @@
       <w:pPr>
         <w:numPr>
           <w:ilvl w:val="0"/>
-          <w:numId w:val="46"/>
+          <w:numId w:val="45"/>
         </w:numPr>
         <w:spacing w:after="240" w:before="0" w:beforeAutospacing="0" w:lineRule="auto"/>
         <w:ind w:left="720" w:hanging="360"/>
@@ -4725,7 +4725,7 @@
       <w:pPr>
         <w:numPr>
           <w:ilvl w:val="0"/>
-          <w:numId w:val="24"/>
+          <w:numId w:val="23"/>
         </w:numPr>
         <w:spacing w:after="0" w:afterAutospacing="0" w:before="240" w:lineRule="auto"/>
         <w:ind w:left="720" w:hanging="360"/>
@@ -4749,7 +4749,7 @@
       <w:pPr>
         <w:numPr>
           <w:ilvl w:val="0"/>
-          <w:numId w:val="24"/>
+          <w:numId w:val="23"/>
         </w:numPr>
         <w:spacing w:after="0" w:afterAutospacing="0" w:before="0" w:beforeAutospacing="0" w:lineRule="auto"/>
         <w:ind w:left="720" w:hanging="360"/>
@@ -4773,7 +4773,7 @@
       <w:pPr>
         <w:numPr>
           <w:ilvl w:val="0"/>
-          <w:numId w:val="24"/>
+          <w:numId w:val="23"/>
         </w:numPr>
         <w:spacing w:after="240" w:before="0" w:beforeAutospacing="0" w:lineRule="auto"/>
         <w:ind w:left="720" w:hanging="360"/>
@@ -4828,7 +4828,7 @@
       <w:pPr>
         <w:numPr>
           <w:ilvl w:val="0"/>
-          <w:numId w:val="60"/>
+          <w:numId w:val="61"/>
         </w:numPr>
         <w:spacing w:after="0" w:afterAutospacing="0" w:before="240" w:lineRule="auto"/>
         <w:ind w:left="720" w:hanging="360"/>
@@ -4852,7 +4852,7 @@
       <w:pPr>
         <w:numPr>
           <w:ilvl w:val="0"/>
-          <w:numId w:val="60"/>
+          <w:numId w:val="61"/>
         </w:numPr>
         <w:spacing w:after="0" w:afterAutospacing="0" w:before="0" w:beforeAutospacing="0" w:lineRule="auto"/>
         <w:ind w:left="720" w:hanging="360"/>
@@ -4876,7 +4876,7 @@
       <w:pPr>
         <w:numPr>
           <w:ilvl w:val="0"/>
-          <w:numId w:val="60"/>
+          <w:numId w:val="61"/>
         </w:numPr>
         <w:spacing w:after="240" w:before="0" w:beforeAutospacing="0" w:lineRule="auto"/>
         <w:ind w:left="720" w:hanging="360"/>
@@ -4931,7 +4931,7 @@
       <w:pPr>
         <w:numPr>
           <w:ilvl w:val="0"/>
-          <w:numId w:val="42"/>
+          <w:numId w:val="40"/>
         </w:numPr>
         <w:spacing w:after="0" w:afterAutospacing="0" w:before="240" w:lineRule="auto"/>
         <w:ind w:left="720" w:hanging="360"/>
@@ -4955,7 +4955,7 @@
       <w:pPr>
         <w:numPr>
           <w:ilvl w:val="0"/>
-          <w:numId w:val="42"/>
+          <w:numId w:val="40"/>
         </w:numPr>
         <w:spacing w:after="0" w:afterAutospacing="0" w:before="0" w:beforeAutospacing="0" w:lineRule="auto"/>
         <w:ind w:left="720" w:hanging="360"/>
@@ -4979,7 +4979,7 @@
       <w:pPr>
         <w:numPr>
           <w:ilvl w:val="0"/>
-          <w:numId w:val="42"/>
+          <w:numId w:val="40"/>
         </w:numPr>
         <w:spacing w:after="240" w:before="0" w:beforeAutospacing="0" w:lineRule="auto"/>
         <w:ind w:left="720" w:hanging="360"/>
@@ -5034,7 +5034,7 @@
       <w:pPr>
         <w:numPr>
           <w:ilvl w:val="0"/>
-          <w:numId w:val="9"/>
+          <w:numId w:val="10"/>
         </w:numPr>
         <w:spacing w:after="0" w:afterAutospacing="0" w:before="240" w:lineRule="auto"/>
         <w:ind w:left="720" w:hanging="360"/>
@@ -5058,7 +5058,7 @@
       <w:pPr>
         <w:numPr>
           <w:ilvl w:val="0"/>
-          <w:numId w:val="9"/>
+          <w:numId w:val="10"/>
         </w:numPr>
         <w:spacing w:after="0" w:afterAutospacing="0" w:before="0" w:beforeAutospacing="0" w:lineRule="auto"/>
         <w:ind w:left="720" w:hanging="360"/>
@@ -5082,7 +5082,7 @@
       <w:pPr>
         <w:numPr>
           <w:ilvl w:val="0"/>
-          <w:numId w:val="9"/>
+          <w:numId w:val="10"/>
         </w:numPr>
         <w:spacing w:after="240" w:before="0" w:beforeAutospacing="0" w:lineRule="auto"/>
         <w:ind w:left="720" w:hanging="360"/>
@@ -5137,7 +5137,7 @@
       <w:pPr>
         <w:numPr>
           <w:ilvl w:val="0"/>
-          <w:numId w:val="34"/>
+          <w:numId w:val="32"/>
         </w:numPr>
         <w:spacing w:after="0" w:afterAutospacing="0" w:before="240" w:lineRule="auto"/>
         <w:ind w:left="720" w:hanging="360"/>
@@ -5161,7 +5161,7 @@
       <w:pPr>
         <w:numPr>
           <w:ilvl w:val="0"/>
-          <w:numId w:val="34"/>
+          <w:numId w:val="32"/>
         </w:numPr>
         <w:spacing w:after="0" w:afterAutospacing="0" w:before="0" w:beforeAutospacing="0" w:lineRule="auto"/>
         <w:ind w:left="720" w:hanging="360"/>
@@ -5185,7 +5185,7 @@
       <w:pPr>
         <w:numPr>
           <w:ilvl w:val="0"/>
-          <w:numId w:val="34"/>
+          <w:numId w:val="32"/>
         </w:numPr>
         <w:spacing w:after="240" w:before="0" w:beforeAutospacing="0" w:lineRule="auto"/>
         <w:ind w:left="720" w:hanging="360"/>
@@ -5240,7 +5240,7 @@
       <w:pPr>
         <w:numPr>
           <w:ilvl w:val="0"/>
-          <w:numId w:val="50"/>
+          <w:numId w:val="48"/>
         </w:numPr>
         <w:spacing w:after="0" w:afterAutospacing="0" w:before="240" w:lineRule="auto"/>
         <w:ind w:left="720" w:hanging="360"/>
@@ -5264,7 +5264,7 @@
       <w:pPr>
         <w:numPr>
           <w:ilvl w:val="0"/>
-          <w:numId w:val="50"/>
+          <w:numId w:val="48"/>
         </w:numPr>
         <w:spacing w:after="0" w:afterAutospacing="0" w:before="0" w:beforeAutospacing="0" w:lineRule="auto"/>
         <w:ind w:left="720" w:hanging="360"/>
@@ -5288,7 +5288,7 @@
       <w:pPr>
         <w:numPr>
           <w:ilvl w:val="0"/>
-          <w:numId w:val="50"/>
+          <w:numId w:val="48"/>
         </w:numPr>
         <w:spacing w:after="240" w:before="0" w:beforeAutospacing="0" w:lineRule="auto"/>
         <w:ind w:left="720" w:hanging="360"/>
@@ -5343,7 +5343,7 @@
       <w:pPr>
         <w:numPr>
           <w:ilvl w:val="0"/>
-          <w:numId w:val="54"/>
+          <w:numId w:val="52"/>
         </w:numPr>
         <w:spacing w:after="0" w:afterAutospacing="0" w:before="240" w:lineRule="auto"/>
         <w:ind w:left="720" w:hanging="360"/>
@@ -5367,7 +5367,7 @@
       <w:pPr>
         <w:numPr>
           <w:ilvl w:val="0"/>
-          <w:numId w:val="54"/>
+          <w:numId w:val="52"/>
         </w:numPr>
         <w:spacing w:after="0" w:afterAutospacing="0" w:before="0" w:beforeAutospacing="0" w:lineRule="auto"/>
         <w:ind w:left="720" w:hanging="360"/>
@@ -5391,7 +5391,7 @@
       <w:pPr>
         <w:numPr>
           <w:ilvl w:val="0"/>
-          <w:numId w:val="54"/>
+          <w:numId w:val="52"/>
         </w:numPr>
         <w:spacing w:after="240" w:before="0" w:beforeAutospacing="0" w:lineRule="auto"/>
         <w:ind w:left="720" w:hanging="360"/>
@@ -5490,7 +5490,7 @@
           <w:pgNumType w:start="1"/>
         </w:sectPr>
       </w:pPr>
-      <w:bookmarkStart w:colFirst="0" w:colLast="0" w:name="_taxxia9vjab" w:id="19"/>
+      <w:bookmarkStart w:colFirst="0" w:colLast="0" w:name="_yduzoowaiu1g" w:id="19"/>
       <w:bookmarkEnd w:id="19"/>
       <w:r>
         <w:rPr>
@@ -5519,6 +5519,130 @@
     </w:p>
     <w:p>
       <w:pPr>
+        <w:pStyle w:val="Heading3"/>
+        <w:keepNext w:val="0"/>
+        <w:keepLines w:val="0"/>
+        <w:spacing w:before="280" w:lineRule="auto"/>
+        <w:ind w:left="720" w:hanging="360"/>
+        <w:rPr>
+          <w:b w:val="1"/>
+          <w:bCs w:val="1"/>
+          <w:color w:val="000000"/>
+          <w:sz w:val="26"/>
+          <w:szCs w:val="26"/>
+        </w:rPr>
+      </w:pPr>
+      <w:bookmarkStart w:colFirst="0" w:colLast="0" w:name="_d174y6wnburb" w:id="20"/>
+      <w:bookmarkEnd w:id="20"/>
+      <w:r>
+        <w:rPr>
+          <w:b w:val="1"/>
+          <w:bCs w:val="1"/>
+          <w:color w:val="000000"/>
+          <w:sz w:val="26"/>
+          <w:szCs w:val="26"/>
+          <w:rtl w:val="0"/>
+        </w:rPr>
+        <w:t xml:space="preserve">ÚJ UNIVERZÁLIS KULCSSZÓ (Alapszabályokhoz adandó)</w:t>
+      </w:r>
+    </w:p>
+    <w:p>
+      <w:pPr>
+        <w:numPr>
+          <w:ilvl w:val="0"/>
+          <w:numId w:val="59"/>
+        </w:numPr>
+        <w:spacing w:after="240" w:before="240" w:lineRule="auto"/>
+        <w:ind w:left="720" w:hanging="360"/>
+      </w:pPr>
+      <w:r>
+        <w:rPr>
+          <w:b w:val="1"/>
+          <w:bCs w:val="1"/>
+          <w:rtl w:val="0"/>
+        </w:rPr>
+        <w:t xml:space="preserve">Rajzás (Swarm):</w:t>
+      </w:r>
+      <w:r>
+        <w:rPr>
+          <w:rtl w:val="0"/>
+        </w:rPr>
+        <w:t xml:space="preserve"> Bármely birodalom használhatja. Amikor egy Rajzás kulcsszóval rendelkező Entitást megidézel, kifizethetsz egy rajta feltüntetett extra Aura költséget. Ha megteszed, kikeresheted a paklidból (vagy a kezedből) ugyanannak a kártyának egy másolatát, és azonnal a Domíniumra helyezheted Kimerült állapotban. (A paklit ezután meg kell keverni).</w:t>
+      </w:r>
+    </w:p>
+    <w:p>
+      <w:pPr>
+        <w:pStyle w:val="Heading4"/>
+        <w:keepNext w:val="0"/>
+        <w:keepLines w:val="0"/>
+        <w:spacing w:after="0" w:before="0" w:line="240" w:lineRule="auto"/>
+        <w:ind w:left="720" w:hanging="360"/>
+        <w:rPr>
+          <w:b w:val="1"/>
+          <w:bCs w:val="1"/>
+          <w:color w:val="000000"/>
+          <w:sz w:val="26"/>
+          <w:szCs w:val="26"/>
+        </w:rPr>
+      </w:pPr>
+      <w:bookmarkStart w:colFirst="0" w:colLast="0" w:name="_ony1i391fmht" w:id="21"/>
+      <w:bookmarkEnd w:id="21"/>
+      <w:r>
+        <w:rPr>
+          <w:rtl w:val="0"/>
+        </w:rPr>
+      </w:r>
+    </w:p>
+    <w:p>
+      <w:pPr>
+        <w:pStyle w:val="Heading3"/>
+        <w:keepNext w:val="0"/>
+        <w:keepLines w:val="0"/>
+        <w:spacing w:before="280" w:lineRule="auto"/>
+        <w:rPr>
+          <w:b w:val="1"/>
+          <w:bCs w:val="1"/>
+          <w:color w:val="000000"/>
+          <w:sz w:val="26"/>
+          <w:szCs w:val="26"/>
+        </w:rPr>
+      </w:pPr>
+      <w:bookmarkStart w:colFirst="0" w:colLast="0" w:name="_1g0kj642t1rq" w:id="22"/>
+      <w:bookmarkEnd w:id="22"/>
+      <w:r>
+        <w:rPr>
+          <w:b w:val="1"/>
+          <w:bCs w:val="1"/>
+          <w:color w:val="000000"/>
+          <w:sz w:val="26"/>
+          <w:szCs w:val="26"/>
+          <w:rtl w:val="0"/>
+        </w:rPr>
+        <w:t xml:space="preserve">1.2.2 ÚJ BIRODALMAK ÉS MECHANIKÁIK (Kiegészítők)</w:t>
+      </w:r>
+    </w:p>
+    <w:p>
+      <w:pPr>
+        <w:spacing w:after="240" w:before="240" w:lineRule="auto"/>
+        <w:rPr/>
+      </w:pPr>
+      <w:r>
+        <w:rPr>
+          <w:b w:val="1"/>
+          <w:bCs w:val="1"/>
+          <w:rtl w:val="0"/>
+        </w:rPr>
+        <w:t xml:space="preserve">Mögöttes Dizájn Filozófia:</w:t>
+      </w:r>
+      <w:r>
+        <w:rPr>
+          <w:rtl w:val="0"/>
+        </w:rPr>
+        <w:t xml:space="preserve"> Az új mechanikák olyan speciális kulcsszavak és képességek, amelyekkel csak az adott birodalom bizonyos kártyái rendelkeznek (tehát nem globális szabályok). Minden mechanika úgy lett kialakítva, hogy biztosítsa a "counterplay" (válaszlépés) lehetőségét, és elkerülje a végtelen (infinite) láncreakciókat.</w:t>
+      </w:r>
+    </w:p>
+    <w:p>
+      <w:pPr>
         <w:pStyle w:val="Heading4"/>
         <w:keepNext w:val="0"/>
         <w:keepLines w:val="0"/>
@@ -5527,36 +5651,19 @@
           <w:b w:val="1"/>
           <w:bCs w:val="1"/>
           <w:color w:val="000000"/>
-          <w:sz w:val="26"/>
-          <w:szCs w:val="26"/>
-        </w:rPr>
-      </w:pPr>
-      <w:bookmarkStart w:colFirst="0" w:colLast="0" w:name="_5641p9r6orfm" w:id="20"/>
-      <w:bookmarkEnd w:id="20"/>
+          <w:sz w:val="22"/>
+          <w:szCs w:val="22"/>
+        </w:rPr>
+      </w:pPr>
+      <w:bookmarkStart w:colFirst="0" w:colLast="0" w:name="_fv56imakw9sd" w:id="23"/>
+      <w:bookmarkEnd w:id="23"/>
       <w:r>
         <w:rPr>
           <w:b w:val="1"/>
           <w:bCs w:val="1"/>
           <w:color w:val="000000"/>
-          <w:sz w:val="26"/>
-          <w:szCs w:val="26"/>
-          <w:rtl w:val="0"/>
-        </w:rPr>
-        <w:t xml:space="preserve">II. A Peremvidék és az Új Birodalmak</w:t>
-      </w:r>
-    </w:p>
-    <w:p>
-      <w:pPr>
-        <w:spacing w:after="240" w:before="240" w:lineRule="auto"/>
-        <w:rPr>
-          <w:b w:val="1"/>
-          <w:bCs w:val="1"/>
-        </w:rPr>
-      </w:pPr>
-      <w:r>
-        <w:rPr>
-          <w:b w:val="1"/>
-          <w:bCs w:val="1"/>
+          <w:sz w:val="22"/>
+          <w:szCs w:val="22"/>
           <w:rtl w:val="0"/>
         </w:rPr>
         <w:t xml:space="preserve">8. FULGUR (A Villám és Viharok Birodalma)</w:t>
@@ -5566,7 +5673,7 @@
       <w:pPr>
         <w:numPr>
           <w:ilvl w:val="0"/>
-          <w:numId w:val="19"/>
+          <w:numId w:val="27"/>
         </w:numPr>
         <w:spacing w:after="0" w:afterAutospacing="0" w:before="240" w:lineRule="auto"/>
         <w:ind w:left="720" w:hanging="360"/>
@@ -5590,7 +5697,7 @@
       <w:pPr>
         <w:numPr>
           <w:ilvl w:val="0"/>
-          <w:numId w:val="19"/>
+          <w:numId w:val="27"/>
         </w:numPr>
         <w:spacing w:after="0" w:afterAutospacing="0" w:before="0" w:beforeAutospacing="0" w:lineRule="auto"/>
         <w:ind w:left="720" w:hanging="360"/>
@@ -5601,37 +5708,13 @@
           <w:bCs w:val="1"/>
           <w:rtl w:val="0"/>
         </w:rPr>
-        <w:t xml:space="preserve">Egyedi Mechanika – Száműzetés (Bind):</w:t>
-      </w:r>
-      <w:r>
-        <w:rPr>
-          <w:rtl w:val="0"/>
-        </w:rPr>
-        <w:t xml:space="preserve"> A Fulgur nem az Ürességbe (temetőbe) küldi az ellenfél elpusztított lapjait, hanem véglegesen Száműzi őket a játékból. Ezzel megakadályozza a feltámasztást és a Visszhang képességek aktiválódását.</w:t>
-      </w:r>
-    </w:p>
-    <w:p>
-      <w:pPr>
-        <w:numPr>
-          <w:ilvl w:val="0"/>
-          <w:numId w:val="19"/>
-        </w:numPr>
-        <w:spacing w:after="240" w:before="0" w:beforeAutospacing="0" w:lineRule="auto"/>
-        <w:ind w:left="720" w:hanging="360"/>
-      </w:pPr>
-      <w:r>
-        <w:rPr>
-          <w:b w:val="1"/>
-          <w:bCs w:val="1"/>
-          <w:rtl w:val="0"/>
-        </w:rPr>
-        <w:t xml:space="preserve">Klánok:</w:t>
-      </w:r>
-      <w:r>
-        <w:rPr>
-          <w:rtl w:val="0"/>
-        </w:rPr>
-        <w:t xml:space="preserve"> A </w:t>
+        <w:t xml:space="preserve">Klán-specifikus Kulcsszó – Száműzetés (Bind):</w:t>
+      </w:r>
+      <w:r>
+        <w:rPr>
+          <w:rtl w:val="0"/>
+        </w:rPr>
+        <w:t xml:space="preserve"> A Fulgur birodalom pusztítása végleges. Ha egy </w:t>
       </w:r>
       <w:r>
         <w:rPr>
@@ -5639,75 +5722,44 @@
           <w:iCs w:val="1"/>
           <w:rtl w:val="0"/>
         </w:rPr>
-        <w:t xml:space="preserve">Viharkovácsok Klánja</w:t>
-      </w:r>
-      <w:r>
-        <w:rPr>
-          <w:rtl w:val="0"/>
-        </w:rPr>
-        <w:t xml:space="preserve"> az ellenfél Horizontjának egyidejű elhamvasztására fókuszál (erősödve a Száműzött lapok számával). A </w:t>
-      </w:r>
+        <w:t xml:space="preserve">Száműzetés</w:t>
+      </w:r>
+      <w:r>
+        <w:rPr>
+          <w:rtl w:val="0"/>
+        </w:rPr>
+        <w:t xml:space="preserve"> kulcsszóval rendelkező Entitás vagy Varázslat elpusztít egy ellenséges kártyát, az nem az Ürességbe (temetőbe) kerül, hanem véglegesen kikerül a játékból (Száműzött zóna), megakadályozva a feltámasztást.</w:t>
+      </w:r>
+    </w:p>
+    <w:p>
+      <w:pPr>
+        <w:numPr>
+          <w:ilvl w:val="1"/>
+          <w:numId w:val="27"/>
+        </w:numPr>
+        <w:spacing w:after="0" w:afterAutospacing="0" w:before="0" w:beforeAutospacing="0" w:lineRule="auto"/>
+        <w:ind w:left="1440" w:hanging="360"/>
+      </w:pPr>
       <w:r>
         <w:rPr>
           <w:i w:val="1"/>
           <w:iCs w:val="1"/>
           <w:rtl w:val="0"/>
         </w:rPr>
-        <w:t xml:space="preserve">Szikra-futók Klánja</w:t>
-      </w:r>
-      <w:r>
-        <w:rPr>
-          <w:rtl w:val="0"/>
-        </w:rPr>
-        <w:t xml:space="preserve"> a láncreakciók mestere: lapjaik egyre erősebbek lesznek, minél több Fulgur kártyát játszottál ki előttük ugyanabban a körben.</w:t>
-      </w:r>
-    </w:p>
-    <w:p>
-      <w:pPr>
-        <w:spacing w:after="240" w:before="240" w:lineRule="auto"/>
-        <w:rPr>
-          <w:b w:val="1"/>
-          <w:bCs w:val="1"/>
-        </w:rPr>
-      </w:pPr>
-      <w:r>
-        <w:rPr>
-          <w:b w:val="1"/>
-          <w:bCs w:val="1"/>
-          <w:rtl w:val="0"/>
-        </w:rPr>
-        <w:t xml:space="preserve">9. CRYSTALIA (A Kristály és Tükrök Birodalma)</w:t>
-      </w:r>
-    </w:p>
-    <w:p>
-      <w:pPr>
-        <w:numPr>
-          <w:ilvl w:val="0"/>
-          <w:numId w:val="16"/>
-        </w:numPr>
-        <w:spacing w:after="0" w:afterAutospacing="0" w:before="240" w:lineRule="auto"/>
-        <w:ind w:left="720" w:hanging="360"/>
-      </w:pPr>
-      <w:r>
-        <w:rPr>
-          <w:b w:val="1"/>
-          <w:bCs w:val="1"/>
-          <w:rtl w:val="0"/>
-        </w:rPr>
-        <w:t xml:space="preserve">Filozófia:</w:t>
-      </w:r>
-      <w:r>
-        <w:rPr>
-          <w:rtl w:val="0"/>
-        </w:rPr>
-        <w:t xml:space="preserve"> Az illúziók, a fénytörés, a sors megváltoztatása és a végzetes megtévesztés.</w:t>
-      </w:r>
-    </w:p>
-    <w:p>
-      <w:pPr>
-        <w:numPr>
-          <w:ilvl w:val="0"/>
-          <w:numId w:val="16"/>
+        <w:t xml:space="preserve">Egyensúlyi Szabály:</w:t>
+      </w:r>
+      <w:r>
+        <w:rPr>
+          <w:rtl w:val="0"/>
+        </w:rPr>
+        <w:t xml:space="preserve"> Csak a kulcsszóval felruházott kártyák képesek erre (tehát a normál harci cserék továbbra is az Ürességbe küldik a lapokat). Körönként legfeljebb 2 ellenséges kártya Száműzhető, hogy ne álljon be teljes "temető-zár".</w:t>
+      </w:r>
+    </w:p>
+    <w:p>
+      <w:pPr>
+        <w:numPr>
+          <w:ilvl w:val="0"/>
+          <w:numId w:val="27"/>
         </w:numPr>
         <w:spacing w:after="0" w:afterAutospacing="0" w:before="0" w:beforeAutospacing="0" w:lineRule="auto"/>
         <w:ind w:left="720" w:hanging="360"/>
@@ -5718,37 +5770,27 @@
           <w:bCs w:val="1"/>
           <w:rtl w:val="0"/>
         </w:rPr>
-        <w:t xml:space="preserve">Egyedi Mechanika – Pecsét-Csere (Ward-Swap):</w:t>
-      </w:r>
-      <w:r>
-        <w:rPr>
-          <w:rtl w:val="0"/>
-        </w:rPr>
-        <w:t xml:space="preserve"> A játék egyik legkiszámíthatatlanabb taktikai fegyvere. A játékos felveheti egy lefordított Pecsétjét a kezébe, és helyette a kezéből egy tetszőleges másik lapot (akár egy pusztító Reakciót) helyezhet le lefordítva új Pecsétként.</w:t>
-      </w:r>
-    </w:p>
-    <w:p>
-      <w:pPr>
-        <w:numPr>
-          <w:ilvl w:val="0"/>
-          <w:numId w:val="16"/>
-        </w:numPr>
-        <w:spacing w:after="240" w:before="0" w:beforeAutospacing="0" w:lineRule="auto"/>
-        <w:ind w:left="720" w:hanging="360"/>
-      </w:pPr>
-      <w:r>
-        <w:rPr>
-          <w:b w:val="1"/>
-          <w:bCs w:val="1"/>
-          <w:rtl w:val="0"/>
-        </w:rPr>
         <w:t xml:space="preserve">Klánok:</w:t>
       </w:r>
       <w:r>
         <w:rPr>
           <w:rtl w:val="0"/>
         </w:rPr>
-        <w:t xml:space="preserve"> A </w:t>
+        <w:t xml:space="preserve"> * A </w:t>
+      </w:r>
+      <w:r>
+        <w:rPr>
+          <w:b w:val="1"/>
+          <w:bCs w:val="1"/>
+          <w:rtl w:val="0"/>
+        </w:rPr>
+        <w:t xml:space="preserve">Viharkovácsok Klánja</w:t>
+      </w:r>
+      <w:r>
+        <w:rPr>
+          <w:rtl w:val="0"/>
+        </w:rPr>
+        <w:t xml:space="preserve"> (</w:t>
       </w:r>
       <w:r>
         <w:rPr>
@@ -5756,13 +5798,43 @@
           <w:iCs w:val="1"/>
           <w:rtl w:val="0"/>
         </w:rPr>
-        <w:t xml:space="preserve">Prizma Őrzők Klánja</w:t>
-      </w:r>
-      <w:r>
-        <w:rPr>
-          <w:rtl w:val="0"/>
-        </w:rPr>
-        <w:t xml:space="preserve"> a Pecsét-cserékből merít erőt (Entitásaik erősödnek, ha kártya kerül a Pecsét-zónába). A </w:t>
+        <w:t xml:space="preserve">Elemi Lények, Boszorkánymesterek</w:t>
+      </w:r>
+      <w:r>
+        <w:rPr>
+          <w:rtl w:val="0"/>
+        </w:rPr>
+        <w:t xml:space="preserve">). A Száműzött lapok számából nyernek extra (de kör végén elillanó) bónuszokat.</w:t>
+      </w:r>
+    </w:p>
+    <w:p>
+      <w:pPr>
+        <w:numPr>
+          <w:ilvl w:val="1"/>
+          <w:numId w:val="27"/>
+        </w:numPr>
+        <w:spacing w:after="240" w:before="0" w:beforeAutospacing="0" w:lineRule="auto"/>
+        <w:ind w:left="1440" w:hanging="360"/>
+      </w:pPr>
+      <w:r>
+        <w:rPr>
+          <w:rtl w:val="0"/>
+        </w:rPr>
+        <w:t xml:space="preserve">A </w:t>
+      </w:r>
+      <w:r>
+        <w:rPr>
+          <w:b w:val="1"/>
+          <w:bCs w:val="1"/>
+          <w:rtl w:val="0"/>
+        </w:rPr>
+        <w:t xml:space="preserve">Szikra-futók Klánja</w:t>
+      </w:r>
+      <w:r>
+        <w:rPr>
+          <w:rtl w:val="0"/>
+        </w:rPr>
+        <w:t xml:space="preserve"> (</w:t>
       </w:r>
       <w:r>
         <w:rPr>
@@ -5770,102 +5842,13 @@
           <w:iCs w:val="1"/>
           <w:rtl w:val="0"/>
         </w:rPr>
-        <w:t xml:space="preserve">Tükörmágusok Klánja</w:t>
-      </w:r>
-      <w:r>
-        <w:rPr>
-          <w:rtl w:val="0"/>
-        </w:rPr>
-        <w:t xml:space="preserve"> az ellenfél varázslatait veri vissza, vagy az ellenség képességeit másolja le.</w:t>
-      </w:r>
-    </w:p>
-    <w:p>
-      <w:pPr>
-        <w:spacing w:after="240" w:before="240" w:lineRule="auto"/>
-        <w:rPr>
-          <w:b w:val="1"/>
-          <w:bCs w:val="1"/>
-        </w:rPr>
-      </w:pPr>
-      <w:r>
-        <w:rPr>
-          <w:b w:val="1"/>
-          <w:bCs w:val="1"/>
-          <w:rtl w:val="0"/>
-        </w:rPr>
-        <w:t xml:space="preserve">10. GLACIES (A Jég és Fagy Birodalma)</w:t>
-      </w:r>
-    </w:p>
-    <w:p>
-      <w:pPr>
-        <w:numPr>
-          <w:ilvl w:val="0"/>
-          <w:numId w:val="28"/>
-        </w:numPr>
-        <w:spacing w:after="0" w:afterAutospacing="0" w:before="240" w:lineRule="auto"/>
-        <w:ind w:left="720" w:hanging="360"/>
-      </w:pPr>
-      <w:r>
-        <w:rPr>
-          <w:b w:val="1"/>
-          <w:bCs w:val="1"/>
-          <w:rtl w:val="0"/>
-        </w:rPr>
-        <w:t xml:space="preserve">Filozófia:</w:t>
-      </w:r>
-      <w:r>
-        <w:rPr>
-          <w:rtl w:val="0"/>
-        </w:rPr>
-        <w:t xml:space="preserve"> A dermesztő hideg és a megállíthatatlan jégkorszak. A csata tempójának teljes megfojtása.</w:t>
-      </w:r>
-    </w:p>
-    <w:p>
-      <w:pPr>
-        <w:numPr>
-          <w:ilvl w:val="0"/>
-          <w:numId w:val="28"/>
-        </w:numPr>
-        <w:spacing w:after="0" w:afterAutospacing="0" w:before="0" w:beforeAutospacing="0" w:lineRule="auto"/>
-        <w:ind w:left="720" w:hanging="360"/>
-      </w:pPr>
-      <w:r>
-        <w:rPr>
-          <w:b w:val="1"/>
-          <w:bCs w:val="1"/>
-          <w:rtl w:val="0"/>
-        </w:rPr>
-        <w:t xml:space="preserve">Egyedi Mechanika – Zárolás (Lock / Freeze):</w:t>
-      </w:r>
-      <w:r>
-        <w:rPr>
-          <w:rtl w:val="0"/>
-        </w:rPr>
-        <w:t xml:space="preserve"> A Zárolt Entitás kártyáját fejjel lefelé kell fordítani a pályán. A Zárolt lap elveszíti minden képességét, nem támadhat, nem blokkolhat, és külső hatással nem távolítható el. Csupán foglalja az értékes mezőt, amíg fel nem olvad (általában 1-2 kör múlva, az Ébredés fázisban).</w:t>
-      </w:r>
-    </w:p>
-    <w:p>
-      <w:pPr>
-        <w:numPr>
-          <w:ilvl w:val="0"/>
-          <w:numId w:val="28"/>
-        </w:numPr>
-        <w:spacing w:after="240" w:before="0" w:beforeAutospacing="0" w:lineRule="auto"/>
-        <w:ind w:left="720" w:hanging="360"/>
-      </w:pPr>
-      <w:r>
-        <w:rPr>
-          <w:b w:val="1"/>
-          <w:bCs w:val="1"/>
-          <w:rtl w:val="0"/>
-        </w:rPr>
-        <w:t xml:space="preserve">Klánok:</w:t>
-      </w:r>
-      <w:r>
-        <w:rPr>
-          <w:rtl w:val="0"/>
-        </w:rPr>
-        <w:t xml:space="preserve"> A </w:t>
+        <w:t xml:space="preserve">Orkok, Goblinok</w:t>
+      </w:r>
+      <w:r>
+        <w:rPr>
+          <w:rtl w:val="0"/>
+        </w:rPr>
+        <w:t xml:space="preserve">). A láncreakciók mesterei: képességeik annál erősebbek, minél több Fulgur lapot játszottál ki előttük a körben. </w:t>
       </w:r>
       <w:r>
         <w:rPr>
@@ -5873,75 +5856,114 @@
           <w:iCs w:val="1"/>
           <w:rtl w:val="0"/>
         </w:rPr>
-        <w:t xml:space="preserve">Fagyhozók Klánja</w:t>
-      </w:r>
-      <w:r>
-        <w:rPr>
-          <w:rtl w:val="0"/>
-        </w:rPr>
-        <w:t xml:space="preserve"> az ellenfél Zenitjében rejtőző támogatóit Zárolja, tönkretéve az alakzatot. A </w:t>
-      </w:r>
+        <w:t xml:space="preserve">(Limit: Maximum 3 láncreakció/kör).</w:t>
+      </w:r>
+    </w:p>
+    <w:p>
+      <w:pPr>
+        <w:pStyle w:val="Heading4"/>
+        <w:keepNext w:val="0"/>
+        <w:keepLines w:val="0"/>
+        <w:spacing w:after="40" w:before="240" w:lineRule="auto"/>
+        <w:rPr>
+          <w:b w:val="1"/>
+          <w:bCs w:val="1"/>
+          <w:color w:val="000000"/>
+          <w:sz w:val="22"/>
+          <w:szCs w:val="22"/>
+        </w:rPr>
+      </w:pPr>
+      <w:bookmarkStart w:colFirst="0" w:colLast="0" w:name="_wfm2gk2egoe4" w:id="24"/>
+      <w:bookmarkEnd w:id="24"/>
+      <w:r>
+        <w:rPr>
+          <w:b w:val="1"/>
+          <w:bCs w:val="1"/>
+          <w:color w:val="000000"/>
+          <w:sz w:val="22"/>
+          <w:szCs w:val="22"/>
+          <w:rtl w:val="0"/>
+        </w:rPr>
+        <w:t xml:space="preserve">9. CRYSTALIA (A Kristály és Tükrök Birodalma)</w:t>
+      </w:r>
+    </w:p>
+    <w:p>
+      <w:pPr>
+        <w:numPr>
+          <w:ilvl w:val="0"/>
+          <w:numId w:val="60"/>
+        </w:numPr>
+        <w:spacing w:after="0" w:afterAutospacing="0" w:before="240" w:lineRule="auto"/>
+        <w:ind w:left="720" w:hanging="360"/>
+      </w:pPr>
+      <w:r>
+        <w:rPr>
+          <w:b w:val="1"/>
+          <w:bCs w:val="1"/>
+          <w:rtl w:val="0"/>
+        </w:rPr>
+        <w:t xml:space="preserve">Filozófia:</w:t>
+      </w:r>
+      <w:r>
+        <w:rPr>
+          <w:rtl w:val="0"/>
+        </w:rPr>
+        <w:t xml:space="preserve"> Az illúziók, a fénytörés, a sors megváltoztatása és a végzetes megtévesztés.</w:t>
+      </w:r>
+    </w:p>
+    <w:p>
+      <w:pPr>
+        <w:numPr>
+          <w:ilvl w:val="0"/>
+          <w:numId w:val="60"/>
+        </w:numPr>
+        <w:spacing w:after="0" w:afterAutospacing="0" w:before="0" w:beforeAutospacing="0" w:lineRule="auto"/>
+        <w:ind w:left="720" w:hanging="360"/>
+      </w:pPr>
+      <w:r>
+        <w:rPr>
+          <w:b w:val="1"/>
+          <w:bCs w:val="1"/>
+          <w:rtl w:val="0"/>
+        </w:rPr>
+        <w:t xml:space="preserve">Klán-specifikus Képesség – Tükörlépés (Mirror-Step):</w:t>
+      </w:r>
+      <w:r>
+        <w:rPr>
+          <w:rtl w:val="0"/>
+        </w:rPr>
+        <w:t xml:space="preserve"> A megtévesztés csúcsa. Bizonyos Entitások képesek a játéktéren "kicserélni" magukat. A játékos visszaveszi az Entitást a Domíniumról a kezébe, és helyette ingyen letesz egy vele azonos, vagy kisebb Magnitúdójú Entitást a kezéből ugyanarra a mezőre.</w:t>
+      </w:r>
+    </w:p>
+    <w:p>
+      <w:pPr>
+        <w:numPr>
+          <w:ilvl w:val="1"/>
+          <w:numId w:val="60"/>
+        </w:numPr>
+        <w:spacing w:after="0" w:afterAutospacing="0" w:before="0" w:beforeAutospacing="0" w:lineRule="auto"/>
+        <w:ind w:left="1440" w:hanging="360"/>
+      </w:pPr>
       <w:r>
         <w:rPr>
           <w:i w:val="1"/>
           <w:iCs w:val="1"/>
           <w:rtl w:val="0"/>
         </w:rPr>
-        <w:t xml:space="preserve">Jégtörők Klánja</w:t>
-      </w:r>
-      <w:r>
-        <w:rPr>
-          <w:rtl w:val="0"/>
-        </w:rPr>
-        <w:t xml:space="preserve"> a "Hasítás" kulcsszóra épít, hatalmas bónuszokat kapva, ha Zárolt célpontokat zúzhatnak darabokra.</w:t>
-      </w:r>
-    </w:p>
-    <w:p>
-      <w:pPr>
-        <w:spacing w:after="240" w:before="240" w:lineRule="auto"/>
-        <w:rPr>
-          <w:b w:val="1"/>
-          <w:bCs w:val="1"/>
-        </w:rPr>
-      </w:pPr>
-      <w:r>
-        <w:rPr>
-          <w:b w:val="1"/>
-          <w:bCs w:val="1"/>
-          <w:rtl w:val="0"/>
-        </w:rPr>
-        <w:t xml:space="preserve">11. NATURA (A Természet és Mutáció Birodalma)</w:t>
-      </w:r>
-    </w:p>
-    <w:p>
-      <w:pPr>
-        <w:numPr>
-          <w:ilvl w:val="0"/>
-          <w:numId w:val="12"/>
-        </w:numPr>
-        <w:spacing w:after="0" w:afterAutospacing="0" w:before="240" w:lineRule="auto"/>
-        <w:ind w:left="720" w:hanging="360"/>
-      </w:pPr>
-      <w:r>
-        <w:rPr>
-          <w:b w:val="1"/>
-          <w:bCs w:val="1"/>
-          <w:rtl w:val="0"/>
-        </w:rPr>
-        <w:t xml:space="preserve">Filozófia:</w:t>
-      </w:r>
-      <w:r>
-        <w:rPr>
-          <w:rtl w:val="0"/>
-        </w:rPr>
-        <w:t xml:space="preserve"> A biológiai burjánzás, a klónozás, a mérgek és a fojtogató evolúció.</w:t>
-      </w:r>
-    </w:p>
-    <w:p>
-      <w:pPr>
-        <w:numPr>
-          <w:ilvl w:val="0"/>
-          <w:numId w:val="12"/>
+        <w:t xml:space="preserve">Egyensúlyi Szabály:</w:t>
+      </w:r>
+      <w:r>
+        <w:rPr>
+          <w:rtl w:val="0"/>
+        </w:rPr>
+        <w:t xml:space="preserve"> A beugró Entitás azonnal támadhat (ha az előző még nem tette), DE abban a körben már nem használhatja a saját Tükörlépés képességét. Körönként maximum 1 csere hajtható végre a játékos részéről.</w:t>
+      </w:r>
+    </w:p>
+    <w:p>
+      <w:pPr>
+        <w:numPr>
+          <w:ilvl w:val="0"/>
+          <w:numId w:val="60"/>
         </w:numPr>
         <w:spacing w:after="0" w:afterAutospacing="0" w:before="0" w:beforeAutospacing="0" w:lineRule="auto"/>
         <w:ind w:left="720" w:hanging="360"/>
@@ -5952,37 +5974,27 @@
           <w:bCs w:val="1"/>
           <w:rtl w:val="0"/>
         </w:rPr>
-        <w:t xml:space="preserve">Egyedi Mechanika – Burjánzás (Bloom / Proliferate):</w:t>
-      </w:r>
-      <w:r>
-        <w:rPr>
-          <w:rtl w:val="0"/>
-        </w:rPr>
-        <w:t xml:space="preserve"> Amikor egy Burjánzás kulcsszóval rendelkező Entitást megidézel, egy extra költség kifizetésével azonnal kikeresheted a paklidból ugyanannak a kártyának egy másolatát, és azt is a Domíniumra helyezheted.</w:t>
-      </w:r>
-    </w:p>
-    <w:p>
-      <w:pPr>
-        <w:numPr>
-          <w:ilvl w:val="0"/>
-          <w:numId w:val="12"/>
-        </w:numPr>
-        <w:spacing w:after="240" w:before="0" w:beforeAutospacing="0" w:lineRule="auto"/>
-        <w:ind w:left="720" w:hanging="360"/>
-      </w:pPr>
-      <w:r>
-        <w:rPr>
-          <w:b w:val="1"/>
-          <w:bCs w:val="1"/>
-          <w:rtl w:val="0"/>
-        </w:rPr>
         <w:t xml:space="preserve">Klánok:</w:t>
       </w:r>
       <w:r>
         <w:rPr>
           <w:rtl w:val="0"/>
         </w:rPr>
-        <w:t xml:space="preserve"> A </w:t>
+        <w:t xml:space="preserve"> * A </w:t>
+      </w:r>
+      <w:r>
+        <w:rPr>
+          <w:b w:val="1"/>
+          <w:bCs w:val="1"/>
+          <w:rtl w:val="0"/>
+        </w:rPr>
+        <w:t xml:space="preserve">Prizma Őrzők Klánja</w:t>
+      </w:r>
+      <w:r>
+        <w:rPr>
+          <w:rtl w:val="0"/>
+        </w:rPr>
+        <w:t xml:space="preserve"> (</w:t>
       </w:r>
       <w:r>
         <w:rPr>
@@ -5990,13 +6002,43 @@
           <w:iCs w:val="1"/>
           <w:rtl w:val="0"/>
         </w:rPr>
-        <w:t xml:space="preserve">Húsevő Kertészek Klánja</w:t>
-      </w:r>
-      <w:r>
-        <w:rPr>
-          <w:rtl w:val="0"/>
-        </w:rPr>
-        <w:t xml:space="preserve"> a token-lények gyártására és mérgező (Métely) fallá hizlalására épít. A </w:t>
+        <w:t xml:space="preserve">Kozmikusok, Papok</w:t>
+      </w:r>
+      <w:r>
+        <w:rPr>
+          <w:rtl w:val="0"/>
+        </w:rPr>
+        <w:t xml:space="preserve">). A jövőbelátásból és a pakli manipulálásából merítenek erőt.</w:t>
+      </w:r>
+    </w:p>
+    <w:p>
+      <w:pPr>
+        <w:numPr>
+          <w:ilvl w:val="1"/>
+          <w:numId w:val="60"/>
+        </w:numPr>
+        <w:spacing w:after="240" w:before="0" w:beforeAutospacing="0" w:lineRule="auto"/>
+        <w:ind w:left="1440" w:hanging="360"/>
+      </w:pPr>
+      <w:r>
+        <w:rPr>
+          <w:rtl w:val="0"/>
+        </w:rPr>
+        <w:t xml:space="preserve">A </w:t>
+      </w:r>
+      <w:r>
+        <w:rPr>
+          <w:b w:val="1"/>
+          <w:bCs w:val="1"/>
+          <w:rtl w:val="0"/>
+        </w:rPr>
+        <w:t xml:space="preserve">Tükörmágusok Klánja</w:t>
+      </w:r>
+      <w:r>
+        <w:rPr>
+          <w:rtl w:val="0"/>
+        </w:rPr>
+        <w:t xml:space="preserve"> (</w:t>
       </w:r>
       <w:r>
         <w:rPr>
@@ -6004,37 +6046,48 @@
           <w:iCs w:val="1"/>
           <w:rtl w:val="0"/>
         </w:rPr>
-        <w:t xml:space="preserve">Szimbióták Klánja</w:t>
-      </w:r>
-      <w:r>
-        <w:rPr>
-          <w:rtl w:val="0"/>
-        </w:rPr>
-        <w:t xml:space="preserve"> a mutációt használja: képesek két Entitást összeolvasztani a pályán, átadva a képességeket és létrehozva egy hibrid szörnyeteget.</w:t>
-      </w:r>
-    </w:p>
-    <w:p>
-      <w:pPr>
-        <w:spacing w:after="240" w:before="240" w:lineRule="auto"/>
-        <w:rPr>
-          <w:b w:val="1"/>
-          <w:bCs w:val="1"/>
-        </w:rPr>
-      </w:pPr>
-      <w:r>
-        <w:rPr>
-          <w:b w:val="1"/>
-          <w:bCs w:val="1"/>
-          <w:rtl w:val="0"/>
-        </w:rPr>
-        <w:t xml:space="preserve">12. CHALYBS (Az Acél és Haditechnika Birodalma)</w:t>
-      </w:r>
-    </w:p>
-    <w:p>
-      <w:pPr>
-        <w:numPr>
-          <w:ilvl w:val="0"/>
-          <w:numId w:val="48"/>
+        <w:t xml:space="preserve">Tündék, Szellemek, Mágusok</w:t>
+      </w:r>
+      <w:r>
+        <w:rPr>
+          <w:rtl w:val="0"/>
+        </w:rPr>
+        <w:t xml:space="preserve">). A cserélgetős (Tükörlépés) támadások mesterei, akik megzavarják az ellenfél védelmét.</w:t>
+      </w:r>
+    </w:p>
+    <w:p>
+      <w:pPr>
+        <w:pStyle w:val="Heading4"/>
+        <w:keepNext w:val="0"/>
+        <w:keepLines w:val="0"/>
+        <w:spacing w:after="40" w:before="240" w:lineRule="auto"/>
+        <w:rPr>
+          <w:b w:val="1"/>
+          <w:bCs w:val="1"/>
+          <w:color w:val="000000"/>
+          <w:sz w:val="22"/>
+          <w:szCs w:val="22"/>
+        </w:rPr>
+      </w:pPr>
+      <w:bookmarkStart w:colFirst="0" w:colLast="0" w:name="_hm6k2squdz3x" w:id="25"/>
+      <w:bookmarkEnd w:id="25"/>
+      <w:r>
+        <w:rPr>
+          <w:b w:val="1"/>
+          <w:bCs w:val="1"/>
+          <w:color w:val="000000"/>
+          <w:sz w:val="22"/>
+          <w:szCs w:val="22"/>
+          <w:rtl w:val="0"/>
+        </w:rPr>
+        <w:t xml:space="preserve">10. GLACIES (A Jég és Fagy Birodalma)</w:t>
+      </w:r>
+    </w:p>
+    <w:p>
+      <w:pPr>
+        <w:numPr>
+          <w:ilvl w:val="0"/>
+          <w:numId w:val="53"/>
         </w:numPr>
         <w:spacing w:after="0" w:afterAutospacing="0" w:before="240" w:lineRule="auto"/>
         <w:ind w:left="720" w:hanging="360"/>
@@ -6051,14 +6104,14 @@
         <w:rPr>
           <w:rtl w:val="0"/>
         </w:rPr>
-        <w:t xml:space="preserve"> A tiszta, hideg fém, a fegyverkezés és a militarista nehézipar. Egyetlen elit harcos tökéletesítése.</w:t>
-      </w:r>
-    </w:p>
-    <w:p>
-      <w:pPr>
-        <w:numPr>
-          <w:ilvl w:val="0"/>
-          <w:numId w:val="48"/>
+        <w:t xml:space="preserve"> A dermesztő hideg és a megállíthatatlan jégkorszak. A csata tempójának megfojtása.</w:t>
+      </w:r>
+    </w:p>
+    <w:p>
+      <w:pPr>
+        <w:numPr>
+          <w:ilvl w:val="0"/>
+          <w:numId w:val="53"/>
         </w:numPr>
         <w:spacing w:after="0" w:afterAutospacing="0" w:before="0" w:beforeAutospacing="0" w:lineRule="auto"/>
         <w:ind w:left="720" w:hanging="360"/>
@@ -6069,51 +6122,75 @@
           <w:bCs w:val="1"/>
           <w:rtl w:val="0"/>
         </w:rPr>
-        <w:t xml:space="preserve">Egyedi Mechanika – Szerelék (Equip):</w:t>
-      </w:r>
-      <w:r>
-        <w:rPr>
-          <w:rtl w:val="0"/>
-        </w:rPr>
-        <w:t xml:space="preserve"> Bizonyos Chalybs Entitások nemcsak lényként, hanem Fegyverként vagy Páncélként is megidézhetők. Más Entitásokra szerelve hatalmas bónuszokat adnak. Ha a hordozó elpusztul, a Szerelék is vele együtt megsemmisül.</w:t>
-      </w:r>
-    </w:p>
-    <w:p>
-      <w:pPr>
-        <w:numPr>
-          <w:ilvl w:val="0"/>
-          <w:numId w:val="48"/>
-        </w:numPr>
-        <w:spacing w:after="240" w:before="0" w:beforeAutospacing="0" w:lineRule="auto"/>
-        <w:ind w:left="720" w:hanging="360"/>
-      </w:pPr>
-      <w:r>
-        <w:rPr>
-          <w:b w:val="1"/>
-          <w:bCs w:val="1"/>
-          <w:rtl w:val="0"/>
-        </w:rPr>
-        <w:t xml:space="preserve">Klánok:</w:t>
-      </w:r>
-      <w:r>
-        <w:rPr>
-          <w:rtl w:val="0"/>
-        </w:rPr>
-        <w:t xml:space="preserve"> A </w:t>
-      </w:r>
+        <w:t xml:space="preserve">Klán-specifikus Kulcsszó – Zárolás (Freeze):</w:t>
+      </w:r>
+      <w:r>
+        <w:rPr>
+          <w:rtl w:val="0"/>
+        </w:rPr>
+        <w:t xml:space="preserve"> A Zárolt Entitás kártyáját fejjel lefelé kell fordítani a pályán. A Zárolt lap elveszíti minden képességét, nem támadhat és nem blokkolhat.</w:t>
+      </w:r>
+    </w:p>
+    <w:p>
+      <w:pPr>
+        <w:numPr>
+          <w:ilvl w:val="1"/>
+          <w:numId w:val="53"/>
+        </w:numPr>
+        <w:spacing w:after="0" w:afterAutospacing="0" w:before="0" w:beforeAutospacing="0" w:lineRule="auto"/>
+        <w:ind w:left="1440" w:hanging="360"/>
+      </w:pPr>
       <w:r>
         <w:rPr>
           <w:i w:val="1"/>
           <w:iCs w:val="1"/>
           <w:rtl w:val="0"/>
         </w:rPr>
-        <w:t xml:space="preserve">Katedrális-Kovácsok Klánja</w:t>
-      </w:r>
-      <w:r>
-        <w:rPr>
-          <w:rtl w:val="0"/>
-        </w:rPr>
-        <w:t xml:space="preserve"> egyetlen Entitást pakol tele Szerelékekkel, hogy egy sebezhetetlen gyilkológépet hozzon létre. A </w:t>
+        <w:t xml:space="preserve">Egyensúlyi Szabály:</w:t>
+      </w:r>
+      <w:r>
+        <w:rPr>
+          <w:rtl w:val="0"/>
+        </w:rPr>
+        <w:t xml:space="preserve"> A Zárolás szigorúan csak 1 körig tart (a Zárolást elsütő játékos következő körének kezdetén oldódik fel). A Zárolást az elszenvedett sebzés NEM oldja fel! Hogy a játéktér ne fagyjon be teljesen, egyszerre maximum 2 ellenséges Entitás lehet Zárolt állapotban a Horizonton.</w:t>
+      </w:r>
+    </w:p>
+    <w:p>
+      <w:pPr>
+        <w:numPr>
+          <w:ilvl w:val="0"/>
+          <w:numId w:val="53"/>
+        </w:numPr>
+        <w:spacing w:after="0" w:afterAutospacing="0" w:before="0" w:beforeAutospacing="0" w:lineRule="auto"/>
+        <w:ind w:left="720" w:hanging="360"/>
+      </w:pPr>
+      <w:r>
+        <w:rPr>
+          <w:b w:val="1"/>
+          <w:bCs w:val="1"/>
+          <w:rtl w:val="0"/>
+        </w:rPr>
+        <w:t xml:space="preserve">Klánok:</w:t>
+      </w:r>
+      <w:r>
+        <w:rPr>
+          <w:rtl w:val="0"/>
+        </w:rPr>
+        <w:t xml:space="preserve"> * A </w:t>
+      </w:r>
+      <w:r>
+        <w:rPr>
+          <w:b w:val="1"/>
+          <w:bCs w:val="1"/>
+          <w:rtl w:val="0"/>
+        </w:rPr>
+        <w:t xml:space="preserve">Fagyhozók Klánja</w:t>
+      </w:r>
+      <w:r>
+        <w:rPr>
+          <w:rtl w:val="0"/>
+        </w:rPr>
+        <w:t xml:space="preserve"> (</w:t>
       </w:r>
       <w:r>
         <w:rPr>
@@ -6121,102 +6198,43 @@
           <w:iCs w:val="1"/>
           <w:rtl w:val="0"/>
         </w:rPr>
-        <w:t xml:space="preserve">Nehéztüzérség Klánja</w:t>
-      </w:r>
-      <w:r>
-        <w:rPr>
-          <w:rtl w:val="0"/>
-        </w:rPr>
-        <w:t xml:space="preserve"> a Zenitből közvetlen sebzést lő az ellenfél Horizontjára Aura (lőszer) elégetésével, fizikai harc nélkül.</w:t>
-      </w:r>
-    </w:p>
-    <w:p>
-      <w:pPr>
-        <w:spacing w:after="240" w:before="240" w:lineRule="auto"/>
-        <w:rPr>
-          <w:b w:val="1"/>
-          <w:bCs w:val="1"/>
-        </w:rPr>
-      </w:pPr>
-      <w:r>
-        <w:rPr>
-          <w:b w:val="1"/>
-          <w:bCs w:val="1"/>
-          <w:rtl w:val="0"/>
-        </w:rPr>
-        <w:t xml:space="preserve">13. EXUL (A Számkivetettek és Anomáliák Birodalma)</w:t>
-      </w:r>
-    </w:p>
-    <w:p>
-      <w:pPr>
-        <w:numPr>
-          <w:ilvl w:val="0"/>
-          <w:numId w:val="32"/>
-        </w:numPr>
-        <w:spacing w:after="0" w:afterAutospacing="0" w:before="240" w:lineRule="auto"/>
-        <w:ind w:left="720" w:hanging="360"/>
-      </w:pPr>
-      <w:r>
-        <w:rPr>
-          <w:b w:val="1"/>
-          <w:bCs w:val="1"/>
-          <w:rtl w:val="0"/>
-        </w:rPr>
-        <w:t xml:space="preserve">Filozófia:</w:t>
-      </w:r>
-      <w:r>
-        <w:rPr>
-          <w:rtl w:val="0"/>
-        </w:rPr>
-        <w:t xml:space="preserve"> A szabályszegők és téridő-anomáliák otthona. A cél nem a harc, hanem az ellenfél erőforrásainak kiforgatása.</w:t>
-      </w:r>
-    </w:p>
-    <w:p>
-      <w:pPr>
-        <w:numPr>
-          <w:ilvl w:val="0"/>
-          <w:numId w:val="32"/>
-        </w:numPr>
-        <w:spacing w:after="0" w:afterAutospacing="0" w:before="0" w:beforeAutospacing="0" w:lineRule="auto"/>
-        <w:ind w:left="720" w:hanging="360"/>
-      </w:pPr>
-      <w:r>
-        <w:rPr>
-          <w:b w:val="1"/>
-          <w:bCs w:val="1"/>
-          <w:rtl w:val="0"/>
-        </w:rPr>
-        <w:t xml:space="preserve">Egyedi Mechanika – Felejtés (Oblivion / Mill):</w:t>
-      </w:r>
-      <w:r>
-        <w:rPr>
-          <w:rtl w:val="0"/>
-        </w:rPr>
-        <w:t xml:space="preserve"> Az Exul kártyák közvetlenül az ellenfél pakliját támadják, arra kényszerítve őt, hogy a pakli tetejéről lapokat dobjon egyenesen az Ürességbe, ezzel a "pakli elfogyása" nevű alternatív győzelmi kondícióra játszva.</w:t>
-      </w:r>
-    </w:p>
-    <w:p>
-      <w:pPr>
-        <w:numPr>
-          <w:ilvl w:val="0"/>
-          <w:numId w:val="32"/>
+        <w:t xml:space="preserve">Gólemek, Lovagok</w:t>
+      </w:r>
+      <w:r>
+        <w:rPr>
+          <w:rtl w:val="0"/>
+        </w:rPr>
+        <w:t xml:space="preserve">). Defenzív taktika, a Zárolással elvágják az ellenfél erős kombóit.</w:t>
+      </w:r>
+    </w:p>
+    <w:p>
+      <w:pPr>
+        <w:numPr>
+          <w:ilvl w:val="1"/>
+          <w:numId w:val="53"/>
         </w:numPr>
         <w:spacing w:after="240" w:before="0" w:beforeAutospacing="0" w:lineRule="auto"/>
-        <w:ind w:left="720" w:hanging="360"/>
-      </w:pPr>
-      <w:r>
-        <w:rPr>
-          <w:b w:val="1"/>
-          <w:bCs w:val="1"/>
-          <w:rtl w:val="0"/>
-        </w:rPr>
-        <w:t xml:space="preserve">Klánok:</w:t>
-      </w:r>
-      <w:r>
-        <w:rPr>
-          <w:rtl w:val="0"/>
-        </w:rPr>
-        <w:t xml:space="preserve"> Az </w:t>
+        <w:ind w:left="1440" w:hanging="360"/>
+      </w:pPr>
+      <w:r>
+        <w:rPr>
+          <w:rtl w:val="0"/>
+        </w:rPr>
+        <w:t xml:space="preserve">A </w:t>
+      </w:r>
+      <w:r>
+        <w:rPr>
+          <w:b w:val="1"/>
+          <w:bCs w:val="1"/>
+          <w:rtl w:val="0"/>
+        </w:rPr>
+        <w:t xml:space="preserve">Jégtörők Klánja</w:t>
+      </w:r>
+      <w:r>
+        <w:rPr>
+          <w:rtl w:val="0"/>
+        </w:rPr>
+        <w:t xml:space="preserve"> (</w:t>
       </w:r>
       <w:r>
         <w:rPr>
@@ -6224,27 +6242,633 @@
           <w:iCs w:val="1"/>
           <w:rtl w:val="0"/>
         </w:rPr>
-        <w:t xml:space="preserve">Emlékfalók Klánja</w:t>
-      </w:r>
-      <w:r>
-        <w:rPr>
-          <w:rtl w:val="0"/>
-        </w:rPr>
-        <w:t xml:space="preserve"> agresszívan pusztítja az ellenfél kezét és pakliját Jelekkel és Rituálékkal. A </w:t>
-      </w:r>
+        <w:t xml:space="preserve">Hüllők, Harcosok</w:t>
+      </w:r>
+      <w:r>
+        <w:rPr>
+          <w:rtl w:val="0"/>
+        </w:rPr>
+        <w:t xml:space="preserve">). A "Hasítás" mesterei, akik bónusz sebzést okoznak, ha Zárolt Entitásokat támadnak meg.</w:t>
+      </w:r>
+    </w:p>
+    <w:p>
+      <w:pPr>
+        <w:pStyle w:val="Heading4"/>
+        <w:keepNext w:val="0"/>
+        <w:keepLines w:val="0"/>
+        <w:spacing w:after="40" w:before="240" w:lineRule="auto"/>
+        <w:rPr>
+          <w:b w:val="1"/>
+          <w:bCs w:val="1"/>
+          <w:color w:val="000000"/>
+          <w:sz w:val="22"/>
+          <w:szCs w:val="22"/>
+        </w:rPr>
+      </w:pPr>
+      <w:bookmarkStart w:colFirst="0" w:colLast="0" w:name="_ac7scb16v630" w:id="26"/>
+      <w:bookmarkEnd w:id="26"/>
+      <w:r>
+        <w:rPr>
+          <w:b w:val="1"/>
+          <w:bCs w:val="1"/>
+          <w:color w:val="000000"/>
+          <w:sz w:val="22"/>
+          <w:szCs w:val="22"/>
+          <w:rtl w:val="0"/>
+        </w:rPr>
+        <w:t xml:space="preserve">11. NATURA (A Természet és Mutáció Birodalma)</w:t>
+      </w:r>
+    </w:p>
+    <w:p>
+      <w:pPr>
+        <w:numPr>
+          <w:ilvl w:val="0"/>
+          <w:numId w:val="43"/>
+        </w:numPr>
+        <w:spacing w:after="0" w:afterAutospacing="0" w:before="240" w:lineRule="auto"/>
+        <w:ind w:left="720" w:hanging="360"/>
+      </w:pPr>
+      <w:r>
+        <w:rPr>
+          <w:b w:val="1"/>
+          <w:bCs w:val="1"/>
+          <w:rtl w:val="0"/>
+        </w:rPr>
+        <w:t xml:space="preserve">Filozófia:</w:t>
+      </w:r>
+      <w:r>
+        <w:rPr>
+          <w:rtl w:val="0"/>
+        </w:rPr>
+        <w:t xml:space="preserve"> A biológiai burjánzás, a fojtogató evolúció és a hibrid szörnyetegek.</w:t>
+      </w:r>
+    </w:p>
+    <w:p>
+      <w:pPr>
+        <w:numPr>
+          <w:ilvl w:val="0"/>
+          <w:numId w:val="43"/>
+        </w:numPr>
+        <w:spacing w:after="0" w:afterAutospacing="0" w:before="0" w:beforeAutospacing="0" w:lineRule="auto"/>
+        <w:ind w:left="720" w:hanging="360"/>
+      </w:pPr>
+      <w:r>
+        <w:rPr>
+          <w:b w:val="1"/>
+          <w:bCs w:val="1"/>
+          <w:rtl w:val="0"/>
+        </w:rPr>
+        <w:t xml:space="preserve">Klán-specifikus Képesség – Mutáció (Mutation):</w:t>
+      </w:r>
+      <w:r>
+        <w:rPr>
+          <w:rtl w:val="0"/>
+        </w:rPr>
+        <w:t xml:space="preserve"> A Natura Entitások képesek "beolvasztani" más, kisebb saját Entitásokat a Domíniumon, ezáltal összeadva az alapértékeiket (ATK/HP) és átvéve a feláldozott Entitás egy alap kulcsszavát.</w:t>
+      </w:r>
+    </w:p>
+    <w:p>
+      <w:pPr>
+        <w:numPr>
+          <w:ilvl w:val="1"/>
+          <w:numId w:val="43"/>
+        </w:numPr>
+        <w:spacing w:after="0" w:afterAutospacing="0" w:before="0" w:beforeAutospacing="0" w:lineRule="auto"/>
+        <w:ind w:left="1440" w:hanging="360"/>
+      </w:pPr>
       <w:r>
         <w:rPr>
           <w:i w:val="1"/>
           <w:iCs w:val="1"/>
           <w:rtl w:val="0"/>
         </w:rPr>
+        <w:t xml:space="preserve">Egyensúlyi Szabály:</w:t>
+      </w:r>
+      <w:r>
+        <w:rPr>
+          <w:rtl w:val="0"/>
+        </w:rPr>
+        <w:t xml:space="preserve"> Hogy ne jöhessen létre egy legyőzhetetlen, végtelenül erősített szörnyeteg, egy Entitáson szigorúan maximum 1 Mutáció hajtható végre.</w:t>
+      </w:r>
+    </w:p>
+    <w:p>
+      <w:pPr>
+        <w:numPr>
+          <w:ilvl w:val="0"/>
+          <w:numId w:val="43"/>
+        </w:numPr>
+        <w:spacing w:after="0" w:afterAutospacing="0" w:before="0" w:beforeAutospacing="0" w:lineRule="auto"/>
+        <w:ind w:left="720" w:hanging="360"/>
+      </w:pPr>
+      <w:r>
+        <w:rPr>
+          <w:b w:val="1"/>
+          <w:bCs w:val="1"/>
+          <w:rtl w:val="0"/>
+        </w:rPr>
+        <w:t xml:space="preserve">Klánok:</w:t>
+      </w:r>
+    </w:p>
+    <w:p>
+      <w:pPr>
+        <w:numPr>
+          <w:ilvl w:val="1"/>
+          <w:numId w:val="43"/>
+        </w:numPr>
+        <w:spacing w:after="0" w:afterAutospacing="0" w:before="0" w:beforeAutospacing="0" w:lineRule="auto"/>
+        <w:ind w:left="1440" w:hanging="360"/>
+      </w:pPr>
+      <w:r>
+        <w:rPr>
+          <w:rtl w:val="0"/>
+        </w:rPr>
+        <w:t xml:space="preserve">A </w:t>
+      </w:r>
+      <w:r>
+        <w:rPr>
+          <w:b w:val="1"/>
+          <w:bCs w:val="1"/>
+          <w:rtl w:val="0"/>
+        </w:rPr>
+        <w:t xml:space="preserve">Húsevő Kertészek Klánja</w:t>
+      </w:r>
+      <w:r>
+        <w:rPr>
+          <w:rtl w:val="0"/>
+        </w:rPr>
+        <w:t xml:space="preserve"> (</w:t>
+      </w:r>
+      <w:r>
+        <w:rPr>
+          <w:i w:val="1"/>
+          <w:iCs w:val="1"/>
+          <w:rtl w:val="0"/>
+        </w:rPr>
+        <w:t xml:space="preserve">Növények, Rovarok</w:t>
+      </w:r>
+      <w:r>
+        <w:rPr>
+          <w:rtl w:val="0"/>
+        </w:rPr>
+        <w:t xml:space="preserve">). A (mindenki által elérhető) </w:t>
+      </w:r>
+      <w:r>
+        <w:rPr>
+          <w:i w:val="1"/>
+          <w:iCs w:val="1"/>
+          <w:rtl w:val="0"/>
+        </w:rPr>
+        <w:t xml:space="preserve">Rajzás</w:t>
+      </w:r>
+      <w:r>
+        <w:rPr>
+          <w:rtl w:val="0"/>
+        </w:rPr>
+        <w:t xml:space="preserve"> kulcsszóra építve elárasztják a játéktért apró, gyakran mérgező (Métely) lényekkel.</w:t>
+      </w:r>
+    </w:p>
+    <w:p>
+      <w:pPr>
+        <w:numPr>
+          <w:ilvl w:val="1"/>
+          <w:numId w:val="43"/>
+        </w:numPr>
+        <w:spacing w:after="240" w:before="0" w:beforeAutospacing="0" w:lineRule="auto"/>
+        <w:ind w:left="1440" w:hanging="360"/>
+      </w:pPr>
+      <w:r>
+        <w:rPr>
+          <w:rtl w:val="0"/>
+        </w:rPr>
+        <w:t xml:space="preserve">A </w:t>
+      </w:r>
+      <w:r>
+        <w:rPr>
+          <w:b w:val="1"/>
+          <w:bCs w:val="1"/>
+          <w:rtl w:val="0"/>
+        </w:rPr>
+        <w:t xml:space="preserve">Szimbióták Klánja</w:t>
+      </w:r>
+      <w:r>
+        <w:rPr>
+          <w:rtl w:val="0"/>
+        </w:rPr>
+        <w:t xml:space="preserve"> (</w:t>
+      </w:r>
+      <w:r>
+        <w:rPr>
+          <w:i w:val="1"/>
+          <w:iCs w:val="1"/>
+          <w:rtl w:val="0"/>
+        </w:rPr>
+        <w:t xml:space="preserve">Kimérák, Druidák</w:t>
+      </w:r>
+      <w:r>
+        <w:rPr>
+          <w:rtl w:val="0"/>
+        </w:rPr>
+        <w:t xml:space="preserve">). A Mutáció mechanika mesterei, akik az apró lényeket olvasztják be masszív ragadozókká.</w:t>
+      </w:r>
+    </w:p>
+    <w:p>
+      <w:pPr>
+        <w:pStyle w:val="Heading4"/>
+        <w:keepNext w:val="0"/>
+        <w:keepLines w:val="0"/>
+        <w:spacing w:after="40" w:before="240" w:lineRule="auto"/>
+        <w:rPr>
+          <w:b w:val="1"/>
+          <w:bCs w:val="1"/>
+          <w:color w:val="000000"/>
+          <w:sz w:val="22"/>
+          <w:szCs w:val="22"/>
+        </w:rPr>
+      </w:pPr>
+      <w:bookmarkStart w:colFirst="0" w:colLast="0" w:name="_6bf8qcntqovm" w:id="27"/>
+      <w:bookmarkEnd w:id="27"/>
+      <w:r>
+        <w:rPr>
+          <w:b w:val="1"/>
+          <w:bCs w:val="1"/>
+          <w:color w:val="000000"/>
+          <w:sz w:val="22"/>
+          <w:szCs w:val="22"/>
+          <w:rtl w:val="0"/>
+        </w:rPr>
+        <w:t xml:space="preserve">12. CHALYBS (Az Acél és Haditechnika Birodalma)</w:t>
+      </w:r>
+    </w:p>
+    <w:p>
+      <w:pPr>
+        <w:numPr>
+          <w:ilvl w:val="0"/>
+          <w:numId w:val="9"/>
+        </w:numPr>
+        <w:spacing w:after="0" w:afterAutospacing="0" w:before="240" w:lineRule="auto"/>
+        <w:ind w:left="720" w:hanging="360"/>
+      </w:pPr>
+      <w:r>
+        <w:rPr>
+          <w:b w:val="1"/>
+          <w:bCs w:val="1"/>
+          <w:rtl w:val="0"/>
+        </w:rPr>
+        <w:t xml:space="preserve">Filozófia:</w:t>
+      </w:r>
+      <w:r>
+        <w:rPr>
+          <w:rtl w:val="0"/>
+        </w:rPr>
+        <w:t xml:space="preserve"> A tiszta, hideg fém, a fegyverkezés és a militarista nehézipar.</w:t>
+      </w:r>
+    </w:p>
+    <w:p>
+      <w:pPr>
+        <w:numPr>
+          <w:ilvl w:val="0"/>
+          <w:numId w:val="9"/>
+        </w:numPr>
+        <w:spacing w:after="0" w:afterAutospacing="0" w:before="0" w:beforeAutospacing="0" w:lineRule="auto"/>
+        <w:ind w:left="720" w:hanging="360"/>
+      </w:pPr>
+      <w:r>
+        <w:rPr>
+          <w:b w:val="1"/>
+          <w:bCs w:val="1"/>
+          <w:rtl w:val="0"/>
+        </w:rPr>
+        <w:t xml:space="preserve">Klán-specifikus Kulcsszó – Szerelék (Equip):</w:t>
+      </w:r>
+      <w:r>
+        <w:rPr>
+          <w:rtl w:val="0"/>
+        </w:rPr>
+        <w:t xml:space="preserve"> Bizonyos Chalybs Entitások nemcsak lényként, hanem Fegyverként vagy Páncélként is megidézhetők. Más Entitásokra szerelve hatalmas bónuszokat (ATK/HP vagy kulcsszavakat) adnak.</w:t>
+      </w:r>
+    </w:p>
+    <w:p>
+      <w:pPr>
+        <w:numPr>
+          <w:ilvl w:val="1"/>
+          <w:numId w:val="9"/>
+        </w:numPr>
+        <w:spacing w:after="0" w:afterAutospacing="0" w:before="0" w:beforeAutospacing="0" w:lineRule="auto"/>
+        <w:ind w:left="1440" w:hanging="360"/>
+      </w:pPr>
+      <w:r>
+        <w:rPr>
+          <w:i w:val="1"/>
+          <w:iCs w:val="1"/>
+          <w:rtl w:val="0"/>
+        </w:rPr>
+        <w:t xml:space="preserve">Egyensúlyi Szabály:</w:t>
+      </w:r>
+      <w:r>
+        <w:rPr>
+          <w:rtl w:val="0"/>
+        </w:rPr>
+        <w:t xml:space="preserve"> Egy Entitáson szigorúan csak 1 Szerelék lehet felszerelve. Ha a "hordozó" Entitás elpusztul, a rászerelt kártya nem semmisül meg vele együtt, hanem "leesik" a Horizontra, és Kimerült (elforgatott) Entitásként a pályán marad.</w:t>
+      </w:r>
+    </w:p>
+    <w:p>
+      <w:pPr>
+        <w:numPr>
+          <w:ilvl w:val="0"/>
+          <w:numId w:val="9"/>
+        </w:numPr>
+        <w:spacing w:after="0" w:afterAutospacing="0" w:before="0" w:beforeAutospacing="0" w:lineRule="auto"/>
+        <w:ind w:left="720" w:hanging="360"/>
+      </w:pPr>
+      <w:r>
+        <w:rPr>
+          <w:b w:val="1"/>
+          <w:bCs w:val="1"/>
+          <w:rtl w:val="0"/>
+        </w:rPr>
+        <w:t xml:space="preserve">Klánok:</w:t>
+      </w:r>
+      <w:r>
+        <w:rPr>
+          <w:rtl w:val="0"/>
+        </w:rPr>
+        <w:t xml:space="preserve"> * A </w:t>
+      </w:r>
+      <w:r>
+        <w:rPr>
+          <w:b w:val="1"/>
+          <w:bCs w:val="1"/>
+          <w:rtl w:val="0"/>
+        </w:rPr>
+        <w:t xml:space="preserve">Katedrális-Kovácsok Klánja</w:t>
+      </w:r>
+      <w:r>
+        <w:rPr>
+          <w:rtl w:val="0"/>
+        </w:rPr>
+        <w:t xml:space="preserve"> (</w:t>
+      </w:r>
+      <w:r>
+        <w:rPr>
+          <w:i w:val="1"/>
+          <w:iCs w:val="1"/>
+          <w:rtl w:val="0"/>
+        </w:rPr>
+        <w:t xml:space="preserve">Törpök, Harcosok</w:t>
+      </w:r>
+      <w:r>
+        <w:rPr>
+          <w:rtl w:val="0"/>
+        </w:rPr>
+        <w:t xml:space="preserve">). Brutális közelharci gépezeteket hoznak létre a Szerelék mechanika segítségével.</w:t>
+      </w:r>
+    </w:p>
+    <w:p>
+      <w:pPr>
+        <w:numPr>
+          <w:ilvl w:val="1"/>
+          <w:numId w:val="9"/>
+        </w:numPr>
+        <w:spacing w:after="240" w:before="0" w:beforeAutospacing="0" w:lineRule="auto"/>
+        <w:ind w:left="1440" w:hanging="360"/>
+      </w:pPr>
+      <w:r>
+        <w:rPr>
+          <w:rtl w:val="0"/>
+        </w:rPr>
+        <w:t xml:space="preserve">A </w:t>
+      </w:r>
+      <w:r>
+        <w:rPr>
+          <w:b w:val="1"/>
+          <w:bCs w:val="1"/>
+          <w:rtl w:val="0"/>
+        </w:rPr>
+        <w:t xml:space="preserve">Nehéztüzérség Klánja</w:t>
+      </w:r>
+      <w:r>
+        <w:rPr>
+          <w:rtl w:val="0"/>
+        </w:rPr>
+        <w:t xml:space="preserve"> (</w:t>
+      </w:r>
+      <w:r>
+        <w:rPr>
+          <w:i w:val="1"/>
+          <w:iCs w:val="1"/>
+          <w:rtl w:val="0"/>
+        </w:rPr>
+        <w:t xml:space="preserve">Gépezetek, Zsoldosok</w:t>
+      </w:r>
+      <w:r>
+        <w:rPr>
+          <w:rtl w:val="0"/>
+        </w:rPr>
+        <w:t xml:space="preserve">). A Zenitből bombáznak; olyan Entitások, amelyek Aura (lőszer) elégetésével képesek közvetlen sebzést okozni a harci fázison kívül is.</w:t>
+      </w:r>
+    </w:p>
+    <w:p>
+      <w:pPr>
+        <w:pStyle w:val="Heading4"/>
+        <w:keepNext w:val="0"/>
+        <w:keepLines w:val="0"/>
+        <w:spacing w:after="40" w:before="240" w:lineRule="auto"/>
+        <w:rPr>
+          <w:b w:val="1"/>
+          <w:bCs w:val="1"/>
+          <w:color w:val="000000"/>
+          <w:sz w:val="22"/>
+          <w:szCs w:val="22"/>
+        </w:rPr>
+      </w:pPr>
+      <w:bookmarkStart w:colFirst="0" w:colLast="0" w:name="_3i8zrwhr5bmu" w:id="28"/>
+      <w:bookmarkEnd w:id="28"/>
+      <w:r>
+        <w:rPr>
+          <w:b w:val="1"/>
+          <w:bCs w:val="1"/>
+          <w:color w:val="000000"/>
+          <w:sz w:val="22"/>
+          <w:szCs w:val="22"/>
+          <w:rtl w:val="0"/>
+        </w:rPr>
+        <w:t xml:space="preserve">13. EXUL (A Számkivetettek és Anomáliák Birodalma)</w:t>
+      </w:r>
+    </w:p>
+    <w:p>
+      <w:pPr>
+        <w:numPr>
+          <w:ilvl w:val="0"/>
+          <w:numId w:val="16"/>
+        </w:numPr>
+        <w:spacing w:after="0" w:afterAutospacing="0" w:before="240" w:lineRule="auto"/>
+        <w:ind w:left="720" w:hanging="360"/>
+      </w:pPr>
+      <w:r>
+        <w:rPr>
+          <w:b w:val="1"/>
+          <w:bCs w:val="1"/>
+          <w:rtl w:val="0"/>
+        </w:rPr>
+        <w:t xml:space="preserve">Filozófia:</w:t>
+      </w:r>
+      <w:r>
+        <w:rPr>
+          <w:rtl w:val="0"/>
+        </w:rPr>
+        <w:t xml:space="preserve"> A szabályszegők és téridő-anomáliák otthona. Mivel a pakli elfogyása (deck-out) nem jelent vereséget, az Exul célja az ellenfél "megkopasztása", hogy abból nyerjen saját erőt.</w:t>
+      </w:r>
+    </w:p>
+    <w:p>
+      <w:pPr>
+        <w:numPr>
+          <w:ilvl w:val="0"/>
+          <w:numId w:val="16"/>
+        </w:numPr>
+        <w:spacing w:after="0" w:afterAutospacing="0" w:before="0" w:beforeAutospacing="0" w:lineRule="auto"/>
+        <w:ind w:left="720" w:hanging="360"/>
+      </w:pPr>
+      <w:r>
+        <w:rPr>
+          <w:b w:val="1"/>
+          <w:bCs w:val="1"/>
+          <w:rtl w:val="0"/>
+        </w:rPr>
+        <w:t xml:space="preserve">Klán-specifikus Képesség – Felejtés (Oblivion / Mill):</w:t>
+      </w:r>
+      <w:r>
+        <w:rPr>
+          <w:rtl w:val="0"/>
+        </w:rPr>
+        <w:t xml:space="preserve"> Kényszeríti az ellenfelet, hogy a paklija tetejéről lapokat dobjon egyenesen az Ürességbe. Bár ezzel nem lehet közvetlenül nyerni, az Exul kártyák "táplálkoznak" ebből: masszív bónuszokat, olcsóbb megidézési költséget vagy extra képességeket kapnak attól függően, hogy az ellenfél Ürességében (temetőjében) hány lap található.</w:t>
+      </w:r>
+    </w:p>
+    <w:p>
+      <w:pPr>
+        <w:numPr>
+          <w:ilvl w:val="1"/>
+          <w:numId w:val="16"/>
+        </w:numPr>
+        <w:spacing w:after="0" w:afterAutospacing="0" w:before="0" w:beforeAutospacing="0" w:lineRule="auto"/>
+        <w:ind w:left="1440" w:hanging="360"/>
+      </w:pPr>
+      <w:r>
+        <w:rPr>
+          <w:i w:val="1"/>
+          <w:iCs w:val="1"/>
+          <w:rtl w:val="0"/>
+        </w:rPr>
+        <w:t xml:space="preserve">Egyensúlyi Szabály:</w:t>
+      </w:r>
+      <w:r>
+        <w:rPr>
+          <w:rtl w:val="0"/>
+        </w:rPr>
+        <w:t xml:space="preserve"> A képességek kiegyensúlyozására a paklidobató hatások fix számhoz kötöttek (pl. Felejtés 2 = 2 lap eldobása), elkerülve a végtelen kombókat.</w:t>
+      </w:r>
+    </w:p>
+    <w:p>
+      <w:pPr>
+        <w:numPr>
+          <w:ilvl w:val="0"/>
+          <w:numId w:val="16"/>
+        </w:numPr>
+        <w:spacing w:after="0" w:afterAutospacing="0" w:before="0" w:beforeAutospacing="0" w:lineRule="auto"/>
+        <w:ind w:left="720" w:hanging="360"/>
+      </w:pPr>
+      <w:r>
+        <w:rPr>
+          <w:b w:val="1"/>
+          <w:bCs w:val="1"/>
+          <w:rtl w:val="0"/>
+        </w:rPr>
+        <w:t xml:space="preserve">Klánok:</w:t>
+      </w:r>
+      <w:r>
+        <w:rPr>
+          <w:rtl w:val="0"/>
+        </w:rPr>
+        <w:t xml:space="preserve"> * Az </w:t>
+      </w:r>
+      <w:r>
+        <w:rPr>
+          <w:b w:val="1"/>
+          <w:bCs w:val="1"/>
+          <w:rtl w:val="0"/>
+        </w:rPr>
+        <w:t xml:space="preserve">Emlékfalók Klánja</w:t>
+      </w:r>
+      <w:r>
+        <w:rPr>
+          <w:rtl w:val="0"/>
+        </w:rPr>
+        <w:t xml:space="preserve"> (</w:t>
+      </w:r>
+      <w:r>
+        <w:rPr>
+          <w:i w:val="1"/>
+          <w:iCs w:val="1"/>
+          <w:rtl w:val="0"/>
+        </w:rPr>
+        <w:t xml:space="preserve">Démonok, Kalózok</w:t>
+      </w:r>
+      <w:r>
+        <w:rPr>
+          <w:rtl w:val="0"/>
+        </w:rPr>
+        <w:t xml:space="preserve">). Folyamatosan darálják (Felejtés) az ellenfél pakliját, és erősödnek a megsemmisült emlékek (eldobott lapok) számából.</w:t>
+      </w:r>
+    </w:p>
+    <w:p>
+      <w:pPr>
+        <w:numPr>
+          <w:ilvl w:val="1"/>
+          <w:numId w:val="16"/>
+        </w:numPr>
+        <w:spacing w:after="240" w:before="0" w:beforeAutospacing="0" w:lineRule="auto"/>
+        <w:ind w:left="1440" w:hanging="360"/>
+      </w:pPr>
+      <w:r>
+        <w:rPr>
+          <w:rtl w:val="0"/>
+        </w:rPr>
+        <w:t xml:space="preserve">A </w:t>
+      </w:r>
+      <w:r>
+        <w:rPr>
+          <w:b w:val="1"/>
+          <w:bCs w:val="1"/>
+          <w:rtl w:val="0"/>
+        </w:rPr>
         <w:t xml:space="preserve">Hasadék-Tolvajok Klánja</w:t>
       </w:r>
       <w:r>
         <w:rPr>
           <w:rtl w:val="0"/>
         </w:rPr>
-        <w:t xml:space="preserve"> az ellenfél temetőjében lévő varázslatokat és lényeket asszimilálja, majd saját Ősforrásába kötve auraként vagy fegyverként használja fel azokat.</w:t>
+        <w:t xml:space="preserve"> (</w:t>
+      </w:r>
+      <w:r>
+        <w:rPr>
+          <w:i w:val="1"/>
+          <w:iCs w:val="1"/>
+          <w:rtl w:val="0"/>
+        </w:rPr>
+        <w:t xml:space="preserve">Vámpírok, Nekromanták</w:t>
+      </w:r>
+      <w:r>
+        <w:rPr>
+          <w:rtl w:val="0"/>
+        </w:rPr>
+        <w:t xml:space="preserve">). Képesek ellopni (asszimilálni) az ellenfél Ürességébe került lapokat, hogy saját Ősforrásukba építve Auraként, vagy saját fegyverként használják fel azokat. </w:t>
+      </w:r>
+      <w:r>
+        <w:rPr>
+          <w:i w:val="1"/>
+          <w:iCs w:val="1"/>
+          <w:rtl w:val="0"/>
+        </w:rPr>
+        <w:t xml:space="preserve">(Limit: körönként maximum 1 lap lopható).</w:t>
       </w:r>
     </w:p>
     <w:p>
@@ -6290,8 +6914,8 @@
           <w:pgNumType w:start="1"/>
         </w:sectPr>
       </w:pPr>
-      <w:bookmarkStart w:colFirst="0" w:colLast="0" w:name="_6of566n5d7rr" w:id="21"/>
-      <w:bookmarkEnd w:id="21"/>
+      <w:bookmarkStart w:colFirst="0" w:colLast="0" w:name="_6jnigy31lxhm" w:id="29"/>
+      <w:bookmarkEnd w:id="29"/>
       <w:r>
         <w:rPr>
           <w:rFonts w:ascii="Arial" w:cs="Arial" w:eastAsia="Arial" w:hAnsi="Arial"/>
@@ -6331,8 +6955,8 @@
           <w:szCs w:val="26"/>
         </w:rPr>
       </w:pPr>
-      <w:bookmarkStart w:colFirst="0" w:colLast="0" w:name="_232z8e2mxtd" w:id="22"/>
-      <w:bookmarkEnd w:id="22"/>
+      <w:bookmarkStart w:colFirst="0" w:colLast="0" w:name="_232z8e2mxtd" w:id="30"/>
+      <w:bookmarkEnd w:id="30"/>
       <w:r>
         <w:rPr>
           <w:b w:val="1"/>
@@ -6376,8 +7000,8 @@
           <w:szCs w:val="22"/>
         </w:rPr>
       </w:pPr>
-      <w:bookmarkStart w:colFirst="0" w:colLast="0" w:name="_q3xxoitdlfht" w:id="23"/>
-      <w:bookmarkEnd w:id="23"/>
+      <w:bookmarkStart w:colFirst="0" w:colLast="0" w:name="_q3xxoitdlfht" w:id="31"/>
+      <w:bookmarkEnd w:id="31"/>
       <w:r>
         <w:rPr>
           <w:b w:val="1"/>
@@ -6463,7 +7087,7 @@
       <w:pPr>
         <w:numPr>
           <w:ilvl w:val="0"/>
-          <w:numId w:val="53"/>
+          <w:numId w:val="51"/>
         </w:numPr>
         <w:spacing w:after="0" w:afterAutospacing="0" w:before="240" w:lineRule="auto"/>
         <w:ind w:left="720" w:hanging="360"/>
@@ -6487,7 +7111,7 @@
       <w:pPr>
         <w:numPr>
           <w:ilvl w:val="0"/>
-          <w:numId w:val="53"/>
+          <w:numId w:val="51"/>
         </w:numPr>
         <w:spacing w:after="240" w:before="0" w:beforeAutospacing="0" w:lineRule="auto"/>
         <w:ind w:left="720" w:hanging="360"/>
@@ -6621,7 +7245,7 @@
       <w:pPr>
         <w:numPr>
           <w:ilvl w:val="0"/>
-          <w:numId w:val="10"/>
+          <w:numId w:val="11"/>
         </w:numPr>
         <w:spacing w:after="0" w:afterAutospacing="0" w:before="240" w:lineRule="auto"/>
         <w:ind w:left="720" w:hanging="360"/>
@@ -6645,7 +7269,7 @@
       <w:pPr>
         <w:numPr>
           <w:ilvl w:val="0"/>
-          <w:numId w:val="10"/>
+          <w:numId w:val="11"/>
         </w:numPr>
         <w:spacing w:after="240" w:before="0" w:beforeAutospacing="0" w:lineRule="auto"/>
         <w:ind w:left="720" w:hanging="360"/>
@@ -6743,7 +7367,7 @@
       <w:pPr>
         <w:numPr>
           <w:ilvl w:val="0"/>
-          <w:numId w:val="70"/>
+          <w:numId w:val="71"/>
         </w:numPr>
         <w:spacing w:after="0" w:afterAutospacing="0" w:before="240" w:lineRule="auto"/>
         <w:ind w:left="720" w:hanging="360"/>
@@ -6767,7 +7391,7 @@
       <w:pPr>
         <w:numPr>
           <w:ilvl w:val="0"/>
-          <w:numId w:val="70"/>
+          <w:numId w:val="71"/>
         </w:numPr>
         <w:spacing w:after="240" w:before="0" w:beforeAutospacing="0" w:lineRule="auto"/>
         <w:ind w:left="720" w:hanging="360"/>
@@ -6820,7 +7444,7 @@
       <w:pPr>
         <w:numPr>
           <w:ilvl w:val="0"/>
-          <w:numId w:val="39"/>
+          <w:numId w:val="37"/>
         </w:numPr>
         <w:spacing w:after="0" w:afterAutospacing="0" w:before="240" w:lineRule="auto"/>
         <w:ind w:left="720" w:hanging="360"/>
@@ -6844,7 +7468,7 @@
       <w:pPr>
         <w:numPr>
           <w:ilvl w:val="0"/>
-          <w:numId w:val="39"/>
+          <w:numId w:val="37"/>
         </w:numPr>
         <w:spacing w:after="240" w:before="0" w:beforeAutospacing="0" w:lineRule="auto"/>
         <w:ind w:left="720" w:hanging="360"/>
@@ -6921,8 +7545,8 @@
           <w:pgNumType w:start="1"/>
         </w:sectPr>
       </w:pPr>
-      <w:bookmarkStart w:colFirst="0" w:colLast="0" w:name="_pu1ol8hmw2vf" w:id="24"/>
-      <w:bookmarkEnd w:id="24"/>
+      <w:bookmarkStart w:colFirst="0" w:colLast="0" w:name="_t9r8d3dus5p0" w:id="32"/>
+      <w:bookmarkEnd w:id="32"/>
       <w:r>
         <w:rPr>
           <w:rFonts w:ascii="Arial" w:cs="Arial" w:eastAsia="Arial" w:hAnsi="Arial"/>
@@ -6963,8 +7587,8 @@
           <w:szCs w:val="22"/>
         </w:rPr>
       </w:pPr>
-      <w:bookmarkStart w:colFirst="0" w:colLast="0" w:name="_q01lyk8vmrmh" w:id="25"/>
-      <w:bookmarkEnd w:id="25"/>
+      <w:bookmarkStart w:colFirst="0" w:colLast="0" w:name="_q01lyk8vmrmh" w:id="33"/>
+      <w:bookmarkEnd w:id="33"/>
       <w:r>
         <w:rPr>
           <w:b w:val="1"/>
@@ -7402,8 +8026,8 @@
           <w:szCs w:val="22"/>
         </w:rPr>
       </w:pPr>
-      <w:bookmarkStart w:colFirst="0" w:colLast="0" w:name="_h3ai0wk4336w" w:id="26"/>
-      <w:bookmarkEnd w:id="26"/>
+      <w:bookmarkStart w:colFirst="0" w:colLast="0" w:name="_h3ai0wk4336w" w:id="34"/>
+      <w:bookmarkEnd w:id="34"/>
       <w:r>
         <w:rPr>
           <w:b w:val="1"/>
@@ -7432,7 +8056,7 @@
       <w:pPr>
         <w:numPr>
           <w:ilvl w:val="0"/>
-          <w:numId w:val="57"/>
+          <w:numId w:val="56"/>
         </w:numPr>
         <w:spacing w:after="0" w:afterAutospacing="0" w:before="240" w:lineRule="auto"/>
         <w:ind w:left="720" w:hanging="360"/>
@@ -7498,7 +8122,7 @@
       <w:pPr>
         <w:numPr>
           <w:ilvl w:val="0"/>
-          <w:numId w:val="57"/>
+          <w:numId w:val="56"/>
         </w:numPr>
         <w:spacing w:after="0" w:afterAutospacing="0" w:before="0" w:beforeAutospacing="0" w:lineRule="auto"/>
         <w:ind w:left="720" w:hanging="360"/>
@@ -7550,7 +8174,7 @@
       <w:pPr>
         <w:numPr>
           <w:ilvl w:val="0"/>
-          <w:numId w:val="57"/>
+          <w:numId w:val="56"/>
         </w:numPr>
         <w:spacing w:after="0" w:afterAutospacing="0" w:before="0" w:beforeAutospacing="0" w:lineRule="auto"/>
         <w:ind w:left="720" w:hanging="360"/>
@@ -7588,7 +8212,7 @@
       <w:pPr>
         <w:numPr>
           <w:ilvl w:val="0"/>
-          <w:numId w:val="57"/>
+          <w:numId w:val="56"/>
         </w:numPr>
         <w:spacing w:after="0" w:afterAutospacing="0" w:before="0" w:beforeAutospacing="0" w:lineRule="auto"/>
         <w:ind w:left="720" w:hanging="360"/>
@@ -7626,7 +8250,7 @@
       <w:pPr>
         <w:numPr>
           <w:ilvl w:val="0"/>
-          <w:numId w:val="57"/>
+          <w:numId w:val="56"/>
         </w:numPr>
         <w:spacing w:after="0" w:afterAutospacing="0" w:before="0" w:beforeAutospacing="0" w:lineRule="auto"/>
         <w:ind w:left="720" w:hanging="360"/>
@@ -7664,7 +8288,7 @@
       <w:pPr>
         <w:numPr>
           <w:ilvl w:val="0"/>
-          <w:numId w:val="57"/>
+          <w:numId w:val="56"/>
         </w:numPr>
         <w:spacing w:after="240" w:before="0" w:beforeAutospacing="0" w:lineRule="auto"/>
         <w:ind w:left="720" w:hanging="360"/>
@@ -7727,8 +8351,8 @@
           <w:szCs w:val="22"/>
         </w:rPr>
       </w:pPr>
-      <w:bookmarkStart w:colFirst="0" w:colLast="0" w:name="_bgkaf8snotoe" w:id="27"/>
-      <w:bookmarkEnd w:id="27"/>
+      <w:bookmarkStart w:colFirst="0" w:colLast="0" w:name="_bgkaf8snotoe" w:id="35"/>
+      <w:bookmarkEnd w:id="35"/>
       <w:r>
         <w:rPr>
           <w:b w:val="1"/>
@@ -7745,7 +8369,7 @@
       <w:pPr>
         <w:numPr>
           <w:ilvl w:val="0"/>
-          <w:numId w:val="41"/>
+          <w:numId w:val="39"/>
         </w:numPr>
         <w:spacing w:after="240" w:before="240" w:lineRule="auto"/>
         <w:ind w:left="720" w:hanging="360"/>
@@ -7840,8 +8464,8 @@
           <w:pgNumType w:start="1"/>
         </w:sectPr>
       </w:pPr>
-      <w:bookmarkStart w:colFirst="0" w:colLast="0" w:name="_pv3ui7dg8v5d" w:id="28"/>
-      <w:bookmarkEnd w:id="28"/>
+      <w:bookmarkStart w:colFirst="0" w:colLast="0" w:name="_940wkdyzzreq" w:id="36"/>
+      <w:bookmarkEnd w:id="36"/>
       <w:r>
         <w:rPr>
           <w:rFonts w:ascii="Arial" w:cs="Arial" w:eastAsia="Arial" w:hAnsi="Arial"/>
@@ -7881,8 +8505,8 @@
           <w:szCs w:val="26"/>
         </w:rPr>
       </w:pPr>
-      <w:bookmarkStart w:colFirst="0" w:colLast="0" w:name="_26ka5w2u3i4e" w:id="29"/>
-      <w:bookmarkEnd w:id="29"/>
+      <w:bookmarkStart w:colFirst="0" w:colLast="0" w:name="_26ka5w2u3i4e" w:id="37"/>
+      <w:bookmarkEnd w:id="37"/>
       <w:r>
         <w:rPr>
           <w:b w:val="1"/>
@@ -7921,8 +8545,8 @@
           <w:szCs w:val="22"/>
         </w:rPr>
       </w:pPr>
-      <w:bookmarkStart w:colFirst="0" w:colLast="0" w:name="_fxrp2ayi3spr" w:id="30"/>
-      <w:bookmarkEnd w:id="30"/>
+      <w:bookmarkStart w:colFirst="0" w:colLast="0" w:name="_fxrp2ayi3spr" w:id="38"/>
+      <w:bookmarkEnd w:id="38"/>
       <w:r>
         <w:rPr>
           <w:b w:val="1"/>
@@ -7951,7 +8575,7 @@
       <w:pPr>
         <w:numPr>
           <w:ilvl w:val="0"/>
-          <w:numId w:val="29"/>
+          <w:numId w:val="28"/>
         </w:numPr>
         <w:spacing w:after="0" w:afterAutospacing="0" w:before="240" w:lineRule="auto"/>
         <w:ind w:left="720" w:hanging="360"/>
@@ -8003,7 +8627,7 @@
       <w:pPr>
         <w:numPr>
           <w:ilvl w:val="0"/>
-          <w:numId w:val="29"/>
+          <w:numId w:val="28"/>
         </w:numPr>
         <w:spacing w:after="0" w:afterAutospacing="0" w:before="0" w:beforeAutospacing="0" w:lineRule="auto"/>
         <w:ind w:left="720" w:hanging="360"/>
@@ -8055,7 +8679,7 @@
       <w:pPr>
         <w:numPr>
           <w:ilvl w:val="0"/>
-          <w:numId w:val="29"/>
+          <w:numId w:val="28"/>
         </w:numPr>
         <w:spacing w:after="240" w:before="0" w:beforeAutospacing="0" w:lineRule="auto"/>
         <w:ind w:left="720" w:hanging="360"/>
@@ -8089,8 +8713,8 @@
           <w:szCs w:val="22"/>
         </w:rPr>
       </w:pPr>
-      <w:bookmarkStart w:colFirst="0" w:colLast="0" w:name="_88b3d3nr7wwf" w:id="31"/>
-      <w:bookmarkEnd w:id="31"/>
+      <w:bookmarkStart w:colFirst="0" w:colLast="0" w:name="_88b3d3nr7wwf" w:id="39"/>
+      <w:bookmarkEnd w:id="39"/>
       <w:r>
         <w:rPr>
           <w:b w:val="1"/>
@@ -8289,8 +8913,8 @@
           <w:szCs w:val="22"/>
         </w:rPr>
       </w:pPr>
-      <w:bookmarkStart w:colFirst="0" w:colLast="0" w:name="_89vo92t91yxw" w:id="32"/>
-      <w:bookmarkEnd w:id="32"/>
+      <w:bookmarkStart w:colFirst="0" w:colLast="0" w:name="_89vo92t91yxw" w:id="40"/>
+      <w:bookmarkEnd w:id="40"/>
       <w:r>
         <w:rPr>
           <w:b w:val="1"/>
@@ -8319,7 +8943,7 @@
       <w:pPr>
         <w:numPr>
           <w:ilvl w:val="0"/>
-          <w:numId w:val="36"/>
+          <w:numId w:val="34"/>
         </w:numPr>
         <w:spacing w:after="0" w:afterAutospacing="0" w:before="240" w:lineRule="auto"/>
         <w:ind w:left="720" w:hanging="360"/>
@@ -8371,7 +8995,7 @@
       <w:pPr>
         <w:numPr>
           <w:ilvl w:val="0"/>
-          <w:numId w:val="36"/>
+          <w:numId w:val="34"/>
         </w:numPr>
         <w:spacing w:after="240" w:before="0" w:beforeAutospacing="0" w:lineRule="auto"/>
         <w:ind w:left="720" w:hanging="360"/>
@@ -8433,8 +9057,8 @@
           <w:pgNumType w:start="1"/>
         </w:sectPr>
       </w:pPr>
-      <w:bookmarkStart w:colFirst="0" w:colLast="0" w:name="_t45h16u7qtjk" w:id="33"/>
-      <w:bookmarkEnd w:id="33"/>
+      <w:bookmarkStart w:colFirst="0" w:colLast="0" w:name="_5mn0nlpkl1rj" w:id="41"/>
+      <w:bookmarkEnd w:id="41"/>
       <w:r>
         <w:rPr>
           <w:rFonts w:ascii="Arial" w:cs="Arial" w:eastAsia="Arial" w:hAnsi="Arial"/>
@@ -8474,8 +9098,8 @@
           <w:szCs w:val="26"/>
         </w:rPr>
       </w:pPr>
-      <w:bookmarkStart w:colFirst="0" w:colLast="0" w:name="_or43byfrjjsp" w:id="34"/>
-      <w:bookmarkEnd w:id="34"/>
+      <w:bookmarkStart w:colFirst="0" w:colLast="0" w:name="_or43byfrjjsp" w:id="42"/>
+      <w:bookmarkEnd w:id="42"/>
       <w:r>
         <w:rPr>
           <w:b w:val="1"/>
@@ -8504,7 +9128,7 @@
       <w:pPr>
         <w:numPr>
           <w:ilvl w:val="0"/>
-          <w:numId w:val="26"/>
+          <w:numId w:val="25"/>
         </w:numPr>
         <w:spacing w:after="0" w:afterAutospacing="0" w:before="240" w:lineRule="auto"/>
         <w:ind w:left="720" w:hanging="360"/>
@@ -8542,7 +9166,7 @@
       <w:pPr>
         <w:numPr>
           <w:ilvl w:val="0"/>
-          <w:numId w:val="26"/>
+          <w:numId w:val="25"/>
         </w:numPr>
         <w:spacing w:after="0" w:afterAutospacing="0" w:before="0" w:beforeAutospacing="0" w:lineRule="auto"/>
         <w:ind w:left="720" w:hanging="360"/>
@@ -8566,7 +9190,7 @@
       <w:pPr>
         <w:numPr>
           <w:ilvl w:val="0"/>
-          <w:numId w:val="26"/>
+          <w:numId w:val="25"/>
         </w:numPr>
         <w:spacing w:after="0" w:afterAutospacing="0" w:before="0" w:beforeAutospacing="0" w:lineRule="auto"/>
         <w:ind w:left="720" w:hanging="360"/>
@@ -8590,7 +9214,7 @@
       <w:pPr>
         <w:numPr>
           <w:ilvl w:val="0"/>
-          <w:numId w:val="26"/>
+          <w:numId w:val="25"/>
         </w:numPr>
         <w:spacing w:after="240" w:before="0" w:beforeAutospacing="0" w:lineRule="auto"/>
         <w:ind w:left="720" w:hanging="360"/>
@@ -8652,8 +9276,8 @@
           <w:pgNumType w:start="1"/>
         </w:sectPr>
       </w:pPr>
-      <w:bookmarkStart w:colFirst="0" w:colLast="0" w:name="_n1lcps1mfvyg" w:id="35"/>
-      <w:bookmarkEnd w:id="35"/>
+      <w:bookmarkStart w:colFirst="0" w:colLast="0" w:name="_5s8974t8se0r" w:id="43"/>
+      <w:bookmarkEnd w:id="43"/>
       <w:r>
         <w:rPr>
           <w:rFonts w:ascii="Arial" w:cs="Arial" w:eastAsia="Arial" w:hAnsi="Arial"/>
@@ -8693,8 +9317,8 @@
           <w:szCs w:val="26"/>
         </w:rPr>
       </w:pPr>
-      <w:bookmarkStart w:colFirst="0" w:colLast="0" w:name="_1r9fbzrlmix9" w:id="36"/>
-      <w:bookmarkEnd w:id="36"/>
+      <w:bookmarkStart w:colFirst="0" w:colLast="0" w:name="_1r9fbzrlmix9" w:id="44"/>
+      <w:bookmarkEnd w:id="44"/>
       <w:r>
         <w:rPr>
           <w:b w:val="1"/>
@@ -8723,7 +9347,7 @@
       <w:pPr>
         <w:numPr>
           <w:ilvl w:val="0"/>
-          <w:numId w:val="51"/>
+          <w:numId w:val="49"/>
         </w:numPr>
         <w:spacing w:after="0" w:afterAutospacing="0" w:before="240" w:lineRule="auto"/>
         <w:ind w:left="720" w:hanging="360"/>
@@ -8747,7 +9371,7 @@
       <w:pPr>
         <w:numPr>
           <w:ilvl w:val="0"/>
-          <w:numId w:val="51"/>
+          <w:numId w:val="49"/>
         </w:numPr>
         <w:spacing w:after="0" w:afterAutospacing="0" w:before="0" w:beforeAutospacing="0" w:lineRule="auto"/>
         <w:ind w:left="720" w:hanging="360"/>
@@ -8785,7 +9409,7 @@
       <w:pPr>
         <w:numPr>
           <w:ilvl w:val="0"/>
-          <w:numId w:val="51"/>
+          <w:numId w:val="49"/>
         </w:numPr>
         <w:spacing w:after="0" w:afterAutospacing="0" w:before="0" w:beforeAutospacing="0" w:lineRule="auto"/>
         <w:ind w:left="720" w:hanging="360"/>
@@ -8823,7 +9447,7 @@
       <w:pPr>
         <w:numPr>
           <w:ilvl w:val="0"/>
-          <w:numId w:val="51"/>
+          <w:numId w:val="49"/>
         </w:numPr>
         <w:spacing w:after="0" w:afterAutospacing="0" w:before="0" w:beforeAutospacing="0" w:lineRule="auto"/>
         <w:ind w:left="720" w:hanging="360"/>
@@ -8847,7 +9471,7 @@
       <w:pPr>
         <w:numPr>
           <w:ilvl w:val="0"/>
-          <w:numId w:val="51"/>
+          <w:numId w:val="49"/>
         </w:numPr>
         <w:spacing w:after="240" w:before="0" w:beforeAutospacing="0" w:lineRule="auto"/>
         <w:ind w:left="720" w:hanging="360"/>
@@ -8909,8 +9533,8 @@
           <w:pgNumType w:start="1"/>
         </w:sectPr>
       </w:pPr>
-      <w:bookmarkStart w:colFirst="0" w:colLast="0" w:name="_9nfxtnc4wpet" w:id="37"/>
-      <w:bookmarkEnd w:id="37"/>
+      <w:bookmarkStart w:colFirst="0" w:colLast="0" w:name="_edw7wqf8iv3l" w:id="45"/>
+      <w:bookmarkEnd w:id="45"/>
       <w:r>
         <w:rPr>
           <w:rFonts w:ascii="Arial" w:cs="Arial" w:eastAsia="Arial" w:hAnsi="Arial"/>
@@ -8949,8 +9573,8 @@
           <w:szCs w:val="46"/>
         </w:rPr>
       </w:pPr>
-      <w:bookmarkStart w:colFirst="0" w:colLast="0" w:name="_6s3bb27bt5gg" w:id="38"/>
-      <w:bookmarkEnd w:id="38"/>
+      <w:bookmarkStart w:colFirst="0" w:colLast="0" w:name="_6s3bb27bt5gg" w:id="46"/>
+      <w:bookmarkEnd w:id="46"/>
       <w:r>
         <w:rPr>
           <w:b w:val="1"/>
@@ -8993,8 +9617,8 @@
           <w:szCs w:val="26"/>
         </w:rPr>
       </w:pPr>
-      <w:bookmarkStart w:colFirst="0" w:colLast="0" w:name="_prr9yml6m5g" w:id="39"/>
-      <w:bookmarkEnd w:id="39"/>
+      <w:bookmarkStart w:colFirst="0" w:colLast="0" w:name="_prr9yml6m5g" w:id="47"/>
+      <w:bookmarkEnd w:id="47"/>
       <w:r>
         <w:rPr>
           <w:b w:val="1"/>
@@ -9011,7 +9635,7 @@
       <w:pPr>
         <w:numPr>
           <w:ilvl w:val="0"/>
-          <w:numId w:val="25"/>
+          <w:numId w:val="24"/>
         </w:numPr>
         <w:spacing w:after="0" w:afterAutospacing="0" w:before="240" w:lineRule="auto"/>
         <w:ind w:left="720" w:hanging="360"/>
@@ -9049,7 +9673,7 @@
       <w:pPr>
         <w:numPr>
           <w:ilvl w:val="0"/>
-          <w:numId w:val="25"/>
+          <w:numId w:val="24"/>
         </w:numPr>
         <w:spacing w:after="0" w:afterAutospacing="0" w:before="0" w:beforeAutospacing="0" w:lineRule="auto"/>
         <w:ind w:left="720" w:hanging="360"/>
@@ -9087,7 +9711,7 @@
       <w:pPr>
         <w:numPr>
           <w:ilvl w:val="0"/>
-          <w:numId w:val="25"/>
+          <w:numId w:val="24"/>
         </w:numPr>
         <w:spacing w:after="0" w:afterAutospacing="0" w:before="0" w:beforeAutospacing="0" w:lineRule="auto"/>
         <w:ind w:left="720" w:hanging="360"/>
@@ -9111,7 +9735,7 @@
       <w:pPr>
         <w:numPr>
           <w:ilvl w:val="0"/>
-          <w:numId w:val="25"/>
+          <w:numId w:val="24"/>
         </w:numPr>
         <w:spacing w:after="0" w:afterAutospacing="0" w:before="0" w:beforeAutospacing="0" w:lineRule="auto"/>
         <w:ind w:left="720" w:hanging="360"/>
@@ -9135,7 +9759,7 @@
       <w:pPr>
         <w:numPr>
           <w:ilvl w:val="0"/>
-          <w:numId w:val="25"/>
+          <w:numId w:val="24"/>
         </w:numPr>
         <w:spacing w:after="0" w:afterAutospacing="0" w:before="0" w:beforeAutospacing="0" w:lineRule="auto"/>
         <w:ind w:left="720" w:hanging="360"/>
@@ -9173,7 +9797,7 @@
       <w:pPr>
         <w:numPr>
           <w:ilvl w:val="0"/>
-          <w:numId w:val="25"/>
+          <w:numId w:val="24"/>
         </w:numPr>
         <w:spacing w:after="240" w:before="0" w:beforeAutospacing="0" w:lineRule="auto"/>
         <w:ind w:left="720" w:hanging="360"/>
@@ -9207,8 +9831,8 @@
           <w:szCs w:val="26"/>
         </w:rPr>
       </w:pPr>
-      <w:bookmarkStart w:colFirst="0" w:colLast="0" w:name="_5bke34bhc5np" w:id="40"/>
-      <w:bookmarkEnd w:id="40"/>
+      <w:bookmarkStart w:colFirst="0" w:colLast="0" w:name="_5bke34bhc5np" w:id="48"/>
+      <w:bookmarkEnd w:id="48"/>
       <w:r>
         <w:rPr>
           <w:b w:val="1"/>
@@ -9225,7 +9849,7 @@
       <w:pPr>
         <w:numPr>
           <w:ilvl w:val="0"/>
-          <w:numId w:val="30"/>
+          <w:numId w:val="29"/>
         </w:numPr>
         <w:spacing w:after="0" w:afterAutospacing="0" w:before="240" w:lineRule="auto"/>
         <w:ind w:left="720" w:hanging="360"/>
@@ -9249,7 +9873,7 @@
       <w:pPr>
         <w:numPr>
           <w:ilvl w:val="0"/>
-          <w:numId w:val="30"/>
+          <w:numId w:val="29"/>
         </w:numPr>
         <w:spacing w:after="0" w:afterAutospacing="0" w:before="0" w:beforeAutospacing="0" w:lineRule="auto"/>
         <w:ind w:left="720" w:hanging="360"/>
@@ -9267,7 +9891,7 @@
       <w:pPr>
         <w:numPr>
           <w:ilvl w:val="1"/>
-          <w:numId w:val="30"/>
+          <w:numId w:val="29"/>
         </w:numPr>
         <w:spacing w:after="0" w:afterAutospacing="0" w:before="0" w:beforeAutospacing="0" w:lineRule="auto"/>
         <w:ind w:left="1440" w:hanging="360"/>
@@ -9291,7 +9915,7 @@
       <w:pPr>
         <w:numPr>
           <w:ilvl w:val="1"/>
-          <w:numId w:val="30"/>
+          <w:numId w:val="29"/>
         </w:numPr>
         <w:spacing w:after="0" w:afterAutospacing="0" w:before="0" w:beforeAutospacing="0" w:lineRule="auto"/>
         <w:ind w:left="1440" w:hanging="360"/>
@@ -9315,7 +9939,7 @@
       <w:pPr>
         <w:numPr>
           <w:ilvl w:val="0"/>
-          <w:numId w:val="30"/>
+          <w:numId w:val="29"/>
         </w:numPr>
         <w:spacing w:after="0" w:afterAutospacing="0" w:before="0" w:beforeAutospacing="0" w:lineRule="auto"/>
         <w:ind w:left="720" w:hanging="360"/>
@@ -9339,7 +9963,7 @@
       <w:pPr>
         <w:numPr>
           <w:ilvl w:val="0"/>
-          <w:numId w:val="30"/>
+          <w:numId w:val="29"/>
         </w:numPr>
         <w:spacing w:after="240" w:before="0" w:beforeAutospacing="0" w:lineRule="auto"/>
         <w:ind w:left="720" w:hanging="360"/>
@@ -9373,8 +9997,8 @@
           <w:szCs w:val="26"/>
         </w:rPr>
       </w:pPr>
-      <w:bookmarkStart w:colFirst="0" w:colLast="0" w:name="_fgrhbi4jxizx" w:id="41"/>
-      <w:bookmarkEnd w:id="41"/>
+      <w:bookmarkStart w:colFirst="0" w:colLast="0" w:name="_fgrhbi4jxizx" w:id="49"/>
+      <w:bookmarkEnd w:id="49"/>
       <w:r>
         <w:rPr>
           <w:b w:val="1"/>
@@ -9449,8 +10073,8 @@
           <w:szCs w:val="26"/>
         </w:rPr>
       </w:pPr>
-      <w:bookmarkStart w:colFirst="0" w:colLast="0" w:name="_7qzzoyhnu3t1" w:id="42"/>
-      <w:bookmarkEnd w:id="42"/>
+      <w:bookmarkStart w:colFirst="0" w:colLast="0" w:name="_7qzzoyhnu3t1" w:id="50"/>
+      <w:bookmarkEnd w:id="50"/>
       <w:r>
         <w:rPr>
           <w:b w:val="1"/>
@@ -9467,7 +10091,7 @@
       <w:pPr>
         <w:numPr>
           <w:ilvl w:val="0"/>
-          <w:numId w:val="55"/>
+          <w:numId w:val="54"/>
         </w:numPr>
         <w:spacing w:after="0" w:afterAutospacing="0" w:before="240" w:lineRule="auto"/>
         <w:ind w:left="720" w:hanging="360"/>
@@ -9491,7 +10115,7 @@
       <w:pPr>
         <w:numPr>
           <w:ilvl w:val="0"/>
-          <w:numId w:val="55"/>
+          <w:numId w:val="54"/>
         </w:numPr>
         <w:spacing w:after="0" w:afterAutospacing="0" w:before="0" w:beforeAutospacing="0" w:lineRule="auto"/>
         <w:ind w:left="720" w:hanging="360"/>
@@ -9515,7 +10139,7 @@
       <w:pPr>
         <w:numPr>
           <w:ilvl w:val="0"/>
-          <w:numId w:val="55"/>
+          <w:numId w:val="54"/>
         </w:numPr>
         <w:spacing w:after="240" w:before="0" w:beforeAutospacing="0" w:lineRule="auto"/>
         <w:ind w:left="720" w:hanging="360"/>
@@ -9549,8 +10173,8 @@
           <w:szCs w:val="26"/>
         </w:rPr>
       </w:pPr>
-      <w:bookmarkStart w:colFirst="0" w:colLast="0" w:name="_rt2pr4nhhvv4" w:id="43"/>
-      <w:bookmarkEnd w:id="43"/>
+      <w:bookmarkStart w:colFirst="0" w:colLast="0" w:name="_rt2pr4nhhvv4" w:id="51"/>
+      <w:bookmarkEnd w:id="51"/>
       <w:r>
         <w:rPr>
           <w:b w:val="1"/>
@@ -9567,7 +10191,7 @@
       <w:pPr>
         <w:numPr>
           <w:ilvl w:val="0"/>
-          <w:numId w:val="63"/>
+          <w:numId w:val="64"/>
         </w:numPr>
         <w:spacing w:after="0" w:afterAutospacing="0" w:before="240" w:lineRule="auto"/>
         <w:ind w:left="720" w:hanging="360"/>
@@ -9605,7 +10229,7 @@
       <w:pPr>
         <w:numPr>
           <w:ilvl w:val="0"/>
-          <w:numId w:val="63"/>
+          <w:numId w:val="64"/>
         </w:numPr>
         <w:spacing w:after="240" w:before="0" w:beforeAutospacing="0" w:lineRule="auto"/>
         <w:ind w:left="720" w:hanging="360"/>
@@ -9639,8 +10263,8 @@
           <w:szCs w:val="26"/>
         </w:rPr>
       </w:pPr>
-      <w:bookmarkStart w:colFirst="0" w:colLast="0" w:name="_5cvkp67z5wq7" w:id="44"/>
-      <w:bookmarkEnd w:id="44"/>
+      <w:bookmarkStart w:colFirst="0" w:colLast="0" w:name="_5cvkp67z5wq7" w:id="52"/>
+      <w:bookmarkEnd w:id="52"/>
       <w:r>
         <w:rPr>
           <w:b w:val="1"/>
@@ -9657,7 +10281,7 @@
       <w:pPr>
         <w:numPr>
           <w:ilvl w:val="0"/>
-          <w:numId w:val="49"/>
+          <w:numId w:val="47"/>
         </w:numPr>
         <w:spacing w:after="0" w:afterAutospacing="0" w:before="240" w:lineRule="auto"/>
         <w:ind w:left="720" w:hanging="360"/>
@@ -9695,7 +10319,7 @@
       <w:pPr>
         <w:numPr>
           <w:ilvl w:val="0"/>
-          <w:numId w:val="49"/>
+          <w:numId w:val="47"/>
         </w:numPr>
         <w:spacing w:after="0" w:afterAutospacing="0" w:before="0" w:beforeAutospacing="0" w:lineRule="auto"/>
         <w:ind w:left="720" w:hanging="360"/>
@@ -9719,7 +10343,7 @@
       <w:pPr>
         <w:numPr>
           <w:ilvl w:val="0"/>
-          <w:numId w:val="49"/>
+          <w:numId w:val="47"/>
         </w:numPr>
         <w:spacing w:after="240" w:before="0" w:beforeAutospacing="0" w:lineRule="auto"/>
         <w:ind w:left="720" w:hanging="360"/>
@@ -9753,8 +10377,8 @@
           <w:szCs w:val="26"/>
         </w:rPr>
       </w:pPr>
-      <w:bookmarkStart w:colFirst="0" w:colLast="0" w:name="_d3ppoxtpp11i" w:id="45"/>
-      <w:bookmarkEnd w:id="45"/>
+      <w:bookmarkStart w:colFirst="0" w:colLast="0" w:name="_d3ppoxtpp11i" w:id="53"/>
+      <w:bookmarkEnd w:id="53"/>
       <w:r>
         <w:rPr>
           <w:b w:val="1"/>
@@ -9771,7 +10395,7 @@
       <w:pPr>
         <w:numPr>
           <w:ilvl w:val="0"/>
-          <w:numId w:val="44"/>
+          <w:numId w:val="42"/>
         </w:numPr>
         <w:spacing w:after="0" w:afterAutospacing="0" w:before="240" w:lineRule="auto"/>
         <w:ind w:left="720" w:hanging="360"/>
@@ -9809,7 +10433,7 @@
       <w:pPr>
         <w:numPr>
           <w:ilvl w:val="0"/>
-          <w:numId w:val="44"/>
+          <w:numId w:val="42"/>
         </w:numPr>
         <w:spacing w:after="240" w:before="0" w:beforeAutospacing="0" w:lineRule="auto"/>
         <w:ind w:left="720" w:hanging="360"/>
@@ -9843,8 +10467,8 @@
           <w:szCs w:val="26"/>
         </w:rPr>
       </w:pPr>
-      <w:bookmarkStart w:colFirst="0" w:colLast="0" w:name="_4jof1yrydno" w:id="46"/>
-      <w:bookmarkEnd w:id="46"/>
+      <w:bookmarkStart w:colFirst="0" w:colLast="0" w:name="_4jof1yrydno" w:id="54"/>
+      <w:bookmarkEnd w:id="54"/>
       <w:r>
         <w:rPr>
           <w:b w:val="1"/>
@@ -9861,7 +10485,7 @@
       <w:pPr>
         <w:numPr>
           <w:ilvl w:val="0"/>
-          <w:numId w:val="23"/>
+          <w:numId w:val="22"/>
         </w:numPr>
         <w:spacing w:after="0" w:afterAutospacing="0" w:before="240" w:lineRule="auto"/>
         <w:ind w:left="720" w:hanging="360"/>
@@ -9885,7 +10509,7 @@
       <w:pPr>
         <w:numPr>
           <w:ilvl w:val="0"/>
-          <w:numId w:val="23"/>
+          <w:numId w:val="22"/>
         </w:numPr>
         <w:spacing w:after="240" w:before="0" w:beforeAutospacing="0" w:lineRule="auto"/>
         <w:ind w:left="720" w:hanging="360"/>
@@ -9919,8 +10543,8 @@
           <w:szCs w:val="26"/>
         </w:rPr>
       </w:pPr>
-      <w:bookmarkStart w:colFirst="0" w:colLast="0" w:name="_qkvenvpmlcgq" w:id="47"/>
-      <w:bookmarkEnd w:id="47"/>
+      <w:bookmarkStart w:colFirst="0" w:colLast="0" w:name="_qkvenvpmlcgq" w:id="55"/>
+      <w:bookmarkEnd w:id="55"/>
       <w:r>
         <w:rPr>
           <w:b w:val="1"/>
@@ -9937,7 +10561,7 @@
       <w:pPr>
         <w:numPr>
           <w:ilvl w:val="0"/>
-          <w:numId w:val="69"/>
+          <w:numId w:val="70"/>
         </w:numPr>
         <w:spacing w:after="0" w:afterAutospacing="0" w:before="240" w:lineRule="auto"/>
         <w:ind w:left="720" w:hanging="360"/>
@@ -9961,7 +10585,7 @@
       <w:pPr>
         <w:numPr>
           <w:ilvl w:val="0"/>
-          <w:numId w:val="69"/>
+          <w:numId w:val="70"/>
         </w:numPr>
         <w:spacing w:after="0" w:afterAutospacing="0" w:before="0" w:beforeAutospacing="0" w:lineRule="auto"/>
         <w:ind w:left="720" w:hanging="360"/>
@@ -9985,7 +10609,7 @@
       <w:pPr>
         <w:numPr>
           <w:ilvl w:val="0"/>
-          <w:numId w:val="69"/>
+          <w:numId w:val="70"/>
         </w:numPr>
         <w:spacing w:after="240" w:before="0" w:beforeAutospacing="0" w:lineRule="auto"/>
         <w:ind w:left="720" w:hanging="360"/>
@@ -10019,8 +10643,8 @@
           <w:szCs w:val="26"/>
         </w:rPr>
       </w:pPr>
-      <w:bookmarkStart w:colFirst="0" w:colLast="0" w:name="_l5054s7nk6ql" w:id="48"/>
-      <w:bookmarkEnd w:id="48"/>
+      <w:bookmarkStart w:colFirst="0" w:colLast="0" w:name="_l5054s7nk6ql" w:id="56"/>
+      <w:bookmarkEnd w:id="56"/>
       <w:r>
         <w:rPr>
           <w:b w:val="1"/>
@@ -10037,7 +10661,7 @@
       <w:pPr>
         <w:numPr>
           <w:ilvl w:val="0"/>
-          <w:numId w:val="21"/>
+          <w:numId w:val="20"/>
         </w:numPr>
         <w:spacing w:after="240" w:before="240" w:lineRule="auto"/>
         <w:ind w:left="720" w:hanging="360"/>
@@ -10071,8 +10695,8 @@
           <w:szCs w:val="26"/>
         </w:rPr>
       </w:pPr>
-      <w:bookmarkStart w:colFirst="0" w:colLast="0" w:name="_pza921mlaczk" w:id="49"/>
-      <w:bookmarkEnd w:id="49"/>
+      <w:bookmarkStart w:colFirst="0" w:colLast="0" w:name="_pza921mlaczk" w:id="57"/>
+      <w:bookmarkEnd w:id="57"/>
       <w:r>
         <w:rPr>
           <w:b w:val="1"/>
@@ -10089,7 +10713,7 @@
       <w:pPr>
         <w:numPr>
           <w:ilvl w:val="0"/>
-          <w:numId w:val="64"/>
+          <w:numId w:val="65"/>
         </w:numPr>
         <w:spacing w:after="0" w:afterAutospacing="0" w:before="240" w:lineRule="auto"/>
         <w:ind w:left="720" w:hanging="360"/>
@@ -10113,7 +10737,7 @@
       <w:pPr>
         <w:numPr>
           <w:ilvl w:val="0"/>
-          <w:numId w:val="64"/>
+          <w:numId w:val="65"/>
         </w:numPr>
         <w:spacing w:after="0" w:afterAutospacing="0" w:before="0" w:beforeAutospacing="0" w:lineRule="auto"/>
         <w:ind w:left="720" w:hanging="360"/>
@@ -10137,7 +10761,7 @@
       <w:pPr>
         <w:numPr>
           <w:ilvl w:val="0"/>
-          <w:numId w:val="64"/>
+          <w:numId w:val="65"/>
         </w:numPr>
         <w:spacing w:after="0" w:afterAutospacing="0" w:before="0" w:beforeAutospacing="0" w:lineRule="auto"/>
         <w:ind w:left="720" w:hanging="360"/>
@@ -10161,7 +10785,7 @@
       <w:pPr>
         <w:numPr>
           <w:ilvl w:val="0"/>
-          <w:numId w:val="64"/>
+          <w:numId w:val="65"/>
         </w:numPr>
         <w:spacing w:after="240" w:before="0" w:beforeAutospacing="0" w:lineRule="auto"/>
         <w:ind w:left="720" w:hanging="360"/>
@@ -10195,8 +10819,8 @@
           <w:szCs w:val="26"/>
         </w:rPr>
       </w:pPr>
-      <w:bookmarkStart w:colFirst="0" w:colLast="0" w:name="_37i8jbxuxuiz" w:id="50"/>
-      <w:bookmarkEnd w:id="50"/>
+      <w:bookmarkStart w:colFirst="0" w:colLast="0" w:name="_37i8jbxuxuiz" w:id="58"/>
+      <w:bookmarkEnd w:id="58"/>
       <w:r>
         <w:rPr>
           <w:b w:val="1"/>
@@ -10213,7 +10837,7 @@
       <w:pPr>
         <w:numPr>
           <w:ilvl w:val="0"/>
-          <w:numId w:val="27"/>
+          <w:numId w:val="26"/>
         </w:numPr>
         <w:spacing w:after="0" w:afterAutospacing="0" w:before="240" w:lineRule="auto"/>
         <w:ind w:left="720" w:hanging="360"/>
@@ -10237,7 +10861,7 @@
       <w:pPr>
         <w:numPr>
           <w:ilvl w:val="0"/>
-          <w:numId w:val="27"/>
+          <w:numId w:val="26"/>
         </w:numPr>
         <w:spacing w:after="240" w:before="0" w:beforeAutospacing="0" w:lineRule="auto"/>
         <w:ind w:left="720" w:hanging="360"/>
@@ -10271,8 +10895,8 @@
           <w:szCs w:val="26"/>
         </w:rPr>
       </w:pPr>
-      <w:bookmarkStart w:colFirst="0" w:colLast="0" w:name="_o7drejomnur8" w:id="51"/>
-      <w:bookmarkEnd w:id="51"/>
+      <w:bookmarkStart w:colFirst="0" w:colLast="0" w:name="_o7drejomnur8" w:id="59"/>
+      <w:bookmarkEnd w:id="59"/>
       <w:r>
         <w:rPr>
           <w:b w:val="1"/>
@@ -10289,7 +10913,7 @@
       <w:pPr>
         <w:numPr>
           <w:ilvl w:val="0"/>
-          <w:numId w:val="65"/>
+          <w:numId w:val="66"/>
         </w:numPr>
         <w:spacing w:after="240" w:before="240" w:lineRule="auto"/>
         <w:ind w:left="720" w:hanging="360"/>
@@ -10337,8 +10961,8 @@
           <w:szCs w:val="26"/>
         </w:rPr>
       </w:pPr>
-      <w:bookmarkStart w:colFirst="0" w:colLast="0" w:name="_2v4gyjmj6zoq" w:id="52"/>
-      <w:bookmarkEnd w:id="52"/>
+      <w:bookmarkStart w:colFirst="0" w:colLast="0" w:name="_2v4gyjmj6zoq" w:id="60"/>
+      <w:bookmarkEnd w:id="60"/>
       <w:r>
         <w:rPr>
           <w:b w:val="1"/>
@@ -10475,8 +11099,8 @@
           <w:szCs w:val="26"/>
         </w:rPr>
       </w:pPr>
-      <w:bookmarkStart w:colFirst="0" w:colLast="0" w:name="_affzoqys0b3z" w:id="53"/>
-      <w:bookmarkEnd w:id="53"/>
+      <w:bookmarkStart w:colFirst="0" w:colLast="0" w:name="_affzoqys0b3z" w:id="61"/>
+      <w:bookmarkEnd w:id="61"/>
       <w:r>
         <w:rPr>
           <w:b w:val="1"/>
@@ -10555,8 +11179,8 @@
           <w:szCs w:val="26"/>
         </w:rPr>
       </w:pPr>
-      <w:bookmarkStart w:colFirst="0" w:colLast="0" w:name="_qnoaa2s7omu3" w:id="54"/>
-      <w:bookmarkEnd w:id="54"/>
+      <w:bookmarkStart w:colFirst="0" w:colLast="0" w:name="_qnoaa2s7omu3" w:id="62"/>
+      <w:bookmarkEnd w:id="62"/>
       <w:r>
         <w:rPr>
           <w:b w:val="1"/>
@@ -10573,7 +11197,7 @@
       <w:pPr>
         <w:numPr>
           <w:ilvl w:val="0"/>
-          <w:numId w:val="67"/>
+          <w:numId w:val="68"/>
         </w:numPr>
         <w:spacing w:after="240" w:before="240" w:lineRule="auto"/>
         <w:ind w:left="720" w:hanging="360"/>
@@ -10607,8 +11231,8 @@
           <w:szCs w:val="26"/>
         </w:rPr>
       </w:pPr>
-      <w:bookmarkStart w:colFirst="0" w:colLast="0" w:name="_gzlbl8kmwnr9" w:id="55"/>
-      <w:bookmarkEnd w:id="55"/>
+      <w:bookmarkStart w:colFirst="0" w:colLast="0" w:name="_gzlbl8kmwnr9" w:id="63"/>
+      <w:bookmarkEnd w:id="63"/>
       <w:r>
         <w:rPr>
           <w:b w:val="1"/>
@@ -10659,8 +11283,8 @@
           <w:szCs w:val="26"/>
         </w:rPr>
       </w:pPr>
-      <w:bookmarkStart w:colFirst="0" w:colLast="0" w:name="_12yjvgpeohux" w:id="56"/>
-      <w:bookmarkEnd w:id="56"/>
+      <w:bookmarkStart w:colFirst="0" w:colLast="0" w:name="_12yjvgpeohux" w:id="64"/>
+      <w:bookmarkEnd w:id="64"/>
       <w:r>
         <w:rPr>
           <w:b w:val="1"/>
@@ -10677,7 +11301,7 @@
       <w:pPr>
         <w:numPr>
           <w:ilvl w:val="0"/>
-          <w:numId w:val="31"/>
+          <w:numId w:val="30"/>
         </w:numPr>
         <w:spacing w:after="240" w:before="240" w:lineRule="auto"/>
         <w:ind w:left="720" w:hanging="360"/>
@@ -10711,8 +11335,8 @@
           <w:szCs w:val="26"/>
         </w:rPr>
       </w:pPr>
-      <w:bookmarkStart w:colFirst="0" w:colLast="0" w:name="_10o6hqtic3j5" w:id="57"/>
-      <w:bookmarkEnd w:id="57"/>
+      <w:bookmarkStart w:colFirst="0" w:colLast="0" w:name="_10o6hqtic3j5" w:id="65"/>
+      <w:bookmarkEnd w:id="65"/>
       <w:r>
         <w:rPr>
           <w:b w:val="1"/>
@@ -10729,7 +11353,7 @@
       <w:pPr>
         <w:numPr>
           <w:ilvl w:val="0"/>
-          <w:numId w:val="11"/>
+          <w:numId w:val="12"/>
         </w:numPr>
         <w:spacing w:after="240" w:before="240" w:lineRule="auto"/>
         <w:ind w:left="720" w:hanging="360"/>
@@ -12988,8 +13612,8 @@
   <w:abstractNum w:abstractNumId="21">
     <w:lvl w:ilvl="0">
       <w:start w:val="1"/>
-      <w:numFmt w:val="bullet"/>
-      <w:lvlText w:val="●"/>
+      <w:numFmt w:val="decimal"/>
+      <w:lvlText w:val="%1."/>
       <w:lvlJc w:val="left"/>
       <w:pPr>
         <w:ind w:left="720" w:hanging="360"/>
@@ -13012,8 +13636,8 @@
     </w:lvl>
     <w:lvl w:ilvl="2">
       <w:start w:val="1"/>
-      <w:numFmt w:val="bullet"/>
-      <w:lvlText w:val="■"/>
+      <w:numFmt w:val="lowerRoman"/>
+      <w:lvlText w:val="%3."/>
       <w:lvlJc w:val="left"/>
       <w:pPr>
         <w:ind w:left="2160" w:hanging="360"/>
@@ -13024,8 +13648,8 @@
     </w:lvl>
     <w:lvl w:ilvl="3">
       <w:start w:val="1"/>
-      <w:numFmt w:val="bullet"/>
-      <w:lvlText w:val="●"/>
+      <w:numFmt w:val="decimal"/>
+      <w:lvlText w:val="%4."/>
       <w:lvlJc w:val="left"/>
       <w:pPr>
         <w:ind w:left="2880" w:hanging="360"/>
@@ -13036,8 +13660,8 @@
     </w:lvl>
     <w:lvl w:ilvl="4">
       <w:start w:val="1"/>
-      <w:numFmt w:val="bullet"/>
-      <w:lvlText w:val="○"/>
+      <w:numFmt w:val="lowerLetter"/>
+      <w:lvlText w:val="%5."/>
       <w:lvlJc w:val="left"/>
       <w:pPr>
         <w:ind w:left="3600" w:hanging="360"/>
@@ -13048,8 +13672,8 @@
     </w:lvl>
     <w:lvl w:ilvl="5">
       <w:start w:val="1"/>
-      <w:numFmt w:val="bullet"/>
-      <w:lvlText w:val="■"/>
+      <w:numFmt w:val="lowerRoman"/>
+      <w:lvlText w:val="%6."/>
       <w:lvlJc w:val="left"/>
       <w:pPr>
         <w:ind w:left="4320" w:hanging="360"/>
@@ -13060,8 +13684,8 @@
     </w:lvl>
     <w:lvl w:ilvl="6">
       <w:start w:val="1"/>
-      <w:numFmt w:val="bullet"/>
-      <w:lvlText w:val="●"/>
+      <w:numFmt w:val="decimal"/>
+      <w:lvlText w:val="%7."/>
       <w:lvlJc w:val="left"/>
       <w:pPr>
         <w:ind w:left="5040" w:hanging="360"/>
@@ -13072,8 +13696,8 @@
     </w:lvl>
     <w:lvl w:ilvl="7">
       <w:start w:val="1"/>
-      <w:numFmt w:val="bullet"/>
-      <w:lvlText w:val="○"/>
+      <w:numFmt w:val="lowerLetter"/>
+      <w:lvlText w:val="%8."/>
       <w:lvlJc w:val="left"/>
       <w:pPr>
         <w:ind w:left="5760" w:hanging="360"/>
@@ -13084,8 +13708,8 @@
     </w:lvl>
     <w:lvl w:ilvl="8">
       <w:start w:val="1"/>
-      <w:numFmt w:val="bullet"/>
-      <w:lvlText w:val="■"/>
+      <w:numFmt w:val="lowerRoman"/>
+      <w:lvlText w:val="%9."/>
       <w:lvlJc w:val="left"/>
       <w:pPr>
         <w:ind w:left="6480" w:hanging="360"/>
@@ -13098,8 +13722,8 @@
   <w:abstractNum w:abstractNumId="22">
     <w:lvl w:ilvl="0">
       <w:start w:val="1"/>
-      <w:numFmt w:val="decimal"/>
-      <w:lvlText w:val="%1."/>
+      <w:numFmt w:val="bullet"/>
+      <w:lvlText w:val="●"/>
       <w:lvlJc w:val="left"/>
       <w:pPr>
         <w:ind w:left="720" w:hanging="360"/>
@@ -13122,8 +13746,8 @@
     </w:lvl>
     <w:lvl w:ilvl="2">
       <w:start w:val="1"/>
-      <w:numFmt w:val="lowerRoman"/>
-      <w:lvlText w:val="%3."/>
+      <w:numFmt w:val="bullet"/>
+      <w:lvlText w:val="■"/>
       <w:lvlJc w:val="left"/>
       <w:pPr>
         <w:ind w:left="2160" w:hanging="360"/>
@@ -13134,8 +13758,8 @@
     </w:lvl>
     <w:lvl w:ilvl="3">
       <w:start w:val="1"/>
-      <w:numFmt w:val="decimal"/>
-      <w:lvlText w:val="%4."/>
+      <w:numFmt w:val="bullet"/>
+      <w:lvlText w:val="●"/>
       <w:lvlJc w:val="left"/>
       <w:pPr>
         <w:ind w:left="2880" w:hanging="360"/>
@@ -13146,8 +13770,8 @@
     </w:lvl>
     <w:lvl w:ilvl="4">
       <w:start w:val="1"/>
-      <w:numFmt w:val="lowerLetter"/>
-      <w:lvlText w:val="%5."/>
+      <w:numFmt w:val="bullet"/>
+      <w:lvlText w:val="○"/>
       <w:lvlJc w:val="left"/>
       <w:pPr>
         <w:ind w:left="3600" w:hanging="360"/>
@@ -13158,8 +13782,8 @@
     </w:lvl>
     <w:lvl w:ilvl="5">
       <w:start w:val="1"/>
-      <w:numFmt w:val="lowerRoman"/>
-      <w:lvlText w:val="%6."/>
+      <w:numFmt w:val="bullet"/>
+      <w:lvlText w:val="■"/>
       <w:lvlJc w:val="left"/>
       <w:pPr>
         <w:ind w:left="4320" w:hanging="360"/>
@@ -13170,8 +13794,8 @@
     </w:lvl>
     <w:lvl w:ilvl="6">
       <w:start w:val="1"/>
-      <w:numFmt w:val="decimal"/>
-      <w:lvlText w:val="%7."/>
+      <w:numFmt w:val="bullet"/>
+      <w:lvlText w:val="●"/>
       <w:lvlJc w:val="left"/>
       <w:pPr>
         <w:ind w:left="5040" w:hanging="360"/>
@@ -13182,8 +13806,8 @@
     </w:lvl>
     <w:lvl w:ilvl="7">
       <w:start w:val="1"/>
-      <w:numFmt w:val="lowerLetter"/>
-      <w:lvlText w:val="%8."/>
+      <w:numFmt w:val="bullet"/>
+      <w:lvlText w:val="○"/>
       <w:lvlJc w:val="left"/>
       <w:pPr>
         <w:ind w:left="5760" w:hanging="360"/>
@@ -13194,8 +13818,8 @@
     </w:lvl>
     <w:lvl w:ilvl="8">
       <w:start w:val="1"/>
-      <w:numFmt w:val="lowerRoman"/>
-      <w:lvlText w:val="%9."/>
+      <w:numFmt w:val="bullet"/>
+      <w:lvlText w:val="■"/>
       <w:lvlJc w:val="left"/>
       <w:pPr>
         <w:ind w:left="6480" w:hanging="360"/>
@@ -13880,8 +14504,8 @@
     </w:lvl>
     <w:lvl w:ilvl="1">
       <w:start w:val="1"/>
-      <w:numFmt w:val="bullet"/>
-      <w:lvlText w:val="○"/>
+      <w:numFmt w:val="decimal"/>
+      <w:lvlText w:val="%2."/>
       <w:lvlJc w:val="left"/>
       <w:pPr>
         <w:ind w:left="1440" w:hanging="360"/>
@@ -13990,8 +14614,8 @@
     </w:lvl>
     <w:lvl w:ilvl="1">
       <w:start w:val="1"/>
-      <w:numFmt w:val="decimal"/>
-      <w:lvlText w:val="%2."/>
+      <w:numFmt w:val="bullet"/>
+      <w:lvlText w:val="○"/>
       <w:lvlJc w:val="left"/>
       <w:pPr>
         <w:ind w:left="1440" w:hanging="360"/>
@@ -14088,8 +14712,8 @@
   <w:abstractNum w:abstractNumId="31">
     <w:lvl w:ilvl="0">
       <w:start w:val="1"/>
-      <w:numFmt w:val="bullet"/>
-      <w:lvlText w:val="●"/>
+      <w:numFmt w:val="decimal"/>
+      <w:lvlText w:val="%1."/>
       <w:lvlJc w:val="left"/>
       <w:pPr>
         <w:ind w:left="720" w:hanging="360"/>
@@ -14112,8 +14736,8 @@
     </w:lvl>
     <w:lvl w:ilvl="2">
       <w:start w:val="1"/>
-      <w:numFmt w:val="bullet"/>
-      <w:lvlText w:val="■"/>
+      <w:numFmt w:val="lowerRoman"/>
+      <w:lvlText w:val="%3."/>
       <w:lvlJc w:val="left"/>
       <w:pPr>
         <w:ind w:left="2160" w:hanging="360"/>
@@ -14124,8 +14748,8 @@
     </w:lvl>
     <w:lvl w:ilvl="3">
       <w:start w:val="1"/>
-      <w:numFmt w:val="bullet"/>
-      <w:lvlText w:val="●"/>
+      <w:numFmt w:val="decimal"/>
+      <w:lvlText w:val="%4."/>
       <w:lvlJc w:val="left"/>
       <w:pPr>
         <w:ind w:left="2880" w:hanging="360"/>
@@ -14136,8 +14760,8 @@
     </w:lvl>
     <w:lvl w:ilvl="4">
       <w:start w:val="1"/>
-      <w:numFmt w:val="bullet"/>
-      <w:lvlText w:val="○"/>
+      <w:numFmt w:val="lowerLetter"/>
+      <w:lvlText w:val="%5."/>
       <w:lvlJc w:val="left"/>
       <w:pPr>
         <w:ind w:left="3600" w:hanging="360"/>
@@ -14148,8 +14772,8 @@
     </w:lvl>
     <w:lvl w:ilvl="5">
       <w:start w:val="1"/>
-      <w:numFmt w:val="bullet"/>
-      <w:lvlText w:val="■"/>
+      <w:numFmt w:val="lowerRoman"/>
+      <w:lvlText w:val="%6."/>
       <w:lvlJc w:val="left"/>
       <w:pPr>
         <w:ind w:left="4320" w:hanging="360"/>
@@ -14160,8 +14784,8 @@
     </w:lvl>
     <w:lvl w:ilvl="6">
       <w:start w:val="1"/>
-      <w:numFmt w:val="bullet"/>
-      <w:lvlText w:val="●"/>
+      <w:numFmt w:val="decimal"/>
+      <w:lvlText w:val="%7."/>
       <w:lvlJc w:val="left"/>
       <w:pPr>
         <w:ind w:left="5040" w:hanging="360"/>
@@ -14172,8 +14796,8 @@
     </w:lvl>
     <w:lvl w:ilvl="7">
       <w:start w:val="1"/>
-      <w:numFmt w:val="bullet"/>
-      <w:lvlText w:val="○"/>
+      <w:numFmt w:val="lowerLetter"/>
+      <w:lvlText w:val="%8."/>
       <w:lvlJc w:val="left"/>
       <w:pPr>
         <w:ind w:left="5760" w:hanging="360"/>
@@ -14184,8 +14808,8 @@
     </w:lvl>
     <w:lvl w:ilvl="8">
       <w:start w:val="1"/>
-      <w:numFmt w:val="bullet"/>
-      <w:lvlText w:val="■"/>
+      <w:numFmt w:val="lowerRoman"/>
+      <w:lvlText w:val="%9."/>
       <w:lvlJc w:val="left"/>
       <w:pPr>
         <w:ind w:left="6480" w:hanging="360"/>
@@ -14308,8 +14932,8 @@
   <w:abstractNum w:abstractNumId="33">
     <w:lvl w:ilvl="0">
       <w:start w:val="1"/>
-      <w:numFmt w:val="decimal"/>
-      <w:lvlText w:val="%1."/>
+      <w:numFmt w:val="bullet"/>
+      <w:lvlText w:val="●"/>
       <w:lvlJc w:val="left"/>
       <w:pPr>
         <w:ind w:left="720" w:hanging="360"/>
@@ -14332,8 +14956,8 @@
     </w:lvl>
     <w:lvl w:ilvl="2">
       <w:start w:val="1"/>
-      <w:numFmt w:val="lowerRoman"/>
-      <w:lvlText w:val="%3."/>
+      <w:numFmt w:val="bullet"/>
+      <w:lvlText w:val="■"/>
       <w:lvlJc w:val="left"/>
       <w:pPr>
         <w:ind w:left="2160" w:hanging="360"/>
@@ -14344,8 +14968,8 @@
     </w:lvl>
     <w:lvl w:ilvl="3">
       <w:start w:val="1"/>
-      <w:numFmt w:val="decimal"/>
-      <w:lvlText w:val="%4."/>
+      <w:numFmt w:val="bullet"/>
+      <w:lvlText w:val="●"/>
       <w:lvlJc w:val="left"/>
       <w:pPr>
         <w:ind w:left="2880" w:hanging="360"/>
@@ -14356,8 +14980,8 @@
     </w:lvl>
     <w:lvl w:ilvl="4">
       <w:start w:val="1"/>
-      <w:numFmt w:val="lowerLetter"/>
-      <w:lvlText w:val="%5."/>
+      <w:numFmt w:val="bullet"/>
+      <w:lvlText w:val="○"/>
       <w:lvlJc w:val="left"/>
       <w:pPr>
         <w:ind w:left="3600" w:hanging="360"/>
@@ -14368,8 +14992,8 @@
     </w:lvl>
     <w:lvl w:ilvl="5">
       <w:start w:val="1"/>
-      <w:numFmt w:val="lowerRoman"/>
-      <w:lvlText w:val="%6."/>
+      <w:numFmt w:val="bullet"/>
+      <w:lvlText w:val="■"/>
       <w:lvlJc w:val="left"/>
       <w:pPr>
         <w:ind w:left="4320" w:hanging="360"/>
@@ -14380,8 +15004,8 @@
     </w:lvl>
     <w:lvl w:ilvl="6">
       <w:start w:val="1"/>
-      <w:numFmt w:val="decimal"/>
-      <w:lvlText w:val="%7."/>
+      <w:numFmt w:val="bullet"/>
+      <w:lvlText w:val="●"/>
       <w:lvlJc w:val="left"/>
       <w:pPr>
         <w:ind w:left="5040" w:hanging="360"/>
@@ -14392,8 +15016,8 @@
     </w:lvl>
     <w:lvl w:ilvl="7">
       <w:start w:val="1"/>
-      <w:numFmt w:val="lowerLetter"/>
-      <w:lvlText w:val="%8."/>
+      <w:numFmt w:val="bullet"/>
+      <w:lvlText w:val="○"/>
       <w:lvlJc w:val="left"/>
       <w:pPr>
         <w:ind w:left="5760" w:hanging="360"/>
@@ -14404,8 +15028,8 @@
     </w:lvl>
     <w:lvl w:ilvl="8">
       <w:start w:val="1"/>
-      <w:numFmt w:val="lowerRoman"/>
-      <w:lvlText w:val="%9."/>
+      <w:numFmt w:val="bullet"/>
+      <w:lvlText w:val="■"/>
       <w:lvlJc w:val="left"/>
       <w:pPr>
         <w:ind w:left="6480" w:hanging="360"/>
@@ -16960,8 +17584,8 @@
     </w:lvl>
     <w:lvl w:ilvl="1">
       <w:start w:val="1"/>
-      <w:numFmt w:val="bullet"/>
-      <w:lvlText w:val="○"/>
+      <w:numFmt w:val="decimal"/>
+      <w:lvlText w:val="%2."/>
       <w:lvlJc w:val="left"/>
       <w:pPr>
         <w:ind w:left="1440" w:hanging="360"/>
@@ -17070,8 +17694,8 @@
     </w:lvl>
     <w:lvl w:ilvl="1">
       <w:start w:val="1"/>
-      <w:numFmt w:val="decimal"/>
-      <w:lvlText w:val="%2."/>
+      <w:numFmt w:val="bullet"/>
+      <w:lvlText w:val="○"/>
       <w:lvlJc w:val="left"/>
       <w:pPr>
         <w:ind w:left="1440" w:hanging="360"/>
@@ -17388,8 +18012,8 @@
   <w:abstractNum w:abstractNumId="61">
     <w:lvl w:ilvl="0">
       <w:start w:val="1"/>
-      <w:numFmt w:val="decimal"/>
-      <w:lvlText w:val="%1."/>
+      <w:numFmt w:val="bullet"/>
+      <w:lvlText w:val="●"/>
       <w:lvlJc w:val="left"/>
       <w:pPr>
         <w:ind w:left="720" w:hanging="360"/>
@@ -17400,8 +18024,8 @@
     </w:lvl>
     <w:lvl w:ilvl="1">
       <w:start w:val="1"/>
-      <w:numFmt w:val="lowerLetter"/>
-      <w:lvlText w:val="%2."/>
+      <w:numFmt w:val="bullet"/>
+      <w:lvlText w:val="○"/>
       <w:lvlJc w:val="left"/>
       <w:pPr>
         <w:ind w:left="1440" w:hanging="360"/>
@@ -17412,8 +18036,8 @@
     </w:lvl>
     <w:lvl w:ilvl="2">
       <w:start w:val="1"/>
-      <w:numFmt w:val="lowerRoman"/>
-      <w:lvlText w:val="%3."/>
+      <w:numFmt w:val="bullet"/>
+      <w:lvlText w:val="■"/>
       <w:lvlJc w:val="left"/>
       <w:pPr>
         <w:ind w:left="2160" w:hanging="360"/>
@@ -17424,8 +18048,8 @@
     </w:lvl>
     <w:lvl w:ilvl="3">
       <w:start w:val="1"/>
-      <w:numFmt w:val="decimal"/>
-      <w:lvlText w:val="%4."/>
+      <w:numFmt w:val="bullet"/>
+      <w:lvlText w:val="●"/>
       <w:lvlJc w:val="left"/>
       <w:pPr>
         <w:ind w:left="2880" w:hanging="360"/>
@@ -17436,8 +18060,8 @@
     </w:lvl>
     <w:lvl w:ilvl="4">
       <w:start w:val="1"/>
-      <w:numFmt w:val="lowerLetter"/>
-      <w:lvlText w:val="%5."/>
+      <w:numFmt w:val="bullet"/>
+      <w:lvlText w:val="○"/>
       <w:lvlJc w:val="left"/>
       <w:pPr>
         <w:ind w:left="3600" w:hanging="360"/>
@@ -17448,8 +18072,8 @@
     </w:lvl>
     <w:lvl w:ilvl="5">
       <w:start w:val="1"/>
-      <w:numFmt w:val="lowerRoman"/>
-      <w:lvlText w:val="%6."/>
+      <w:numFmt w:val="bullet"/>
+      <w:lvlText w:val="■"/>
       <w:lvlJc w:val="left"/>
       <w:pPr>
         <w:ind w:left="4320" w:hanging="360"/>
@@ -17460,8 +18084,8 @@
     </w:lvl>
     <w:lvl w:ilvl="6">
       <w:start w:val="1"/>
-      <w:numFmt w:val="decimal"/>
-      <w:lvlText w:val="%7."/>
+      <w:numFmt w:val="bullet"/>
+      <w:lvlText w:val="●"/>
       <w:lvlJc w:val="left"/>
       <w:pPr>
         <w:ind w:left="5040" w:hanging="360"/>
@@ -17472,8 +18096,8 @@
     </w:lvl>
     <w:lvl w:ilvl="7">
       <w:start w:val="1"/>
-      <w:numFmt w:val="lowerLetter"/>
-      <w:lvlText w:val="%8."/>
+      <w:numFmt w:val="bullet"/>
+      <w:lvlText w:val="○"/>
       <w:lvlJc w:val="left"/>
       <w:pPr>
         <w:ind w:left="5760" w:hanging="360"/>
@@ -17484,8 +18108,8 @@
     </w:lvl>
     <w:lvl w:ilvl="8">
       <w:start w:val="1"/>
-      <w:numFmt w:val="lowerRoman"/>
-      <w:lvlText w:val="%9."/>
+      <w:numFmt w:val="bullet"/>
+      <w:lvlText w:val="■"/>
       <w:lvlJc w:val="left"/>
       <w:pPr>
         <w:ind w:left="6480" w:hanging="360"/>
@@ -17498,8 +18122,8 @@
   <w:abstractNum w:abstractNumId="62">
     <w:lvl w:ilvl="0">
       <w:start w:val="1"/>
-      <w:numFmt w:val="bullet"/>
-      <w:lvlText w:val="●"/>
+      <w:numFmt w:val="decimal"/>
+      <w:lvlText w:val="%1."/>
       <w:lvlJc w:val="left"/>
       <w:pPr>
         <w:ind w:left="720" w:hanging="360"/>
@@ -17510,8 +18134,8 @@
     </w:lvl>
     <w:lvl w:ilvl="1">
       <w:start w:val="1"/>
-      <w:numFmt w:val="bullet"/>
-      <w:lvlText w:val="○"/>
+      <w:numFmt w:val="lowerLetter"/>
+      <w:lvlText w:val="%2."/>
       <w:lvlJc w:val="left"/>
       <w:pPr>
         <w:ind w:left="1440" w:hanging="360"/>
@@ -17522,8 +18146,8 @@
     </w:lvl>
     <w:lvl w:ilvl="2">
       <w:start w:val="1"/>
-      <w:numFmt w:val="bullet"/>
-      <w:lvlText w:val="■"/>
+      <w:numFmt w:val="lowerRoman"/>
+      <w:lvlText w:val="%3."/>
       <w:lvlJc w:val="left"/>
       <w:pPr>
         <w:ind w:left="2160" w:hanging="360"/>
@@ -17534,8 +18158,8 @@
     </w:lvl>
     <w:lvl w:ilvl="3">
       <w:start w:val="1"/>
-      <w:numFmt w:val="bullet"/>
-      <w:lvlText w:val="●"/>
+      <w:numFmt w:val="decimal"/>
+      <w:lvlText w:val="%4."/>
       <w:lvlJc w:val="left"/>
       <w:pPr>
         <w:ind w:left="2880" w:hanging="360"/>
@@ -17546,8 +18170,8 @@
     </w:lvl>
     <w:lvl w:ilvl="4">
       <w:start w:val="1"/>
-      <w:numFmt w:val="bullet"/>
-      <w:lvlText w:val="○"/>
+      <w:numFmt w:val="lowerLetter"/>
+      <w:lvlText w:val="%5."/>
       <w:lvlJc w:val="left"/>
       <w:pPr>
         <w:ind w:left="3600" w:hanging="360"/>
@@ -17558,8 +18182,8 @@
     </w:lvl>
     <w:lvl w:ilvl="5">
       <w:start w:val="1"/>
-      <w:numFmt w:val="bullet"/>
-      <w:lvlText w:val="■"/>
+      <w:numFmt w:val="lowerRoman"/>
+      <w:lvlText w:val="%6."/>
       <w:lvlJc w:val="left"/>
       <w:pPr>
         <w:ind w:left="4320" w:hanging="360"/>
@@ -17570,8 +18194,8 @@
     </w:lvl>
     <w:lvl w:ilvl="6">
       <w:start w:val="1"/>
-      <w:numFmt w:val="bullet"/>
-      <w:lvlText w:val="●"/>
+      <w:numFmt w:val="decimal"/>
+      <w:lvlText w:val="%7."/>
       <w:lvlJc w:val="left"/>
       <w:pPr>
         <w:ind w:left="5040" w:hanging="360"/>
@@ -17582,8 +18206,8 @@
     </w:lvl>
     <w:lvl w:ilvl="7">
       <w:start w:val="1"/>
-      <w:numFmt w:val="bullet"/>
-      <w:lvlText w:val="○"/>
+      <w:numFmt w:val="lowerLetter"/>
+      <w:lvlText w:val="%8."/>
       <w:lvlJc w:val="left"/>
       <w:pPr>
         <w:ind w:left="5760" w:hanging="360"/>
@@ -17594,8 +18218,8 @@
     </w:lvl>
     <w:lvl w:ilvl="8">
       <w:start w:val="1"/>
-      <w:numFmt w:val="bullet"/>
-      <w:lvlText w:val="■"/>
+      <w:numFmt w:val="lowerRoman"/>
+      <w:lvlText w:val="%9."/>
       <w:lvlJc w:val="left"/>
       <w:pPr>
         <w:ind w:left="6480" w:hanging="360"/>
@@ -17938,8 +18562,8 @@
   <w:abstractNum w:abstractNumId="66">
     <w:lvl w:ilvl="0">
       <w:start w:val="1"/>
-      <w:numFmt w:val="decimal"/>
-      <w:lvlText w:val="%1."/>
+      <w:numFmt w:val="bullet"/>
+      <w:lvlText w:val="●"/>
       <w:lvlJc w:val="left"/>
       <w:pPr>
         <w:ind w:left="720" w:hanging="360"/>
@@ -17950,8 +18574,8 @@
     </w:lvl>
     <w:lvl w:ilvl="1">
       <w:start w:val="1"/>
-      <w:numFmt w:val="lowerLetter"/>
-      <w:lvlText w:val="%2."/>
+      <w:numFmt w:val="bullet"/>
+      <w:lvlText w:val="○"/>
       <w:lvlJc w:val="left"/>
       <w:pPr>
         <w:ind w:left="1440" w:hanging="360"/>
@@ -17962,8 +18586,8 @@
     </w:lvl>
     <w:lvl w:ilvl="2">
       <w:start w:val="1"/>
-      <w:numFmt w:val="lowerRoman"/>
-      <w:lvlText w:val="%3."/>
+      <w:numFmt w:val="bullet"/>
+      <w:lvlText w:val="■"/>
       <w:lvlJc w:val="left"/>
       <w:pPr>
         <w:ind w:left="2160" w:hanging="360"/>
@@ -17974,8 +18598,8 @@
     </w:lvl>
     <w:lvl w:ilvl="3">
       <w:start w:val="1"/>
-      <w:numFmt w:val="decimal"/>
-      <w:lvlText w:val="%4."/>
+      <w:numFmt w:val="bullet"/>
+      <w:lvlText w:val="●"/>
       <w:lvlJc w:val="left"/>
       <w:pPr>
         <w:ind w:left="2880" w:hanging="360"/>
@@ -17986,8 +18610,8 @@
     </w:lvl>
     <w:lvl w:ilvl="4">
       <w:start w:val="1"/>
-      <w:numFmt w:val="lowerLetter"/>
-      <w:lvlText w:val="%5."/>
+      <w:numFmt w:val="bullet"/>
+      <w:lvlText w:val="○"/>
       <w:lvlJc w:val="left"/>
       <w:pPr>
         <w:ind w:left="3600" w:hanging="360"/>
@@ -17998,8 +18622,8 @@
     </w:lvl>
     <w:lvl w:ilvl="5">
       <w:start w:val="1"/>
-      <w:numFmt w:val="lowerRoman"/>
-      <w:lvlText w:val="%6."/>
+      <w:numFmt w:val="bullet"/>
+      <w:lvlText w:val="■"/>
       <w:lvlJc w:val="left"/>
       <w:pPr>
         <w:ind w:left="4320" w:hanging="360"/>
@@ -18010,8 +18634,8 @@
     </w:lvl>
     <w:lvl w:ilvl="6">
       <w:start w:val="1"/>
-      <w:numFmt w:val="decimal"/>
-      <w:lvlText w:val="%7."/>
+      <w:numFmt w:val="bullet"/>
+      <w:lvlText w:val="●"/>
       <w:lvlJc w:val="left"/>
       <w:pPr>
         <w:ind w:left="5040" w:hanging="360"/>
@@ -18022,8 +18646,8 @@
     </w:lvl>
     <w:lvl w:ilvl="7">
       <w:start w:val="1"/>
-      <w:numFmt w:val="lowerLetter"/>
-      <w:lvlText w:val="%8."/>
+      <w:numFmt w:val="bullet"/>
+      <w:lvlText w:val="○"/>
       <w:lvlJc w:val="left"/>
       <w:pPr>
         <w:ind w:left="5760" w:hanging="360"/>
@@ -18034,8 +18658,8 @@
     </w:lvl>
     <w:lvl w:ilvl="8">
       <w:start w:val="1"/>
-      <w:numFmt w:val="lowerRoman"/>
-      <w:lvlText w:val="%9."/>
+      <w:numFmt w:val="bullet"/>
+      <w:lvlText w:val="■"/>
       <w:lvlJc w:val="left"/>
       <w:pPr>
         <w:ind w:left="6480" w:hanging="360"/>
@@ -18048,8 +18672,8 @@
   <w:abstractNum w:abstractNumId="67">
     <w:lvl w:ilvl="0">
       <w:start w:val="1"/>
-      <w:numFmt w:val="bullet"/>
-      <w:lvlText w:val="●"/>
+      <w:numFmt w:val="decimal"/>
+      <w:lvlText w:val="%1."/>
       <w:lvlJc w:val="left"/>
       <w:pPr>
         <w:ind w:left="720" w:hanging="360"/>
@@ -18060,8 +18684,8 @@
     </w:lvl>
     <w:lvl w:ilvl="1">
       <w:start w:val="1"/>
-      <w:numFmt w:val="bullet"/>
-      <w:lvlText w:val="○"/>
+      <w:numFmt w:val="lowerLetter"/>
+      <w:lvlText w:val="%2."/>
       <w:lvlJc w:val="left"/>
       <w:pPr>
         <w:ind w:left="1440" w:hanging="360"/>
@@ -18072,8 +18696,8 @@
     </w:lvl>
     <w:lvl w:ilvl="2">
       <w:start w:val="1"/>
-      <w:numFmt w:val="bullet"/>
-      <w:lvlText w:val="■"/>
+      <w:numFmt w:val="lowerRoman"/>
+      <w:lvlText w:val="%3."/>
       <w:lvlJc w:val="left"/>
       <w:pPr>
         <w:ind w:left="2160" w:hanging="360"/>
@@ -18084,8 +18708,8 @@
     </w:lvl>
     <w:lvl w:ilvl="3">
       <w:start w:val="1"/>
-      <w:numFmt w:val="bullet"/>
-      <w:lvlText w:val="●"/>
+      <w:numFmt w:val="decimal"/>
+      <w:lvlText w:val="%4."/>
       <w:lvlJc w:val="left"/>
       <w:pPr>
         <w:ind w:left="2880" w:hanging="360"/>
@@ -18096,8 +18720,8 @@
     </w:lvl>
     <w:lvl w:ilvl="4">
       <w:start w:val="1"/>
-      <w:numFmt w:val="bullet"/>
-      <w:lvlText w:val="○"/>
+      <w:numFmt w:val="lowerLetter"/>
+      <w:lvlText w:val="%5."/>
       <w:lvlJc w:val="left"/>
       <w:pPr>
         <w:ind w:left="3600" w:hanging="360"/>
@@ -18108,8 +18732,8 @@
     </w:lvl>
     <w:lvl w:ilvl="5">
       <w:start w:val="1"/>
-      <w:numFmt w:val="bullet"/>
-      <w:lvlText w:val="■"/>
+      <w:numFmt w:val="lowerRoman"/>
+      <w:lvlText w:val="%6."/>
       <w:lvlJc w:val="left"/>
       <w:pPr>
         <w:ind w:left="4320" w:hanging="360"/>
@@ -18120,8 +18744,8 @@
     </w:lvl>
     <w:lvl w:ilvl="6">
       <w:start w:val="1"/>
-      <w:numFmt w:val="bullet"/>
-      <w:lvlText w:val="●"/>
+      <w:numFmt w:val="decimal"/>
+      <w:lvlText w:val="%7."/>
       <w:lvlJc w:val="left"/>
       <w:pPr>
         <w:ind w:left="5040" w:hanging="360"/>
@@ -18132,8 +18756,8 @@
     </w:lvl>
     <w:lvl w:ilvl="7">
       <w:start w:val="1"/>
-      <w:numFmt w:val="bullet"/>
-      <w:lvlText w:val="○"/>
+      <w:numFmt w:val="lowerLetter"/>
+      <w:lvlText w:val="%8."/>
       <w:lvlJc w:val="left"/>
       <w:pPr>
         <w:ind w:left="5760" w:hanging="360"/>
@@ -18144,8 +18768,8 @@
     </w:lvl>
     <w:lvl w:ilvl="8">
       <w:start w:val="1"/>
-      <w:numFmt w:val="bullet"/>
-      <w:lvlText w:val="■"/>
+      <w:numFmt w:val="lowerRoman"/>
+      <w:lvlText w:val="%9."/>
       <w:lvlJc w:val="left"/>
       <w:pPr>
         <w:ind w:left="6480" w:hanging="360"/>
@@ -18486,6 +19110,116 @@
     </w:lvl>
   </w:abstractNum>
   <w:abstractNum w:abstractNumId="71">
+    <w:lvl w:ilvl="0">
+      <w:start w:val="1"/>
+      <w:numFmt w:val="bullet"/>
+      <w:lvlText w:val="●"/>
+      <w:lvlJc w:val="left"/>
+      <w:pPr>
+        <w:ind w:left="720" w:hanging="360"/>
+      </w:pPr>
+      <w:rPr>
+        <w:u w:val="none"/>
+      </w:rPr>
+    </w:lvl>
+    <w:lvl w:ilvl="1">
+      <w:start w:val="1"/>
+      <w:numFmt w:val="bullet"/>
+      <w:lvlText w:val="○"/>
+      <w:lvlJc w:val="left"/>
+      <w:pPr>
+        <w:ind w:left="1440" w:hanging="360"/>
+      </w:pPr>
+      <w:rPr>
+        <w:u w:val="none"/>
+      </w:rPr>
+    </w:lvl>
+    <w:lvl w:ilvl="2">
+      <w:start w:val="1"/>
+      <w:numFmt w:val="bullet"/>
+      <w:lvlText w:val="■"/>
+      <w:lvlJc w:val="left"/>
+      <w:pPr>
+        <w:ind w:left="2160" w:hanging="360"/>
+      </w:pPr>
+      <w:rPr>
+        <w:u w:val="none"/>
+      </w:rPr>
+    </w:lvl>
+    <w:lvl w:ilvl="3">
+      <w:start w:val="1"/>
+      <w:numFmt w:val="bullet"/>
+      <w:lvlText w:val="●"/>
+      <w:lvlJc w:val="left"/>
+      <w:pPr>
+        <w:ind w:left="2880" w:hanging="360"/>
+      </w:pPr>
+      <w:rPr>
+        <w:u w:val="none"/>
+      </w:rPr>
+    </w:lvl>
+    <w:lvl w:ilvl="4">
+      <w:start w:val="1"/>
+      <w:numFmt w:val="bullet"/>
+      <w:lvlText w:val="○"/>
+      <w:lvlJc w:val="left"/>
+      <w:pPr>
+        <w:ind w:left="3600" w:hanging="360"/>
+      </w:pPr>
+      <w:rPr>
+        <w:u w:val="none"/>
+      </w:rPr>
+    </w:lvl>
+    <w:lvl w:ilvl="5">
+      <w:start w:val="1"/>
+      <w:numFmt w:val="bullet"/>
+      <w:lvlText w:val="■"/>
+      <w:lvlJc w:val="left"/>
+      <w:pPr>
+        <w:ind w:left="4320" w:hanging="360"/>
+      </w:pPr>
+      <w:rPr>
+        <w:u w:val="none"/>
+      </w:rPr>
+    </w:lvl>
+    <w:lvl w:ilvl="6">
+      <w:start w:val="1"/>
+      <w:numFmt w:val="bullet"/>
+      <w:lvlText w:val="●"/>
+      <w:lvlJc w:val="left"/>
+      <w:pPr>
+        <w:ind w:left="5040" w:hanging="360"/>
+      </w:pPr>
+      <w:rPr>
+        <w:u w:val="none"/>
+      </w:rPr>
+    </w:lvl>
+    <w:lvl w:ilvl="7">
+      <w:start w:val="1"/>
+      <w:numFmt w:val="bullet"/>
+      <w:lvlText w:val="○"/>
+      <w:lvlJc w:val="left"/>
+      <w:pPr>
+        <w:ind w:left="5760" w:hanging="360"/>
+      </w:pPr>
+      <w:rPr>
+        <w:u w:val="none"/>
+      </w:rPr>
+    </w:lvl>
+    <w:lvl w:ilvl="8">
+      <w:start w:val="1"/>
+      <w:numFmt w:val="bullet"/>
+      <w:lvlText w:val="■"/>
+      <w:lvlJc w:val="left"/>
+      <w:pPr>
+        <w:ind w:left="6480" w:hanging="360"/>
+      </w:pPr>
+      <w:rPr>
+        <w:u w:val="none"/>
+      </w:rPr>
+    </w:lvl>
+  </w:abstractNum>
+  <w:abstractNum w:abstractNumId="72">
     <w:lvl w:ilvl="0">
       <w:start w:val="1"/>
       <w:numFmt w:val="bullet"/>
@@ -18807,6 +19541,9 @@
   </w:num>
   <w:num w:numId="71">
     <w:abstractNumId w:val="71"/>
+  </w:num>
+  <w:num w:numId="72">
+    <w:abstractNumId w:val="72"/>
   </w:num>
 </w:numbering>
 </file>
